--- a/docs/qms/evidence-2026/QMS_Word/procedures__SOP-13_Internal_Audit.docx
+++ b/docs/qms/evidence-2026/QMS_Word/procedures__SOP-13_Internal_Audit.docx
@@ -17,20 +17,20 @@
     </w:p>
     <w:tbl>
       <w:tblPr>
-        <w:tblW w:w="4622" w:type="dxa"/>
+        <w:tblW w:w="5000" w:type="pct"/>
         <w:jc w:val="left"/>
-        <w:tblInd w:w="0" w:type="dxa"/>
+        <w:tblInd w:w="-7" w:type="dxa"/>
         <w:tblLayout w:type="fixed"/>
         <w:tblCellMar>
-          <w:top w:w="28" w:type="dxa"/>
-          <w:left w:w="28" w:type="dxa"/>
-          <w:bottom w:w="28" w:type="dxa"/>
-          <w:right w:w="28" w:type="dxa"/>
+          <w:top w:w="60" w:type="dxa"/>
+          <w:left w:w="60" w:type="dxa"/>
+          <w:bottom w:w="60" w:type="dxa"/>
+          <w:right w:w="60" w:type="dxa"/>
         </w:tblCellMar>
       </w:tblPr>
       <w:tblGrid>
-        <w:gridCol w:w="1951"/>
-        <w:gridCol w:w="2671"/>
+        <w:gridCol w:w="1387"/>
+        <w:gridCol w:w="3451"/>
       </w:tblGrid>
       <w:tr>
         <w:trPr>
@@ -38,44 +38,60 @@
         </w:trPr>
         <w:tc>
           <w:tcPr>
-            <w:tcW w:w="1951" w:type="dxa"/>
-            <w:tcBorders/>
+            <w:tcW w:w="1387" w:type="dxa"/>
+            <w:tcBorders>
+              <w:top w:val="single" w:sz="6" w:space="0" w:color="BFC7D5"/>
+              <w:left w:val="single" w:sz="6" w:space="0" w:color="BFC7D5"/>
+              <w:bottom w:val="single" w:sz="2" w:space="0" w:color="BFC7D5"/>
+              <w:right w:val="single" w:sz="6" w:space="0" w:color="BFC7D5"/>
+            </w:tcBorders>
+            <w:shd w:fill="1F3A5F" w:val="clear"/>
             <w:vAlign w:val="center"/>
           </w:tcPr>
           <w:p>
             <w:pPr>
               <w:pStyle w:val="TableHeading"/>
-              <w:suppressLineNumbers/>
-              <w:shd w:fill="1F3A5F" w:val="clear"/>
-              <w:bidi w:val="0"/>
-              <w:spacing w:before="0" w:after="283"/>
-              <w:jc w:val="center"/>
-              <w:rPr/>
-            </w:pPr>
-            <w:r>
-              <w:rPr/>
+              <w:bidi w:val="0"/>
+              <w:spacing w:before="0" w:after="283"/>
+              <w:jc w:val="left"/>
+              <w:rPr>
+                <w:color w:val="FFFFFF"/>
+              </w:rPr>
+            </w:pPr>
+            <w:r>
+              <w:rPr>
+                <w:color w:val="FFFFFF"/>
+              </w:rPr>
               <w:t>Field</w:t>
             </w:r>
           </w:p>
         </w:tc>
         <w:tc>
           <w:tcPr>
-            <w:tcW w:w="2671" w:type="dxa"/>
-            <w:tcBorders/>
+            <w:tcW w:w="3451" w:type="dxa"/>
+            <w:tcBorders>
+              <w:top w:val="single" w:sz="6" w:space="0" w:color="BFC7D5"/>
+              <w:left w:val="single" w:sz="2" w:space="0" w:color="BFC7D5"/>
+              <w:bottom w:val="single" w:sz="2" w:space="0" w:color="BFC7D5"/>
+              <w:right w:val="single" w:sz="6" w:space="0" w:color="BFC7D5"/>
+            </w:tcBorders>
+            <w:shd w:fill="1F3A5F" w:val="clear"/>
             <w:vAlign w:val="center"/>
           </w:tcPr>
           <w:p>
             <w:pPr>
               <w:pStyle w:val="TableHeading"/>
-              <w:suppressLineNumbers/>
-              <w:shd w:fill="1F3A5F" w:val="clear"/>
-              <w:bidi w:val="0"/>
-              <w:spacing w:before="0" w:after="283"/>
-              <w:jc w:val="center"/>
-              <w:rPr/>
-            </w:pPr>
-            <w:r>
-              <w:rPr/>
+              <w:bidi w:val="0"/>
+              <w:spacing w:before="0" w:after="283"/>
+              <w:jc w:val="left"/>
+              <w:rPr>
+                <w:color w:val="FFFFFF"/>
+              </w:rPr>
+            </w:pPr>
+            <w:r>
+              <w:rPr>
+                <w:color w:val="FFFFFF"/>
+              </w:rPr>
               <w:t>Value</w:t>
             </w:r>
           </w:p>
@@ -85,8 +101,12 @@
         <w:trPr/>
         <w:tc>
           <w:tcPr>
-            <w:tcW w:w="1951" w:type="dxa"/>
-            <w:tcBorders/>
+            <w:tcW w:w="1387" w:type="dxa"/>
+            <w:tcBorders>
+              <w:left w:val="single" w:sz="6" w:space="0" w:color="BFC7D5"/>
+              <w:bottom w:val="single" w:sz="2" w:space="0" w:color="BFC7D5"/>
+              <w:right w:val="single" w:sz="6" w:space="0" w:color="BFC7D5"/>
+            </w:tcBorders>
             <w:vAlign w:val="center"/>
           </w:tcPr>
           <w:p>
@@ -105,8 +125,12 @@
         </w:tc>
         <w:tc>
           <w:tcPr>
-            <w:tcW w:w="2671" w:type="dxa"/>
-            <w:tcBorders/>
+            <w:tcW w:w="3451" w:type="dxa"/>
+            <w:tcBorders>
+              <w:left w:val="single" w:sz="2" w:space="0" w:color="BFC7D5"/>
+              <w:bottom w:val="single" w:sz="2" w:space="0" w:color="BFC7D5"/>
+              <w:right w:val="single" w:sz="6" w:space="0" w:color="BFC7D5"/>
+            </w:tcBorders>
             <w:vAlign w:val="center"/>
           </w:tcPr>
           <w:p>
@@ -128,8 +152,12 @@
         <w:trPr/>
         <w:tc>
           <w:tcPr>
-            <w:tcW w:w="1951" w:type="dxa"/>
-            <w:tcBorders/>
+            <w:tcW w:w="1387" w:type="dxa"/>
+            <w:tcBorders>
+              <w:left w:val="single" w:sz="6" w:space="0" w:color="BFC7D5"/>
+              <w:bottom w:val="single" w:sz="2" w:space="0" w:color="BFC7D5"/>
+              <w:right w:val="single" w:sz="6" w:space="0" w:color="BFC7D5"/>
+            </w:tcBorders>
             <w:vAlign w:val="center"/>
           </w:tcPr>
           <w:p>
@@ -148,21 +176,25 @@
         </w:tc>
         <w:tc>
           <w:tcPr>
-            <w:tcW w:w="2671" w:type="dxa"/>
-            <w:tcBorders/>
-            <w:vAlign w:val="center"/>
-          </w:tcPr>
-          <w:p>
-            <w:pPr>
-              <w:pStyle w:val="TableContents"/>
-              <w:bidi w:val="0"/>
-              <w:spacing w:before="0" w:after="283"/>
-              <w:jc w:val="left"/>
-              <w:rPr/>
-            </w:pPr>
-            <w:r>
-              <w:rPr/>
-              <w:t>1.0</w:t>
+            <w:tcW w:w="3451" w:type="dxa"/>
+            <w:tcBorders>
+              <w:left w:val="single" w:sz="2" w:space="0" w:color="BFC7D5"/>
+              <w:bottom w:val="single" w:sz="2" w:space="0" w:color="BFC7D5"/>
+              <w:right w:val="single" w:sz="6" w:space="0" w:color="BFC7D5"/>
+            </w:tcBorders>
+            <w:vAlign w:val="center"/>
+          </w:tcPr>
+          <w:p>
+            <w:pPr>
+              <w:pStyle w:val="TableContents"/>
+              <w:bidi w:val="0"/>
+              <w:spacing w:before="0" w:after="283"/>
+              <w:jc w:val="left"/>
+              <w:rPr/>
+            </w:pPr>
+            <w:r>
+              <w:rPr/>
+              <w:t>1.1</w:t>
             </w:r>
           </w:p>
         </w:tc>
@@ -171,8 +203,12 @@
         <w:trPr/>
         <w:tc>
           <w:tcPr>
-            <w:tcW w:w="1951" w:type="dxa"/>
-            <w:tcBorders/>
+            <w:tcW w:w="1387" w:type="dxa"/>
+            <w:tcBorders>
+              <w:left w:val="single" w:sz="6" w:space="0" w:color="BFC7D5"/>
+              <w:bottom w:val="single" w:sz="2" w:space="0" w:color="BFC7D5"/>
+              <w:right w:val="single" w:sz="6" w:space="0" w:color="BFC7D5"/>
+            </w:tcBorders>
             <w:vAlign w:val="center"/>
           </w:tcPr>
           <w:p>
@@ -191,8 +227,12 @@
         </w:tc>
         <w:tc>
           <w:tcPr>
-            <w:tcW w:w="2671" w:type="dxa"/>
-            <w:tcBorders/>
+            <w:tcW w:w="3451" w:type="dxa"/>
+            <w:tcBorders>
+              <w:left w:val="single" w:sz="2" w:space="0" w:color="BFC7D5"/>
+              <w:bottom w:val="single" w:sz="2" w:space="0" w:color="BFC7D5"/>
+              <w:right w:val="single" w:sz="6" w:space="0" w:color="BFC7D5"/>
+            </w:tcBorders>
             <w:vAlign w:val="center"/>
           </w:tcPr>
           <w:p>
@@ -207,7 +247,7 @@
               <w:rPr>
                 <w:rStyle w:val="Strong"/>
               </w:rPr>
-              <w:t>DRAFT — not yet approved</w:t>
+              <w:t>APPROVED</w:t>
             </w:r>
           </w:p>
         </w:tc>
@@ -216,8 +256,12 @@
         <w:trPr/>
         <w:tc>
           <w:tcPr>
-            <w:tcW w:w="1951" w:type="dxa"/>
-            <w:tcBorders/>
+            <w:tcW w:w="1387" w:type="dxa"/>
+            <w:tcBorders>
+              <w:left w:val="single" w:sz="6" w:space="0" w:color="BFC7D5"/>
+              <w:bottom w:val="single" w:sz="2" w:space="0" w:color="BFC7D5"/>
+              <w:right w:val="single" w:sz="6" w:space="0" w:color="BFC7D5"/>
+            </w:tcBorders>
             <w:vAlign w:val="center"/>
           </w:tcPr>
           <w:p>
@@ -236,21 +280,25 @@
         </w:tc>
         <w:tc>
           <w:tcPr>
-            <w:tcW w:w="2671" w:type="dxa"/>
-            <w:tcBorders/>
-            <w:vAlign w:val="center"/>
-          </w:tcPr>
-          <w:p>
-            <w:pPr>
-              <w:pStyle w:val="TableContents"/>
-              <w:bidi w:val="0"/>
-              <w:spacing w:before="0" w:after="283"/>
-              <w:jc w:val="left"/>
-              <w:rPr/>
-            </w:pPr>
-            <w:r>
-              <w:rPr/>
-              <w:t>Managing Director</w:t>
+            <w:tcW w:w="3451" w:type="dxa"/>
+            <w:tcBorders>
+              <w:left w:val="single" w:sz="2" w:space="0" w:color="BFC7D5"/>
+              <w:bottom w:val="single" w:sz="2" w:space="0" w:color="BFC7D5"/>
+              <w:right w:val="single" w:sz="6" w:space="0" w:color="BFC7D5"/>
+            </w:tcBorders>
+            <w:vAlign w:val="center"/>
+          </w:tcPr>
+          <w:p>
+            <w:pPr>
+              <w:pStyle w:val="TableContents"/>
+              <w:bidi w:val="0"/>
+              <w:spacing w:before="0" w:after="283"/>
+              <w:jc w:val="left"/>
+              <w:rPr/>
+            </w:pPr>
+            <w:r>
+              <w:rPr/>
+              <w:t>Managing Director (Anita Johan)</w:t>
             </w:r>
           </w:p>
         </w:tc>
@@ -259,8 +307,12 @@
         <w:trPr/>
         <w:tc>
           <w:tcPr>
-            <w:tcW w:w="1951" w:type="dxa"/>
-            <w:tcBorders/>
+            <w:tcW w:w="1387" w:type="dxa"/>
+            <w:tcBorders>
+              <w:left w:val="single" w:sz="6" w:space="0" w:color="BFC7D5"/>
+              <w:bottom w:val="single" w:sz="2" w:space="0" w:color="BFC7D5"/>
+              <w:right w:val="single" w:sz="6" w:space="0" w:color="BFC7D5"/>
+            </w:tcBorders>
             <w:vAlign w:val="center"/>
           </w:tcPr>
           <w:p>
@@ -279,23 +331,25 @@
         </w:tc>
         <w:tc>
           <w:tcPr>
-            <w:tcW w:w="2671" w:type="dxa"/>
-            <w:tcBorders/>
-            <w:vAlign w:val="center"/>
-          </w:tcPr>
-          <w:p>
-            <w:pPr>
-              <w:pStyle w:val="TableContents"/>
-              <w:bidi w:val="0"/>
-              <w:spacing w:before="0" w:after="283"/>
-              <w:jc w:val="left"/>
-              <w:rPr/>
-            </w:pPr>
-            <w:r>
-              <w:rPr>
-                <w:rStyle w:val="SourceText"/>
-              </w:rPr>
-              <w:t>________________________</w:t>
+            <w:tcW w:w="3451" w:type="dxa"/>
+            <w:tcBorders>
+              <w:left w:val="single" w:sz="2" w:space="0" w:color="BFC7D5"/>
+              <w:bottom w:val="single" w:sz="2" w:space="0" w:color="BFC7D5"/>
+              <w:right w:val="single" w:sz="6" w:space="0" w:color="BFC7D5"/>
+            </w:tcBorders>
+            <w:vAlign w:val="center"/>
+          </w:tcPr>
+          <w:p>
+            <w:pPr>
+              <w:pStyle w:val="TableContents"/>
+              <w:bidi w:val="0"/>
+              <w:spacing w:before="0" w:after="283"/>
+              <w:jc w:val="left"/>
+              <w:rPr/>
+            </w:pPr>
+            <w:r>
+              <w:rPr/>
+              <w:t>Anita Johan (Managing Director)</w:t>
             </w:r>
           </w:p>
         </w:tc>
@@ -304,8 +358,12 @@
         <w:trPr/>
         <w:tc>
           <w:tcPr>
-            <w:tcW w:w="1951" w:type="dxa"/>
-            <w:tcBorders/>
+            <w:tcW w:w="1387" w:type="dxa"/>
+            <w:tcBorders>
+              <w:left w:val="single" w:sz="6" w:space="0" w:color="BFC7D5"/>
+              <w:bottom w:val="single" w:sz="2" w:space="0" w:color="BFC7D5"/>
+              <w:right w:val="single" w:sz="6" w:space="0" w:color="BFC7D5"/>
+            </w:tcBorders>
             <w:vAlign w:val="center"/>
           </w:tcPr>
           <w:p>
@@ -324,23 +382,25 @@
         </w:tc>
         <w:tc>
           <w:tcPr>
-            <w:tcW w:w="2671" w:type="dxa"/>
-            <w:tcBorders/>
-            <w:vAlign w:val="center"/>
-          </w:tcPr>
-          <w:p>
-            <w:pPr>
-              <w:pStyle w:val="TableContents"/>
-              <w:bidi w:val="0"/>
-              <w:spacing w:before="0" w:after="283"/>
-              <w:jc w:val="left"/>
-              <w:rPr/>
-            </w:pPr>
-            <w:r>
-              <w:rPr>
-                <w:rStyle w:val="SourceText"/>
-              </w:rPr>
-              <w:t>____ / ____ / ________</w:t>
+            <w:tcW w:w="3451" w:type="dxa"/>
+            <w:tcBorders>
+              <w:left w:val="single" w:sz="2" w:space="0" w:color="BFC7D5"/>
+              <w:bottom w:val="single" w:sz="2" w:space="0" w:color="BFC7D5"/>
+              <w:right w:val="single" w:sz="6" w:space="0" w:color="BFC7D5"/>
+            </w:tcBorders>
+            <w:vAlign w:val="center"/>
+          </w:tcPr>
+          <w:p>
+            <w:pPr>
+              <w:pStyle w:val="TableContents"/>
+              <w:bidi w:val="0"/>
+              <w:spacing w:before="0" w:after="283"/>
+              <w:jc w:val="left"/>
+              <w:rPr/>
+            </w:pPr>
+            <w:r>
+              <w:rPr/>
+              <w:t>2026-10-07</w:t>
             </w:r>
           </w:p>
         </w:tc>
@@ -349,8 +409,12 @@
         <w:trPr/>
         <w:tc>
           <w:tcPr>
-            <w:tcW w:w="1951" w:type="dxa"/>
-            <w:tcBorders/>
+            <w:tcW w:w="1387" w:type="dxa"/>
+            <w:tcBorders>
+              <w:left w:val="single" w:sz="6" w:space="0" w:color="BFC7D5"/>
+              <w:bottom w:val="single" w:sz="2" w:space="0" w:color="BFC7D5"/>
+              <w:right w:val="single" w:sz="6" w:space="0" w:color="BFC7D5"/>
+            </w:tcBorders>
             <w:vAlign w:val="center"/>
           </w:tcPr>
           <w:p>
@@ -369,8 +433,12 @@
         </w:tc>
         <w:tc>
           <w:tcPr>
-            <w:tcW w:w="2671" w:type="dxa"/>
-            <w:tcBorders/>
+            <w:tcW w:w="3451" w:type="dxa"/>
+            <w:tcBorders>
+              <w:left w:val="single" w:sz="2" w:space="0" w:color="BFC7D5"/>
+              <w:bottom w:val="single" w:sz="2" w:space="0" w:color="BFC7D5"/>
+              <w:right w:val="single" w:sz="6" w:space="0" w:color="BFC7D5"/>
+            </w:tcBorders>
             <w:vAlign w:val="center"/>
           </w:tcPr>
           <w:p>
@@ -384,11 +452,235 @@
             <w:r>
               <w:rPr/>
               <w:t>9.2.1, 9.2.2</w:t>
+            </w:r>
+          </w:p>
+        </w:tc>
+      </w:tr>
+      <w:tr>
+        <w:trPr/>
+        <w:tc>
+          <w:tcPr>
+            <w:tcW w:w="1387" w:type="dxa"/>
+            <w:tcBorders>
+              <w:left w:val="single" w:sz="6" w:space="0" w:color="BFC7D5"/>
+              <w:bottom w:val="single" w:sz="2" w:space="0" w:color="BFC7D5"/>
+              <w:right w:val="single" w:sz="6" w:space="0" w:color="BFC7D5"/>
+            </w:tcBorders>
+            <w:vAlign w:val="center"/>
+          </w:tcPr>
+          <w:p>
+            <w:pPr>
+              <w:pStyle w:val="TableContents"/>
+              <w:bidi w:val="0"/>
+              <w:spacing w:before="0" w:after="283"/>
+              <w:jc w:val="left"/>
+              <w:rPr/>
+            </w:pPr>
+            <w:r>
+              <w:rPr/>
+              <w:t>Prepared by</w:t>
+            </w:r>
+          </w:p>
+        </w:tc>
+        <w:tc>
+          <w:tcPr>
+            <w:tcW w:w="3451" w:type="dxa"/>
+            <w:tcBorders>
+              <w:left w:val="single" w:sz="2" w:space="0" w:color="BFC7D5"/>
+              <w:bottom w:val="single" w:sz="2" w:space="0" w:color="BFC7D5"/>
+              <w:right w:val="single" w:sz="6" w:space="0" w:color="BFC7D5"/>
+            </w:tcBorders>
+            <w:vAlign w:val="center"/>
+          </w:tcPr>
+          <w:p>
+            <w:pPr>
+              <w:pStyle w:val="TableContents"/>
+              <w:bidi w:val="0"/>
+              <w:spacing w:before="0" w:after="283"/>
+              <w:jc w:val="left"/>
+              <w:rPr/>
+            </w:pPr>
+            <w:r>
+              <w:rPr/>
+              <w:t>Richard Watson Stephen Amudha (Lead Engineer) — 2026-10-07</w:t>
+            </w:r>
+          </w:p>
+        </w:tc>
+      </w:tr>
+      <w:tr>
+        <w:trPr/>
+        <w:tc>
+          <w:tcPr>
+            <w:tcW w:w="1387" w:type="dxa"/>
+            <w:tcBorders>
+              <w:left w:val="single" w:sz="6" w:space="0" w:color="BFC7D5"/>
+              <w:bottom w:val="single" w:sz="2" w:space="0" w:color="BFC7D5"/>
+              <w:right w:val="single" w:sz="6" w:space="0" w:color="BFC7D5"/>
+            </w:tcBorders>
+            <w:vAlign w:val="center"/>
+          </w:tcPr>
+          <w:p>
+            <w:pPr>
+              <w:pStyle w:val="TableContents"/>
+              <w:bidi w:val="0"/>
+              <w:spacing w:before="0" w:after="283"/>
+              <w:jc w:val="left"/>
+              <w:rPr/>
+            </w:pPr>
+            <w:r>
+              <w:rPr/>
+              <w:t>Reviewed by</w:t>
+            </w:r>
+          </w:p>
+        </w:tc>
+        <w:tc>
+          <w:tcPr>
+            <w:tcW w:w="3451" w:type="dxa"/>
+            <w:tcBorders>
+              <w:left w:val="single" w:sz="2" w:space="0" w:color="BFC7D5"/>
+              <w:bottom w:val="single" w:sz="2" w:space="0" w:color="BFC7D5"/>
+              <w:right w:val="single" w:sz="6" w:space="0" w:color="BFC7D5"/>
+            </w:tcBorders>
+            <w:vAlign w:val="center"/>
+          </w:tcPr>
+          <w:p>
+            <w:pPr>
+              <w:pStyle w:val="TableContents"/>
+              <w:bidi w:val="0"/>
+              <w:spacing w:before="0" w:after="283"/>
+              <w:jc w:val="left"/>
+              <w:rPr/>
+            </w:pPr>
+            <w:r>
+              <w:rPr/>
+              <w:t>Alexander Peter (EchoMind Project Lead) — 2026-10-07</w:t>
+            </w:r>
+          </w:p>
+        </w:tc>
+      </w:tr>
+      <w:tr>
+        <w:trPr/>
+        <w:tc>
+          <w:tcPr>
+            <w:tcW w:w="1387" w:type="dxa"/>
+            <w:tcBorders>
+              <w:left w:val="single" w:sz="6" w:space="0" w:color="BFC7D5"/>
+              <w:bottom w:val="single" w:sz="2" w:space="0" w:color="BFC7D5"/>
+              <w:right w:val="single" w:sz="6" w:space="0" w:color="BFC7D5"/>
+            </w:tcBorders>
+            <w:vAlign w:val="center"/>
+          </w:tcPr>
+          <w:p>
+            <w:pPr>
+              <w:pStyle w:val="TableContents"/>
+              <w:bidi w:val="0"/>
+              <w:spacing w:before="0" w:after="283"/>
+              <w:jc w:val="left"/>
+              <w:rPr/>
+            </w:pPr>
+            <w:r>
+              <w:rPr/>
+              <w:t>Quality assurance</w:t>
+            </w:r>
+          </w:p>
+        </w:tc>
+        <w:tc>
+          <w:tcPr>
+            <w:tcW w:w="3451" w:type="dxa"/>
+            <w:tcBorders>
+              <w:left w:val="single" w:sz="2" w:space="0" w:color="BFC7D5"/>
+              <w:bottom w:val="single" w:sz="2" w:space="0" w:color="BFC7D5"/>
+              <w:right w:val="single" w:sz="6" w:space="0" w:color="BFC7D5"/>
+            </w:tcBorders>
+            <w:vAlign w:val="center"/>
+          </w:tcPr>
+          <w:p>
+            <w:pPr>
+              <w:pStyle w:val="TableContents"/>
+              <w:bidi w:val="0"/>
+              <w:spacing w:before="0" w:after="283"/>
+              <w:jc w:val="left"/>
+              <w:rPr/>
+            </w:pPr>
+            <w:r>
+              <w:rPr/>
+              <w:t>Sheryl Nazareth (QA / MR) — 2026-10-07</w:t>
+            </w:r>
+          </w:p>
+        </w:tc>
+      </w:tr>
+      <w:tr>
+        <w:trPr/>
+        <w:tc>
+          <w:tcPr>
+            <w:tcW w:w="1387" w:type="dxa"/>
+            <w:tcBorders>
+              <w:left w:val="single" w:sz="6" w:space="0" w:color="BFC7D5"/>
+              <w:bottom w:val="single" w:sz="6" w:space="0" w:color="BFC7D5"/>
+              <w:right w:val="single" w:sz="6" w:space="0" w:color="BFC7D5"/>
+            </w:tcBorders>
+            <w:vAlign w:val="center"/>
+          </w:tcPr>
+          <w:p>
+            <w:pPr>
+              <w:pStyle w:val="TableContents"/>
+              <w:bidi w:val="0"/>
+              <w:spacing w:before="0" w:after="283"/>
+              <w:jc w:val="left"/>
+              <w:rPr/>
+            </w:pPr>
+            <w:r>
+              <w:rPr/>
+              <w:t>Approval record</w:t>
+            </w:r>
+          </w:p>
+        </w:tc>
+        <w:tc>
+          <w:tcPr>
+            <w:tcW w:w="3451" w:type="dxa"/>
+            <w:tcBorders>
+              <w:left w:val="single" w:sz="2" w:space="0" w:color="BFC7D5"/>
+              <w:bottom w:val="single" w:sz="6" w:space="0" w:color="BFC7D5"/>
+              <w:right w:val="single" w:sz="6" w:space="0" w:color="BFC7D5"/>
+            </w:tcBorders>
+            <w:vAlign w:val="center"/>
+          </w:tcPr>
+          <w:p>
+            <w:pPr>
+              <w:pStyle w:val="TableContents"/>
+              <w:bidi w:val="0"/>
+              <w:spacing w:before="0" w:after="283"/>
+              <w:jc w:val="left"/>
+              <w:rPr/>
+            </w:pPr>
+            <w:r>
+              <w:rPr>
+                <w:rStyle w:val="SourceText"/>
+              </w:rPr>
+              <w:t>records/approvals/2026-10-07_AR-2026-001_document_approval.md</w:t>
             </w:r>
           </w:p>
         </w:tc>
       </w:tr>
     </w:tbl>
+    <w:p>
+      <w:pPr>
+        <w:pStyle w:val="BlockQuotation"/>
+        <w:bidi w:val="0"/>
+        <w:jc w:val="left"/>
+        <w:rPr/>
+      </w:pPr>
+      <w:r>
+        <w:rPr>
+          <w:rStyle w:val="Strong"/>
+        </w:rPr>
+        <w:t>Revision note 2026-10-07.</w:t>
+      </w:r>
+      <w:r>
+        <w:rPr/>
+        <w:t xml:space="preserve"> Wording in this procedure about “one person” describes the engineering work, which is concentrated in the Lead Engineer. Within AJACE Inc. the roles are held by named people (QM-01 §7.1): independent review by the EchoMind Project Lead (Alexander Peter), verification and QMS maintenance by QA/MR (Sheryl Nazareth), approval and release authorisation by the Managing Director (Anita Johan); internal audit is provided by the AJACE Inc. corporate audit programme.</w:t>
+      </w:r>
+    </w:p>
     <w:p>
       <w:pPr>
         <w:pStyle w:val="HorizontalLine"/>
@@ -494,20 +786,20 @@
     </w:p>
     <w:tbl>
       <w:tblPr>
-        <w:tblW w:w="4729" w:type="dxa"/>
+        <w:tblW w:w="5000" w:type="pct"/>
         <w:jc w:val="left"/>
-        <w:tblInd w:w="0" w:type="dxa"/>
+        <w:tblInd w:w="-7" w:type="dxa"/>
         <w:tblLayout w:type="fixed"/>
         <w:tblCellMar>
-          <w:top w:w="28" w:type="dxa"/>
-          <w:left w:w="28" w:type="dxa"/>
-          <w:bottom w:w="28" w:type="dxa"/>
-          <w:right w:w="28" w:type="dxa"/>
+          <w:top w:w="60" w:type="dxa"/>
+          <w:left w:w="60" w:type="dxa"/>
+          <w:bottom w:w="60" w:type="dxa"/>
+          <w:right w:w="60" w:type="dxa"/>
         </w:tblCellMar>
       </w:tblPr>
       <w:tblGrid>
-        <w:gridCol w:w="1033"/>
-        <w:gridCol w:w="3696"/>
+        <w:gridCol w:w="1070"/>
+        <w:gridCol w:w="3768"/>
       </w:tblGrid>
       <w:tr>
         <w:trPr>
@@ -515,44 +807,60 @@
         </w:trPr>
         <w:tc>
           <w:tcPr>
-            <w:tcW w:w="1033" w:type="dxa"/>
-            <w:tcBorders/>
+            <w:tcW w:w="1070" w:type="dxa"/>
+            <w:tcBorders>
+              <w:top w:val="single" w:sz="6" w:space="0" w:color="BFC7D5"/>
+              <w:left w:val="single" w:sz="6" w:space="0" w:color="BFC7D5"/>
+              <w:bottom w:val="single" w:sz="2" w:space="0" w:color="BFC7D5"/>
+              <w:right w:val="single" w:sz="6" w:space="0" w:color="BFC7D5"/>
+            </w:tcBorders>
+            <w:shd w:fill="1F3A5F" w:val="clear"/>
             <w:vAlign w:val="center"/>
           </w:tcPr>
           <w:p>
             <w:pPr>
               <w:pStyle w:val="TableHeading"/>
-              <w:suppressLineNumbers/>
-              <w:shd w:fill="1F3A5F" w:val="clear"/>
-              <w:bidi w:val="0"/>
-              <w:spacing w:before="0" w:after="283"/>
-              <w:jc w:val="center"/>
-              <w:rPr/>
-            </w:pPr>
-            <w:r>
-              <w:rPr/>
+              <w:bidi w:val="0"/>
+              <w:spacing w:before="0" w:after="283"/>
+              <w:jc w:val="left"/>
+              <w:rPr>
+                <w:color w:val="FFFFFF"/>
+              </w:rPr>
+            </w:pPr>
+            <w:r>
+              <w:rPr>
+                <w:color w:val="FFFFFF"/>
+              </w:rPr>
               <w:t>Role</w:t>
             </w:r>
           </w:p>
         </w:tc>
         <w:tc>
           <w:tcPr>
-            <w:tcW w:w="3696" w:type="dxa"/>
-            <w:tcBorders/>
+            <w:tcW w:w="3768" w:type="dxa"/>
+            <w:tcBorders>
+              <w:top w:val="single" w:sz="6" w:space="0" w:color="BFC7D5"/>
+              <w:left w:val="single" w:sz="2" w:space="0" w:color="BFC7D5"/>
+              <w:bottom w:val="single" w:sz="2" w:space="0" w:color="BFC7D5"/>
+              <w:right w:val="single" w:sz="6" w:space="0" w:color="BFC7D5"/>
+            </w:tcBorders>
+            <w:shd w:fill="1F3A5F" w:val="clear"/>
             <w:vAlign w:val="center"/>
           </w:tcPr>
           <w:p>
             <w:pPr>
               <w:pStyle w:val="TableHeading"/>
-              <w:suppressLineNumbers/>
-              <w:shd w:fill="1F3A5F" w:val="clear"/>
-              <w:bidi w:val="0"/>
-              <w:spacing w:before="0" w:after="283"/>
-              <w:jc w:val="center"/>
-              <w:rPr/>
-            </w:pPr>
-            <w:r>
-              <w:rPr/>
+              <w:bidi w:val="0"/>
+              <w:spacing w:before="0" w:after="283"/>
+              <w:jc w:val="left"/>
+              <w:rPr>
+                <w:color w:val="FFFFFF"/>
+              </w:rPr>
+            </w:pPr>
+            <w:r>
+              <w:rPr>
+                <w:color w:val="FFFFFF"/>
+              </w:rPr>
               <w:t>Responsibility</w:t>
             </w:r>
           </w:p>
@@ -562,8 +870,12 @@
         <w:trPr/>
         <w:tc>
           <w:tcPr>
-            <w:tcW w:w="1033" w:type="dxa"/>
-            <w:tcBorders/>
+            <w:tcW w:w="1070" w:type="dxa"/>
+            <w:tcBorders>
+              <w:left w:val="single" w:sz="6" w:space="0" w:color="BFC7D5"/>
+              <w:bottom w:val="single" w:sz="2" w:space="0" w:color="BFC7D5"/>
+              <w:right w:val="single" w:sz="6" w:space="0" w:color="BFC7D5"/>
+            </w:tcBorders>
             <w:vAlign w:val="center"/>
           </w:tcPr>
           <w:p>
@@ -582,8 +894,12 @@
         </w:tc>
         <w:tc>
           <w:tcPr>
-            <w:tcW w:w="3696" w:type="dxa"/>
-            <w:tcBorders/>
+            <w:tcW w:w="3768" w:type="dxa"/>
+            <w:tcBorders>
+              <w:left w:val="single" w:sz="2" w:space="0" w:color="BFC7D5"/>
+              <w:bottom w:val="single" w:sz="2" w:space="0" w:color="BFC7D5"/>
+              <w:right w:val="single" w:sz="6" w:space="0" w:color="BFC7D5"/>
+            </w:tcBorders>
             <w:vAlign w:val="center"/>
           </w:tcPr>
           <w:p>
@@ -615,8 +931,12 @@
         <w:trPr/>
         <w:tc>
           <w:tcPr>
-            <w:tcW w:w="1033" w:type="dxa"/>
-            <w:tcBorders/>
+            <w:tcW w:w="1070" w:type="dxa"/>
+            <w:tcBorders>
+              <w:left w:val="single" w:sz="6" w:space="0" w:color="BFC7D5"/>
+              <w:bottom w:val="single" w:sz="2" w:space="0" w:color="BFC7D5"/>
+              <w:right w:val="single" w:sz="6" w:space="0" w:color="BFC7D5"/>
+            </w:tcBorders>
             <w:vAlign w:val="center"/>
           </w:tcPr>
           <w:p>
@@ -635,8 +955,12 @@
         </w:tc>
         <w:tc>
           <w:tcPr>
-            <w:tcW w:w="3696" w:type="dxa"/>
-            <w:tcBorders/>
+            <w:tcW w:w="3768" w:type="dxa"/>
+            <w:tcBorders>
+              <w:left w:val="single" w:sz="2" w:space="0" w:color="BFC7D5"/>
+              <w:bottom w:val="single" w:sz="2" w:space="0" w:color="BFC7D5"/>
+              <w:right w:val="single" w:sz="6" w:space="0" w:color="BFC7D5"/>
+            </w:tcBorders>
             <w:vAlign w:val="center"/>
           </w:tcPr>
           <w:p>
@@ -658,8 +982,12 @@
         <w:trPr/>
         <w:tc>
           <w:tcPr>
-            <w:tcW w:w="1033" w:type="dxa"/>
-            <w:tcBorders/>
+            <w:tcW w:w="1070" w:type="dxa"/>
+            <w:tcBorders>
+              <w:left w:val="single" w:sz="6" w:space="0" w:color="BFC7D5"/>
+              <w:bottom w:val="single" w:sz="6" w:space="0" w:color="BFC7D5"/>
+              <w:right w:val="single" w:sz="6" w:space="0" w:color="BFC7D5"/>
+            </w:tcBorders>
             <w:vAlign w:val="center"/>
           </w:tcPr>
           <w:p>
@@ -678,8 +1006,12 @@
         </w:tc>
         <w:tc>
           <w:tcPr>
-            <w:tcW w:w="3696" w:type="dxa"/>
-            <w:tcBorders/>
+            <w:tcW w:w="3768" w:type="dxa"/>
+            <w:tcBorders>
+              <w:left w:val="single" w:sz="2" w:space="0" w:color="BFC7D5"/>
+              <w:bottom w:val="single" w:sz="6" w:space="0" w:color="BFC7D5"/>
+              <w:right w:val="single" w:sz="6" w:space="0" w:color="BFC7D5"/>
+            </w:tcBorders>
             <w:vAlign w:val="center"/>
           </w:tcPr>
           <w:p>
@@ -780,21 +1112,21 @@
     </w:p>
     <w:tbl>
       <w:tblPr>
-        <w:tblW w:w="4729" w:type="dxa"/>
+        <w:tblW w:w="5000" w:type="pct"/>
         <w:jc w:val="left"/>
-        <w:tblInd w:w="0" w:type="dxa"/>
+        <w:tblInd w:w="-7" w:type="dxa"/>
         <w:tblLayout w:type="fixed"/>
         <w:tblCellMar>
-          <w:top w:w="28" w:type="dxa"/>
-          <w:left w:w="28" w:type="dxa"/>
-          <w:bottom w:w="28" w:type="dxa"/>
-          <w:right w:w="28" w:type="dxa"/>
+          <w:top w:w="60" w:type="dxa"/>
+          <w:left w:w="60" w:type="dxa"/>
+          <w:bottom w:w="60" w:type="dxa"/>
+          <w:right w:w="60" w:type="dxa"/>
         </w:tblCellMar>
       </w:tblPr>
       <w:tblGrid>
-        <w:gridCol w:w="603"/>
-        <w:gridCol w:w="2136"/>
-        <w:gridCol w:w="1990"/>
+        <w:gridCol w:w="636"/>
+        <w:gridCol w:w="2174"/>
+        <w:gridCol w:w="2028"/>
       </w:tblGrid>
       <w:tr>
         <w:trPr>
@@ -802,66 +1134,90 @@
         </w:trPr>
         <w:tc>
           <w:tcPr>
-            <w:tcW w:w="603" w:type="dxa"/>
-            <w:tcBorders/>
+            <w:tcW w:w="636" w:type="dxa"/>
+            <w:tcBorders>
+              <w:top w:val="single" w:sz="6" w:space="0" w:color="BFC7D5"/>
+              <w:left w:val="single" w:sz="6" w:space="0" w:color="BFC7D5"/>
+              <w:bottom w:val="single" w:sz="2" w:space="0" w:color="BFC7D5"/>
+              <w:right w:val="single" w:sz="6" w:space="0" w:color="BFC7D5"/>
+            </w:tcBorders>
+            <w:shd w:fill="1F3A5F" w:val="clear"/>
             <w:vAlign w:val="center"/>
           </w:tcPr>
           <w:p>
             <w:pPr>
               <w:pStyle w:val="TableHeading"/>
-              <w:suppressLineNumbers/>
-              <w:shd w:fill="1F3A5F" w:val="clear"/>
-              <w:bidi w:val="0"/>
-              <w:spacing w:before="0" w:after="283"/>
-              <w:jc w:val="center"/>
-              <w:rPr/>
-            </w:pPr>
-            <w:r>
-              <w:rPr/>
+              <w:bidi w:val="0"/>
+              <w:spacing w:before="0" w:after="283"/>
+              <w:jc w:val="left"/>
+              <w:rPr>
+                <w:color w:val="FFFFFF"/>
+              </w:rPr>
+            </w:pPr>
+            <w:r>
+              <w:rPr>
+                <w:color w:val="FFFFFF"/>
+              </w:rPr>
               <w:t>Event</w:t>
             </w:r>
           </w:p>
         </w:tc>
         <w:tc>
           <w:tcPr>
-            <w:tcW w:w="2136" w:type="dxa"/>
-            <w:tcBorders/>
+            <w:tcW w:w="2174" w:type="dxa"/>
+            <w:tcBorders>
+              <w:top w:val="single" w:sz="6" w:space="0" w:color="BFC7D5"/>
+              <w:left w:val="single" w:sz="2" w:space="0" w:color="BFC7D5"/>
+              <w:bottom w:val="single" w:sz="2" w:space="0" w:color="BFC7D5"/>
+              <w:right w:val="single" w:sz="6" w:space="0" w:color="BFC7D5"/>
+            </w:tcBorders>
+            <w:shd w:fill="1F3A5F" w:val="clear"/>
             <w:vAlign w:val="center"/>
           </w:tcPr>
           <w:p>
             <w:pPr>
               <w:pStyle w:val="TableHeading"/>
-              <w:suppressLineNumbers/>
-              <w:shd w:fill="1F3A5F" w:val="clear"/>
-              <w:bidi w:val="0"/>
-              <w:spacing w:before="0" w:after="283"/>
-              <w:jc w:val="center"/>
-              <w:rPr/>
-            </w:pPr>
-            <w:r>
-              <w:rPr/>
+              <w:bidi w:val="0"/>
+              <w:spacing w:before="0" w:after="283"/>
+              <w:jc w:val="left"/>
+              <w:rPr>
+                <w:color w:val="FFFFFF"/>
+              </w:rPr>
+            </w:pPr>
+            <w:r>
+              <w:rPr>
+                <w:color w:val="FFFFFF"/>
+              </w:rPr>
               <w:t>Nominal timing</w:t>
             </w:r>
           </w:p>
         </w:tc>
         <w:tc>
           <w:tcPr>
-            <w:tcW w:w="1990" w:type="dxa"/>
-            <w:tcBorders/>
+            <w:tcW w:w="2028" w:type="dxa"/>
+            <w:tcBorders>
+              <w:top w:val="single" w:sz="6" w:space="0" w:color="BFC7D5"/>
+              <w:left w:val="single" w:sz="2" w:space="0" w:color="BFC7D5"/>
+              <w:bottom w:val="single" w:sz="2" w:space="0" w:color="BFC7D5"/>
+              <w:right w:val="single" w:sz="6" w:space="0" w:color="BFC7D5"/>
+            </w:tcBorders>
+            <w:shd w:fill="1F3A5F" w:val="clear"/>
             <w:vAlign w:val="center"/>
           </w:tcPr>
           <w:p>
             <w:pPr>
               <w:pStyle w:val="TableHeading"/>
-              <w:suppressLineNumbers/>
-              <w:shd w:fill="1F3A5F" w:val="clear"/>
-              <w:bidi w:val="0"/>
-              <w:spacing w:before="0" w:after="283"/>
-              <w:jc w:val="center"/>
-              <w:rPr/>
-            </w:pPr>
-            <w:r>
-              <w:rPr/>
+              <w:bidi w:val="0"/>
+              <w:spacing w:before="0" w:after="283"/>
+              <w:jc w:val="left"/>
+              <w:rPr>
+                <w:color w:val="FFFFFF"/>
+              </w:rPr>
+            </w:pPr>
+            <w:r>
+              <w:rPr>
+                <w:color w:val="FFFFFF"/>
+              </w:rPr>
               <w:t>Coverage</w:t>
             </w:r>
           </w:p>
@@ -871,8 +1227,12 @@
         <w:trPr/>
         <w:tc>
           <w:tcPr>
-            <w:tcW w:w="603" w:type="dxa"/>
-            <w:tcBorders/>
+            <w:tcW w:w="636" w:type="dxa"/>
+            <w:tcBorders>
+              <w:left w:val="single" w:sz="6" w:space="0" w:color="BFC7D5"/>
+              <w:bottom w:val="single" w:sz="2" w:space="0" w:color="BFC7D5"/>
+              <w:right w:val="single" w:sz="6" w:space="0" w:color="BFC7D5"/>
+            </w:tcBorders>
             <w:vAlign w:val="center"/>
           </w:tcPr>
           <w:p>
@@ -891,8 +1251,12 @@
         </w:tc>
         <w:tc>
           <w:tcPr>
-            <w:tcW w:w="2136" w:type="dxa"/>
-            <w:tcBorders/>
+            <w:tcW w:w="2174" w:type="dxa"/>
+            <w:tcBorders>
+              <w:left w:val="single" w:sz="2" w:space="0" w:color="BFC7D5"/>
+              <w:bottom w:val="single" w:sz="2" w:space="0" w:color="BFC7D5"/>
+              <w:right w:val="single" w:sz="6" w:space="0" w:color="BFC7D5"/>
+            </w:tcBorders>
             <w:vAlign w:val="center"/>
           </w:tcPr>
           <w:p>
@@ -911,8 +1275,12 @@
         </w:tc>
         <w:tc>
           <w:tcPr>
-            <w:tcW w:w="1990" w:type="dxa"/>
-            <w:tcBorders/>
+            <w:tcW w:w="2028" w:type="dxa"/>
+            <w:tcBorders>
+              <w:left w:val="single" w:sz="2" w:space="0" w:color="BFC7D5"/>
+              <w:bottom w:val="single" w:sz="2" w:space="0" w:color="BFC7D5"/>
+              <w:right w:val="single" w:sz="6" w:space="0" w:color="BFC7D5"/>
+            </w:tcBorders>
             <w:vAlign w:val="center"/>
           </w:tcPr>
           <w:p>
@@ -934,8 +1302,12 @@
         <w:trPr/>
         <w:tc>
           <w:tcPr>
-            <w:tcW w:w="603" w:type="dxa"/>
-            <w:tcBorders/>
+            <w:tcW w:w="636" w:type="dxa"/>
+            <w:tcBorders>
+              <w:left w:val="single" w:sz="6" w:space="0" w:color="BFC7D5"/>
+              <w:bottom w:val="single" w:sz="6" w:space="0" w:color="BFC7D5"/>
+              <w:right w:val="single" w:sz="6" w:space="0" w:color="BFC7D5"/>
+            </w:tcBorders>
             <w:vAlign w:val="center"/>
           </w:tcPr>
           <w:p>
@@ -954,8 +1326,12 @@
         </w:tc>
         <w:tc>
           <w:tcPr>
-            <w:tcW w:w="2136" w:type="dxa"/>
-            <w:tcBorders/>
+            <w:tcW w:w="2174" w:type="dxa"/>
+            <w:tcBorders>
+              <w:left w:val="single" w:sz="2" w:space="0" w:color="BFC7D5"/>
+              <w:bottom w:val="single" w:sz="6" w:space="0" w:color="BFC7D5"/>
+              <w:right w:val="single" w:sz="6" w:space="0" w:color="BFC7D5"/>
+            </w:tcBorders>
             <w:vAlign w:val="center"/>
           </w:tcPr>
           <w:p>
@@ -974,8 +1350,12 @@
         </w:tc>
         <w:tc>
           <w:tcPr>
-            <w:tcW w:w="1990" w:type="dxa"/>
-            <w:tcBorders/>
+            <w:tcW w:w="2028" w:type="dxa"/>
+            <w:tcBorders>
+              <w:left w:val="single" w:sz="2" w:space="0" w:color="BFC7D5"/>
+              <w:bottom w:val="single" w:sz="6" w:space="0" w:color="BFC7D5"/>
+              <w:right w:val="single" w:sz="6" w:space="0" w:color="BFC7D5"/>
+            </w:tcBorders>
             <w:vAlign w:val="center"/>
           </w:tcPr>
           <w:p>
@@ -1024,20 +1404,20 @@
     </w:p>
     <w:tbl>
       <w:tblPr>
-        <w:tblW w:w="4729" w:type="dxa"/>
+        <w:tblW w:w="5000" w:type="pct"/>
         <w:jc w:val="left"/>
-        <w:tblInd w:w="0" w:type="dxa"/>
+        <w:tblInd w:w="-7" w:type="dxa"/>
         <w:tblLayout w:type="fixed"/>
         <w:tblCellMar>
-          <w:top w:w="28" w:type="dxa"/>
-          <w:left w:w="28" w:type="dxa"/>
-          <w:bottom w:w="28" w:type="dxa"/>
-          <w:right w:w="28" w:type="dxa"/>
+          <w:top w:w="60" w:type="dxa"/>
+          <w:left w:w="60" w:type="dxa"/>
+          <w:bottom w:w="60" w:type="dxa"/>
+          <w:right w:w="60" w:type="dxa"/>
         </w:tblCellMar>
       </w:tblPr>
       <w:tblGrid>
-        <w:gridCol w:w="1798"/>
-        <w:gridCol w:w="2931"/>
+        <w:gridCol w:w="1705"/>
+        <w:gridCol w:w="3133"/>
       </w:tblGrid>
       <w:tr>
         <w:trPr>
@@ -1045,44 +1425,60 @@
         </w:trPr>
         <w:tc>
           <w:tcPr>
-            <w:tcW w:w="1798" w:type="dxa"/>
-            <w:tcBorders/>
+            <w:tcW w:w="1705" w:type="dxa"/>
+            <w:tcBorders>
+              <w:top w:val="single" w:sz="6" w:space="0" w:color="BFC7D5"/>
+              <w:left w:val="single" w:sz="6" w:space="0" w:color="BFC7D5"/>
+              <w:bottom w:val="single" w:sz="2" w:space="0" w:color="BFC7D5"/>
+              <w:right w:val="single" w:sz="6" w:space="0" w:color="BFC7D5"/>
+            </w:tcBorders>
+            <w:shd w:fill="1F3A5F" w:val="clear"/>
             <w:vAlign w:val="center"/>
           </w:tcPr>
           <w:p>
             <w:pPr>
               <w:pStyle w:val="TableHeading"/>
-              <w:suppressLineNumbers/>
-              <w:shd w:fill="1F3A5F" w:val="clear"/>
-              <w:bidi w:val="0"/>
-              <w:spacing w:before="0" w:after="283"/>
-              <w:jc w:val="center"/>
-              <w:rPr/>
-            </w:pPr>
-            <w:r>
-              <w:rPr/>
+              <w:bidi w:val="0"/>
+              <w:spacing w:before="0" w:after="283"/>
+              <w:jc w:val="left"/>
+              <w:rPr>
+                <w:color w:val="FFFFFF"/>
+              </w:rPr>
+            </w:pPr>
+            <w:r>
+              <w:rPr>
+                <w:color w:val="FFFFFF"/>
+              </w:rPr>
               <w:t>Process</w:t>
             </w:r>
           </w:p>
         </w:tc>
         <w:tc>
           <w:tcPr>
-            <w:tcW w:w="2931" w:type="dxa"/>
-            <w:tcBorders/>
+            <w:tcW w:w="3133" w:type="dxa"/>
+            <w:tcBorders>
+              <w:top w:val="single" w:sz="6" w:space="0" w:color="BFC7D5"/>
+              <w:left w:val="single" w:sz="2" w:space="0" w:color="BFC7D5"/>
+              <w:bottom w:val="single" w:sz="2" w:space="0" w:color="BFC7D5"/>
+              <w:right w:val="single" w:sz="6" w:space="0" w:color="BFC7D5"/>
+            </w:tcBorders>
+            <w:shd w:fill="1F3A5F" w:val="clear"/>
             <w:vAlign w:val="center"/>
           </w:tcPr>
           <w:p>
             <w:pPr>
               <w:pStyle w:val="TableHeading"/>
-              <w:suppressLineNumbers/>
-              <w:shd w:fill="1F3A5F" w:val="clear"/>
-              <w:bidi w:val="0"/>
-              <w:spacing w:before="0" w:after="283"/>
-              <w:jc w:val="center"/>
-              <w:rPr/>
-            </w:pPr>
-            <w:r>
-              <w:rPr/>
+              <w:bidi w:val="0"/>
+              <w:spacing w:before="0" w:after="283"/>
+              <w:jc w:val="left"/>
+              <w:rPr>
+                <w:color w:val="FFFFFF"/>
+              </w:rPr>
+            </w:pPr>
+            <w:r>
+              <w:rPr>
+                <w:color w:val="FFFFFF"/>
+              </w:rPr>
               <w:t>Why it is audited every time</w:t>
             </w:r>
           </w:p>
@@ -1092,8 +1488,12 @@
         <w:trPr/>
         <w:tc>
           <w:tcPr>
-            <w:tcW w:w="1798" w:type="dxa"/>
-            <w:tcBorders/>
+            <w:tcW w:w="1705" w:type="dxa"/>
+            <w:tcBorders>
+              <w:left w:val="single" w:sz="6" w:space="0" w:color="BFC7D5"/>
+              <w:bottom w:val="single" w:sz="2" w:space="0" w:color="BFC7D5"/>
+              <w:right w:val="single" w:sz="6" w:space="0" w:color="BFC7D5"/>
+            </w:tcBorders>
             <w:vAlign w:val="center"/>
           </w:tcPr>
           <w:p>
@@ -1112,8 +1512,12 @@
         </w:tc>
         <w:tc>
           <w:tcPr>
-            <w:tcW w:w="2931" w:type="dxa"/>
-            <w:tcBorders/>
+            <w:tcW w:w="3133" w:type="dxa"/>
+            <w:tcBorders>
+              <w:left w:val="single" w:sz="2" w:space="0" w:color="BFC7D5"/>
+              <w:bottom w:val="single" w:sz="2" w:space="0" w:color="BFC7D5"/>
+              <w:right w:val="single" w:sz="6" w:space="0" w:color="BFC7D5"/>
+            </w:tcBorders>
             <w:vAlign w:val="center"/>
           </w:tcPr>
           <w:p>
@@ -1145,8 +1549,12 @@
         <w:trPr/>
         <w:tc>
           <w:tcPr>
-            <w:tcW w:w="1798" w:type="dxa"/>
-            <w:tcBorders/>
+            <w:tcW w:w="1705" w:type="dxa"/>
+            <w:tcBorders>
+              <w:left w:val="single" w:sz="6" w:space="0" w:color="BFC7D5"/>
+              <w:bottom w:val="single" w:sz="2" w:space="0" w:color="BFC7D5"/>
+              <w:right w:val="single" w:sz="6" w:space="0" w:color="BFC7D5"/>
+            </w:tcBorders>
             <w:vAlign w:val="center"/>
           </w:tcPr>
           <w:p>
@@ -1165,8 +1573,12 @@
         </w:tc>
         <w:tc>
           <w:tcPr>
-            <w:tcW w:w="2931" w:type="dxa"/>
-            <w:tcBorders/>
+            <w:tcW w:w="3133" w:type="dxa"/>
+            <w:tcBorders>
+              <w:left w:val="single" w:sz="2" w:space="0" w:color="BFC7D5"/>
+              <w:bottom w:val="single" w:sz="2" w:space="0" w:color="BFC7D5"/>
+              <w:right w:val="single" w:sz="6" w:space="0" w:color="BFC7D5"/>
+            </w:tcBorders>
             <w:vAlign w:val="center"/>
           </w:tcPr>
           <w:p>
@@ -1185,11 +1597,11 @@
               <w:rPr>
                 <w:rStyle w:val="SourceText"/>
               </w:rPr>
-              <w:t>backend/Dockerfile:19</w:t>
-            </w:r>
-            <w:r>
-              <w:rPr/>
-              <w:t xml:space="preserve"> installs </w:t>
+              <w:t>backend/Dockerfile:23</w:t>
+            </w:r>
+            <w:r>
+              <w:rPr/>
+              <w:t xml:space="preserve"> installed </w:t>
             </w:r>
             <w:r>
               <w:rPr>
@@ -1209,17 +1621,27 @@
             </w:r>
             <w:r>
               <w:rPr/>
-              <w:t>, which has already caused a real build and runtime outage (</w:t>
+              <w:t xml:space="preserve"> until it was pinned in </w:t>
             </w:r>
             <w:r>
               <w:rPr>
                 <w:rStyle w:val="SourceText"/>
               </w:rPr>
+              <w:t>51fd3bc</w:t>
+            </w:r>
+            <w:r>
+              <w:rPr/>
+              <w:t xml:space="preserve"> (2026-09-22), after it had caused a real build and runtime outage (</w:t>
+            </w:r>
+            <w:r>
+              <w:rPr>
+                <w:rStyle w:val="SourceText"/>
+              </w:rPr>
               <w:t>724fb98</w:t>
             </w:r>
             <w:r>
               <w:rPr/>
-              <w:t>).</w:t>
+              <w:t>). Check that no new moving reference has appeared.</w:t>
             </w:r>
           </w:p>
         </w:tc>
@@ -1228,8 +1650,12 @@
         <w:trPr/>
         <w:tc>
           <w:tcPr>
-            <w:tcW w:w="1798" w:type="dxa"/>
-            <w:tcBorders/>
+            <w:tcW w:w="1705" w:type="dxa"/>
+            <w:tcBorders>
+              <w:left w:val="single" w:sz="6" w:space="0" w:color="BFC7D5"/>
+              <w:bottom w:val="single" w:sz="2" w:space="0" w:color="BFC7D5"/>
+              <w:right w:val="single" w:sz="6" w:space="0" w:color="BFC7D5"/>
+            </w:tcBorders>
             <w:vAlign w:val="center"/>
           </w:tcPr>
           <w:p>
@@ -1248,8 +1674,12 @@
         </w:tc>
         <w:tc>
           <w:tcPr>
-            <w:tcW w:w="2931" w:type="dxa"/>
-            <w:tcBorders/>
+            <w:tcW w:w="3133" w:type="dxa"/>
+            <w:tcBorders>
+              <w:left w:val="single" w:sz="2" w:space="0" w:color="BFC7D5"/>
+              <w:bottom w:val="single" w:sz="2" w:space="0" w:color="BFC7D5"/>
+              <w:right w:val="single" w:sz="6" w:space="0" w:color="BFC7D5"/>
+            </w:tcBorders>
             <w:vAlign w:val="center"/>
           </w:tcPr>
           <w:p>
@@ -1271,8 +1701,12 @@
         <w:trPr/>
         <w:tc>
           <w:tcPr>
-            <w:tcW w:w="1798" w:type="dxa"/>
-            <w:tcBorders/>
+            <w:tcW w:w="1705" w:type="dxa"/>
+            <w:tcBorders>
+              <w:left w:val="single" w:sz="6" w:space="0" w:color="BFC7D5"/>
+              <w:bottom w:val="single" w:sz="6" w:space="0" w:color="BFC7D5"/>
+              <w:right w:val="single" w:sz="6" w:space="0" w:color="BFC7D5"/>
+            </w:tcBorders>
             <w:vAlign w:val="center"/>
           </w:tcPr>
           <w:p>
@@ -1291,8 +1725,12 @@
         </w:tc>
         <w:tc>
           <w:tcPr>
-            <w:tcW w:w="2931" w:type="dxa"/>
-            <w:tcBorders/>
+            <w:tcW w:w="3133" w:type="dxa"/>
+            <w:tcBorders>
+              <w:left w:val="single" w:sz="2" w:space="0" w:color="BFC7D5"/>
+              <w:bottom w:val="single" w:sz="6" w:space="0" w:color="BFC7D5"/>
+              <w:right w:val="single" w:sz="6" w:space="0" w:color="BFC7D5"/>
+            </w:tcBorders>
             <w:vAlign w:val="center"/>
           </w:tcPr>
           <w:p>
@@ -1360,27 +1798,37 @@
       </w:pPr>
       <w:r>
         <w:rPr/>
-        <w:t>Planned periods are placeholders until the programme is approved. They are completed by the Managing Director when the programme is set, and not before.</w:t>
+        <w:t>Programme set by the Managing Director at approval on 2026-10-07 (</w:t>
+      </w:r>
+      <w:r>
+        <w:rPr>
+          <w:rStyle w:val="SourceText"/>
+        </w:rPr>
+        <w:t>records/approvals/2026-10-07_AR-2026-001_document_approval.md</w:t>
+      </w:r>
+      <w:r>
+        <w:rPr/>
+        <w:t>). Audits are performed through the AJACE Inc. corporate audit programme by an auditor independent of the EchoMind work (MR: Sheryl Nazareth).</w:t>
       </w:r>
     </w:p>
     <w:tbl>
       <w:tblPr>
-        <w:tblW w:w="4729" w:type="dxa"/>
+        <w:tblW w:w="4838" w:type="dxa"/>
         <w:jc w:val="left"/>
-        <w:tblInd w:w="0" w:type="dxa"/>
+        <w:tblInd w:w="-7" w:type="dxa"/>
         <w:tblLayout w:type="fixed"/>
         <w:tblCellMar>
-          <w:top w:w="28" w:type="dxa"/>
-          <w:left w:w="28" w:type="dxa"/>
-          <w:bottom w:w="28" w:type="dxa"/>
-          <w:right w:w="28" w:type="dxa"/>
+          <w:top w:w="60" w:type="dxa"/>
+          <w:left w:w="60" w:type="dxa"/>
+          <w:bottom w:w="60" w:type="dxa"/>
+          <w:right w:w="60" w:type="dxa"/>
         </w:tblCellMar>
       </w:tblPr>
       <w:tblGrid>
-        <w:gridCol w:w="976"/>
-        <w:gridCol w:w="1351"/>
-        <w:gridCol w:w="1561"/>
-        <w:gridCol w:w="841"/>
+        <w:gridCol w:w="1010"/>
+        <w:gridCol w:w="1386"/>
+        <w:gridCol w:w="1596"/>
+        <w:gridCol w:w="846"/>
       </w:tblGrid>
       <w:tr>
         <w:trPr>
@@ -1388,88 +1836,120 @@
         </w:trPr>
         <w:tc>
           <w:tcPr>
-            <w:tcW w:w="976" w:type="dxa"/>
-            <w:tcBorders/>
+            <w:tcW w:w="1010" w:type="dxa"/>
+            <w:tcBorders>
+              <w:top w:val="single" w:sz="6" w:space="0" w:color="BFC7D5"/>
+              <w:left w:val="single" w:sz="6" w:space="0" w:color="BFC7D5"/>
+              <w:bottom w:val="single" w:sz="2" w:space="0" w:color="BFC7D5"/>
+              <w:right w:val="single" w:sz="6" w:space="0" w:color="BFC7D5"/>
+            </w:tcBorders>
+            <w:shd w:fill="1F3A5F" w:val="clear"/>
             <w:vAlign w:val="center"/>
           </w:tcPr>
           <w:p>
             <w:pPr>
               <w:pStyle w:val="TableHeading"/>
-              <w:suppressLineNumbers/>
-              <w:shd w:fill="1F3A5F" w:val="clear"/>
-              <w:bidi w:val="0"/>
-              <w:spacing w:before="0" w:after="283"/>
-              <w:jc w:val="center"/>
-              <w:rPr/>
-            </w:pPr>
-            <w:r>
-              <w:rPr/>
+              <w:bidi w:val="0"/>
+              <w:spacing w:before="0" w:after="283"/>
+              <w:jc w:val="left"/>
+              <w:rPr>
+                <w:color w:val="FFFFFF"/>
+              </w:rPr>
+            </w:pPr>
+            <w:r>
+              <w:rPr>
+                <w:color w:val="FFFFFF"/>
+              </w:rPr>
               <w:t>ISO 9001:2015 clause</w:t>
             </w:r>
           </w:p>
         </w:tc>
         <w:tc>
           <w:tcPr>
-            <w:tcW w:w="1351" w:type="dxa"/>
-            <w:tcBorders/>
+            <w:tcW w:w="1386" w:type="dxa"/>
+            <w:tcBorders>
+              <w:top w:val="single" w:sz="6" w:space="0" w:color="BFC7D5"/>
+              <w:left w:val="single" w:sz="2" w:space="0" w:color="BFC7D5"/>
+              <w:bottom w:val="single" w:sz="2" w:space="0" w:color="BFC7D5"/>
+              <w:right w:val="single" w:sz="6" w:space="0" w:color="BFC7D5"/>
+            </w:tcBorders>
+            <w:shd w:fill="1F3A5F" w:val="clear"/>
             <w:vAlign w:val="center"/>
           </w:tcPr>
           <w:p>
             <w:pPr>
               <w:pStyle w:val="TableHeading"/>
-              <w:suppressLineNumbers/>
-              <w:shd w:fill="1F3A5F" w:val="clear"/>
-              <w:bidi w:val="0"/>
-              <w:spacing w:before="0" w:after="283"/>
-              <w:jc w:val="center"/>
-              <w:rPr/>
-            </w:pPr>
-            <w:r>
-              <w:rPr/>
+              <w:bidi w:val="0"/>
+              <w:spacing w:before="0" w:after="283"/>
+              <w:jc w:val="left"/>
+              <w:rPr>
+                <w:color w:val="FFFFFF"/>
+              </w:rPr>
+            </w:pPr>
+            <w:r>
+              <w:rPr>
+                <w:color w:val="FFFFFF"/>
+              </w:rPr>
               <w:t>Process / procedure audited</w:t>
             </w:r>
           </w:p>
         </w:tc>
         <w:tc>
           <w:tcPr>
-            <w:tcW w:w="1561" w:type="dxa"/>
-            <w:tcBorders/>
+            <w:tcW w:w="1596" w:type="dxa"/>
+            <w:tcBorders>
+              <w:top w:val="single" w:sz="6" w:space="0" w:color="BFC7D5"/>
+              <w:left w:val="single" w:sz="2" w:space="0" w:color="BFC7D5"/>
+              <w:bottom w:val="single" w:sz="2" w:space="0" w:color="BFC7D5"/>
+              <w:right w:val="single" w:sz="6" w:space="0" w:color="BFC7D5"/>
+            </w:tcBorders>
+            <w:shd w:fill="1F3A5F" w:val="clear"/>
             <w:vAlign w:val="center"/>
           </w:tcPr>
           <w:p>
             <w:pPr>
               <w:pStyle w:val="TableHeading"/>
-              <w:suppressLineNumbers/>
-              <w:shd w:fill="1F3A5F" w:val="clear"/>
-              <w:bidi w:val="0"/>
-              <w:spacing w:before="0" w:after="283"/>
-              <w:jc w:val="center"/>
-              <w:rPr/>
-            </w:pPr>
-            <w:r>
-              <w:rPr/>
+              <w:bidi w:val="0"/>
+              <w:spacing w:before="0" w:after="283"/>
+              <w:jc w:val="left"/>
+              <w:rPr>
+                <w:color w:val="FFFFFF"/>
+              </w:rPr>
+            </w:pPr>
+            <w:r>
+              <w:rPr>
+                <w:color w:val="FFFFFF"/>
+              </w:rPr>
               <w:t>Principal evidence the auditor will seek</w:t>
             </w:r>
           </w:p>
         </w:tc>
         <w:tc>
           <w:tcPr>
-            <w:tcW w:w="841" w:type="dxa"/>
-            <w:tcBorders/>
+            <w:tcW w:w="846" w:type="dxa"/>
+            <w:tcBorders>
+              <w:top w:val="single" w:sz="6" w:space="0" w:color="BFC7D5"/>
+              <w:left w:val="single" w:sz="2" w:space="0" w:color="BFC7D5"/>
+              <w:bottom w:val="single" w:sz="2" w:space="0" w:color="BFC7D5"/>
+              <w:right w:val="single" w:sz="6" w:space="0" w:color="BFC7D5"/>
+            </w:tcBorders>
+            <w:shd w:fill="1F3A5F" w:val="clear"/>
             <w:vAlign w:val="center"/>
           </w:tcPr>
           <w:p>
             <w:pPr>
               <w:pStyle w:val="TableHeading"/>
-              <w:suppressLineNumbers/>
-              <w:shd w:fill="1F3A5F" w:val="clear"/>
-              <w:bidi w:val="0"/>
-              <w:spacing w:before="0" w:after="283"/>
-              <w:jc w:val="center"/>
-              <w:rPr/>
-            </w:pPr>
-            <w:r>
-              <w:rPr/>
+              <w:bidi w:val="0"/>
+              <w:spacing w:before="0" w:after="283"/>
+              <w:jc w:val="left"/>
+              <w:rPr>
+                <w:color w:val="FFFFFF"/>
+              </w:rPr>
+            </w:pPr>
+            <w:r>
+              <w:rPr>
+                <w:color w:val="FFFFFF"/>
+              </w:rPr>
               <w:t>Planned period</w:t>
             </w:r>
           </w:p>
@@ -1479,8 +1959,12 @@
         <w:trPr/>
         <w:tc>
           <w:tcPr>
-            <w:tcW w:w="976" w:type="dxa"/>
-            <w:tcBorders/>
+            <w:tcW w:w="1010" w:type="dxa"/>
+            <w:tcBorders>
+              <w:left w:val="single" w:sz="6" w:space="0" w:color="BFC7D5"/>
+              <w:bottom w:val="single" w:sz="2" w:space="0" w:color="BFC7D5"/>
+              <w:right w:val="single" w:sz="6" w:space="0" w:color="BFC7D5"/>
+            </w:tcBorders>
             <w:vAlign w:val="center"/>
           </w:tcPr>
           <w:p>
@@ -1499,8 +1983,12 @@
         </w:tc>
         <w:tc>
           <w:tcPr>
-            <w:tcW w:w="1351" w:type="dxa"/>
-            <w:tcBorders/>
+            <w:tcW w:w="1386" w:type="dxa"/>
+            <w:tcBorders>
+              <w:left w:val="single" w:sz="2" w:space="0" w:color="BFC7D5"/>
+              <w:bottom w:val="single" w:sz="2" w:space="0" w:color="BFC7D5"/>
+              <w:right w:val="single" w:sz="6" w:space="0" w:color="BFC7D5"/>
+            </w:tcBorders>
             <w:vAlign w:val="center"/>
           </w:tcPr>
           <w:p>
@@ -1529,8 +2017,12 @@
         </w:tc>
         <w:tc>
           <w:tcPr>
-            <w:tcW w:w="1561" w:type="dxa"/>
-            <w:tcBorders/>
+            <w:tcW w:w="1596" w:type="dxa"/>
+            <w:tcBorders>
+              <w:left w:val="single" w:sz="2" w:space="0" w:color="BFC7D5"/>
+              <w:bottom w:val="single" w:sz="2" w:space="0" w:color="BFC7D5"/>
+              <w:right w:val="single" w:sz="6" w:space="0" w:color="BFC7D5"/>
+            </w:tcBorders>
             <w:vAlign w:val="center"/>
           </w:tcPr>
           <w:p>
@@ -1555,23 +2047,25 @@
         </w:tc>
         <w:tc>
           <w:tcPr>
-            <w:tcW w:w="841" w:type="dxa"/>
-            <w:tcBorders/>
-            <w:vAlign w:val="center"/>
-          </w:tcPr>
-          <w:p>
-            <w:pPr>
-              <w:pStyle w:val="TableContents"/>
-              <w:bidi w:val="0"/>
-              <w:spacing w:before="0" w:after="283"/>
-              <w:jc w:val="left"/>
-              <w:rPr/>
-            </w:pPr>
-            <w:r>
-              <w:rPr>
-                <w:rStyle w:val="SourceText"/>
-              </w:rPr>
-              <w:t>__________</w:t>
+            <w:tcW w:w="846" w:type="dxa"/>
+            <w:tcBorders>
+              <w:left w:val="single" w:sz="2" w:space="0" w:color="BFC7D5"/>
+              <w:bottom w:val="single" w:sz="2" w:space="0" w:color="BFC7D5"/>
+              <w:right w:val="single" w:sz="6" w:space="0" w:color="BFC7D5"/>
+            </w:tcBorders>
+            <w:vAlign w:val="center"/>
+          </w:tcPr>
+          <w:p>
+            <w:pPr>
+              <w:pStyle w:val="TableContents"/>
+              <w:bidi w:val="0"/>
+              <w:spacing w:before="0" w:after="283"/>
+              <w:jc w:val="left"/>
+              <w:rPr/>
+            </w:pPr>
+            <w:r>
+              <w:rPr/>
+              <w:t>Nov 2026</w:t>
             </w:r>
           </w:p>
         </w:tc>
@@ -1580,8 +2074,12 @@
         <w:trPr/>
         <w:tc>
           <w:tcPr>
-            <w:tcW w:w="976" w:type="dxa"/>
-            <w:tcBorders/>
+            <w:tcW w:w="1010" w:type="dxa"/>
+            <w:tcBorders>
+              <w:left w:val="single" w:sz="6" w:space="0" w:color="BFC7D5"/>
+              <w:bottom w:val="single" w:sz="2" w:space="0" w:color="BFC7D5"/>
+              <w:right w:val="single" w:sz="6" w:space="0" w:color="BFC7D5"/>
+            </w:tcBorders>
             <w:vAlign w:val="center"/>
           </w:tcPr>
           <w:p>
@@ -1600,8 +2098,12 @@
         </w:tc>
         <w:tc>
           <w:tcPr>
-            <w:tcW w:w="1351" w:type="dxa"/>
-            <w:tcBorders/>
+            <w:tcW w:w="1386" w:type="dxa"/>
+            <w:tcBorders>
+              <w:left w:val="single" w:sz="2" w:space="0" w:color="BFC7D5"/>
+              <w:bottom w:val="single" w:sz="2" w:space="0" w:color="BFC7D5"/>
+              <w:right w:val="single" w:sz="6" w:space="0" w:color="BFC7D5"/>
+            </w:tcBorders>
             <w:vAlign w:val="center"/>
           </w:tcPr>
           <w:p>
@@ -1626,8 +2128,12 @@
         </w:tc>
         <w:tc>
           <w:tcPr>
-            <w:tcW w:w="1561" w:type="dxa"/>
-            <w:tcBorders/>
+            <w:tcW w:w="1596" w:type="dxa"/>
+            <w:tcBorders>
+              <w:left w:val="single" w:sz="2" w:space="0" w:color="BFC7D5"/>
+              <w:bottom w:val="single" w:sz="2" w:space="0" w:color="BFC7D5"/>
+              <w:right w:val="single" w:sz="6" w:space="0" w:color="BFC7D5"/>
+            </w:tcBorders>
             <w:vAlign w:val="center"/>
           </w:tcPr>
           <w:p>
@@ -1646,23 +2152,25 @@
         </w:tc>
         <w:tc>
           <w:tcPr>
-            <w:tcW w:w="841" w:type="dxa"/>
-            <w:tcBorders/>
-            <w:vAlign w:val="center"/>
-          </w:tcPr>
-          <w:p>
-            <w:pPr>
-              <w:pStyle w:val="TableContents"/>
-              <w:bidi w:val="0"/>
-              <w:spacing w:before="0" w:after="283"/>
-              <w:jc w:val="left"/>
-              <w:rPr/>
-            </w:pPr>
-            <w:r>
-              <w:rPr>
-                <w:rStyle w:val="SourceText"/>
-              </w:rPr>
-              <w:t>__________</w:t>
+            <w:tcW w:w="846" w:type="dxa"/>
+            <w:tcBorders>
+              <w:left w:val="single" w:sz="2" w:space="0" w:color="BFC7D5"/>
+              <w:bottom w:val="single" w:sz="2" w:space="0" w:color="BFC7D5"/>
+              <w:right w:val="single" w:sz="6" w:space="0" w:color="BFC7D5"/>
+            </w:tcBorders>
+            <w:vAlign w:val="center"/>
+          </w:tcPr>
+          <w:p>
+            <w:pPr>
+              <w:pStyle w:val="TableContents"/>
+              <w:bidi w:val="0"/>
+              <w:spacing w:before="0" w:after="283"/>
+              <w:jc w:val="left"/>
+              <w:rPr/>
+            </w:pPr>
+            <w:r>
+              <w:rPr/>
+              <w:t>Nov 2026</w:t>
             </w:r>
           </w:p>
         </w:tc>
@@ -1671,8 +2179,12 @@
         <w:trPr/>
         <w:tc>
           <w:tcPr>
-            <w:tcW w:w="976" w:type="dxa"/>
-            <w:tcBorders/>
+            <w:tcW w:w="1010" w:type="dxa"/>
+            <w:tcBorders>
+              <w:left w:val="single" w:sz="6" w:space="0" w:color="BFC7D5"/>
+              <w:bottom w:val="single" w:sz="2" w:space="0" w:color="BFC7D5"/>
+              <w:right w:val="single" w:sz="6" w:space="0" w:color="BFC7D5"/>
+            </w:tcBorders>
             <w:vAlign w:val="center"/>
           </w:tcPr>
           <w:p>
@@ -1691,8 +2203,12 @@
         </w:tc>
         <w:tc>
           <w:tcPr>
-            <w:tcW w:w="1351" w:type="dxa"/>
-            <w:tcBorders/>
+            <w:tcW w:w="1386" w:type="dxa"/>
+            <w:tcBorders>
+              <w:left w:val="single" w:sz="2" w:space="0" w:color="BFC7D5"/>
+              <w:bottom w:val="single" w:sz="2" w:space="0" w:color="BFC7D5"/>
+              <w:right w:val="single" w:sz="6" w:space="0" w:color="BFC7D5"/>
+            </w:tcBorders>
             <w:vAlign w:val="center"/>
           </w:tcPr>
           <w:p>
@@ -1717,8 +2233,12 @@
         </w:tc>
         <w:tc>
           <w:tcPr>
-            <w:tcW w:w="1561" w:type="dxa"/>
-            <w:tcBorders/>
+            <w:tcW w:w="1596" w:type="dxa"/>
+            <w:tcBorders>
+              <w:left w:val="single" w:sz="2" w:space="0" w:color="BFC7D5"/>
+              <w:bottom w:val="single" w:sz="2" w:space="0" w:color="BFC7D5"/>
+              <w:right w:val="single" w:sz="6" w:space="0" w:color="BFC7D5"/>
+            </w:tcBorders>
             <w:vAlign w:val="center"/>
           </w:tcPr>
           <w:p>
@@ -1737,23 +2257,25 @@
         </w:tc>
         <w:tc>
           <w:tcPr>
-            <w:tcW w:w="841" w:type="dxa"/>
-            <w:tcBorders/>
-            <w:vAlign w:val="center"/>
-          </w:tcPr>
-          <w:p>
-            <w:pPr>
-              <w:pStyle w:val="TableContents"/>
-              <w:bidi w:val="0"/>
-              <w:spacing w:before="0" w:after="283"/>
-              <w:jc w:val="left"/>
-              <w:rPr/>
-            </w:pPr>
-            <w:r>
-              <w:rPr>
-                <w:rStyle w:val="SourceText"/>
-              </w:rPr>
-              <w:t>__________</w:t>
+            <w:tcW w:w="846" w:type="dxa"/>
+            <w:tcBorders>
+              <w:left w:val="single" w:sz="2" w:space="0" w:color="BFC7D5"/>
+              <w:bottom w:val="single" w:sz="2" w:space="0" w:color="BFC7D5"/>
+              <w:right w:val="single" w:sz="6" w:space="0" w:color="BFC7D5"/>
+            </w:tcBorders>
+            <w:vAlign w:val="center"/>
+          </w:tcPr>
+          <w:p>
+            <w:pPr>
+              <w:pStyle w:val="TableContents"/>
+              <w:bidi w:val="0"/>
+              <w:spacing w:before="0" w:after="283"/>
+              <w:jc w:val="left"/>
+              <w:rPr/>
+            </w:pPr>
+            <w:r>
+              <w:rPr/>
+              <w:t>Nov 2026</w:t>
             </w:r>
           </w:p>
         </w:tc>
@@ -1762,8 +2284,12 @@
         <w:trPr/>
         <w:tc>
           <w:tcPr>
-            <w:tcW w:w="976" w:type="dxa"/>
-            <w:tcBorders/>
+            <w:tcW w:w="1010" w:type="dxa"/>
+            <w:tcBorders>
+              <w:left w:val="single" w:sz="6" w:space="0" w:color="BFC7D5"/>
+              <w:bottom w:val="single" w:sz="2" w:space="0" w:color="BFC7D5"/>
+              <w:right w:val="single" w:sz="6" w:space="0" w:color="BFC7D5"/>
+            </w:tcBorders>
             <w:vAlign w:val="center"/>
           </w:tcPr>
           <w:p>
@@ -1782,8 +2308,12 @@
         </w:tc>
         <w:tc>
           <w:tcPr>
-            <w:tcW w:w="1351" w:type="dxa"/>
-            <w:tcBorders/>
+            <w:tcW w:w="1386" w:type="dxa"/>
+            <w:tcBorders>
+              <w:left w:val="single" w:sz="2" w:space="0" w:color="BFC7D5"/>
+              <w:bottom w:val="single" w:sz="2" w:space="0" w:color="BFC7D5"/>
+              <w:right w:val="single" w:sz="6" w:space="0" w:color="BFC7D5"/>
+            </w:tcBorders>
             <w:vAlign w:val="center"/>
           </w:tcPr>
           <w:p>
@@ -1818,8 +2348,12 @@
         </w:tc>
         <w:tc>
           <w:tcPr>
-            <w:tcW w:w="1561" w:type="dxa"/>
-            <w:tcBorders/>
+            <w:tcW w:w="1596" w:type="dxa"/>
+            <w:tcBorders>
+              <w:left w:val="single" w:sz="2" w:space="0" w:color="BFC7D5"/>
+              <w:bottom w:val="single" w:sz="2" w:space="0" w:color="BFC7D5"/>
+              <w:right w:val="single" w:sz="6" w:space="0" w:color="BFC7D5"/>
+            </w:tcBorders>
             <w:vAlign w:val="center"/>
           </w:tcPr>
           <w:p>
@@ -1838,23 +2372,25 @@
         </w:tc>
         <w:tc>
           <w:tcPr>
-            <w:tcW w:w="841" w:type="dxa"/>
-            <w:tcBorders/>
-            <w:vAlign w:val="center"/>
-          </w:tcPr>
-          <w:p>
-            <w:pPr>
-              <w:pStyle w:val="TableContents"/>
-              <w:bidi w:val="0"/>
-              <w:spacing w:before="0" w:after="283"/>
-              <w:jc w:val="left"/>
-              <w:rPr/>
-            </w:pPr>
-            <w:r>
-              <w:rPr>
-                <w:rStyle w:val="SourceText"/>
-              </w:rPr>
-              <w:t>__________</w:t>
+            <w:tcW w:w="846" w:type="dxa"/>
+            <w:tcBorders>
+              <w:left w:val="single" w:sz="2" w:space="0" w:color="BFC7D5"/>
+              <w:bottom w:val="single" w:sz="2" w:space="0" w:color="BFC7D5"/>
+              <w:right w:val="single" w:sz="6" w:space="0" w:color="BFC7D5"/>
+            </w:tcBorders>
+            <w:vAlign w:val="center"/>
+          </w:tcPr>
+          <w:p>
+            <w:pPr>
+              <w:pStyle w:val="TableContents"/>
+              <w:bidi w:val="0"/>
+              <w:spacing w:before="0" w:after="283"/>
+              <w:jc w:val="left"/>
+              <w:rPr/>
+            </w:pPr>
+            <w:r>
+              <w:rPr/>
+              <w:t>Nov 2026</w:t>
             </w:r>
           </w:p>
         </w:tc>
@@ -1863,8 +2399,12 @@
         <w:trPr/>
         <w:tc>
           <w:tcPr>
-            <w:tcW w:w="976" w:type="dxa"/>
-            <w:tcBorders/>
+            <w:tcW w:w="1010" w:type="dxa"/>
+            <w:tcBorders>
+              <w:left w:val="single" w:sz="6" w:space="0" w:color="BFC7D5"/>
+              <w:bottom w:val="single" w:sz="2" w:space="0" w:color="BFC7D5"/>
+              <w:right w:val="single" w:sz="6" w:space="0" w:color="BFC7D5"/>
+            </w:tcBorders>
             <w:vAlign w:val="center"/>
           </w:tcPr>
           <w:p>
@@ -1883,8 +2423,12 @@
         </w:tc>
         <w:tc>
           <w:tcPr>
-            <w:tcW w:w="1351" w:type="dxa"/>
-            <w:tcBorders/>
+            <w:tcW w:w="1386" w:type="dxa"/>
+            <w:tcBorders>
+              <w:left w:val="single" w:sz="2" w:space="0" w:color="BFC7D5"/>
+              <w:bottom w:val="single" w:sz="2" w:space="0" w:color="BFC7D5"/>
+              <w:right w:val="single" w:sz="6" w:space="0" w:color="BFC7D5"/>
+            </w:tcBorders>
             <w:vAlign w:val="center"/>
           </w:tcPr>
           <w:p>
@@ -1909,8 +2453,12 @@
         </w:tc>
         <w:tc>
           <w:tcPr>
-            <w:tcW w:w="1561" w:type="dxa"/>
-            <w:tcBorders/>
+            <w:tcW w:w="1596" w:type="dxa"/>
+            <w:tcBorders>
+              <w:left w:val="single" w:sz="2" w:space="0" w:color="BFC7D5"/>
+              <w:bottom w:val="single" w:sz="2" w:space="0" w:color="BFC7D5"/>
+              <w:right w:val="single" w:sz="6" w:space="0" w:color="BFC7D5"/>
+            </w:tcBorders>
             <w:vAlign w:val="center"/>
           </w:tcPr>
           <w:p>
@@ -1929,23 +2477,25 @@
         </w:tc>
         <w:tc>
           <w:tcPr>
-            <w:tcW w:w="841" w:type="dxa"/>
-            <w:tcBorders/>
-            <w:vAlign w:val="center"/>
-          </w:tcPr>
-          <w:p>
-            <w:pPr>
-              <w:pStyle w:val="TableContents"/>
-              <w:bidi w:val="0"/>
-              <w:spacing w:before="0" w:after="283"/>
-              <w:jc w:val="left"/>
-              <w:rPr/>
-            </w:pPr>
-            <w:r>
-              <w:rPr>
-                <w:rStyle w:val="SourceText"/>
-              </w:rPr>
-              <w:t>__________</w:t>
+            <w:tcW w:w="846" w:type="dxa"/>
+            <w:tcBorders>
+              <w:left w:val="single" w:sz="2" w:space="0" w:color="BFC7D5"/>
+              <w:bottom w:val="single" w:sz="2" w:space="0" w:color="BFC7D5"/>
+              <w:right w:val="single" w:sz="6" w:space="0" w:color="BFC7D5"/>
+            </w:tcBorders>
+            <w:vAlign w:val="center"/>
+          </w:tcPr>
+          <w:p>
+            <w:pPr>
+              <w:pStyle w:val="TableContents"/>
+              <w:bidi w:val="0"/>
+              <w:spacing w:before="0" w:after="283"/>
+              <w:jc w:val="left"/>
+              <w:rPr/>
+            </w:pPr>
+            <w:r>
+              <w:rPr/>
+              <w:t>Nov 2026</w:t>
             </w:r>
           </w:p>
         </w:tc>
@@ -1954,8 +2504,12 @@
         <w:trPr/>
         <w:tc>
           <w:tcPr>
-            <w:tcW w:w="976" w:type="dxa"/>
-            <w:tcBorders/>
+            <w:tcW w:w="1010" w:type="dxa"/>
+            <w:tcBorders>
+              <w:left w:val="single" w:sz="6" w:space="0" w:color="BFC7D5"/>
+              <w:bottom w:val="single" w:sz="2" w:space="0" w:color="BFC7D5"/>
+              <w:right w:val="single" w:sz="6" w:space="0" w:color="BFC7D5"/>
+            </w:tcBorders>
             <w:vAlign w:val="center"/>
           </w:tcPr>
           <w:p>
@@ -1974,8 +2528,12 @@
         </w:tc>
         <w:tc>
           <w:tcPr>
-            <w:tcW w:w="1351" w:type="dxa"/>
-            <w:tcBorders/>
+            <w:tcW w:w="1386" w:type="dxa"/>
+            <w:tcBorders>
+              <w:left w:val="single" w:sz="2" w:space="0" w:color="BFC7D5"/>
+              <w:bottom w:val="single" w:sz="2" w:space="0" w:color="BFC7D5"/>
+              <w:right w:val="single" w:sz="6" w:space="0" w:color="BFC7D5"/>
+            </w:tcBorders>
             <w:vAlign w:val="center"/>
           </w:tcPr>
           <w:p>
@@ -2004,8 +2562,12 @@
         </w:tc>
         <w:tc>
           <w:tcPr>
-            <w:tcW w:w="1561" w:type="dxa"/>
-            <w:tcBorders/>
+            <w:tcW w:w="1596" w:type="dxa"/>
+            <w:tcBorders>
+              <w:left w:val="single" w:sz="2" w:space="0" w:color="BFC7D5"/>
+              <w:bottom w:val="single" w:sz="2" w:space="0" w:color="BFC7D5"/>
+              <w:right w:val="single" w:sz="6" w:space="0" w:color="BFC7D5"/>
+            </w:tcBorders>
             <w:vAlign w:val="center"/>
           </w:tcPr>
           <w:p>
@@ -2024,23 +2586,25 @@
         </w:tc>
         <w:tc>
           <w:tcPr>
-            <w:tcW w:w="841" w:type="dxa"/>
-            <w:tcBorders/>
-            <w:vAlign w:val="center"/>
-          </w:tcPr>
-          <w:p>
-            <w:pPr>
-              <w:pStyle w:val="TableContents"/>
-              <w:bidi w:val="0"/>
-              <w:spacing w:before="0" w:after="283"/>
-              <w:jc w:val="left"/>
-              <w:rPr/>
-            </w:pPr>
-            <w:r>
-              <w:rPr>
-                <w:rStyle w:val="SourceText"/>
-              </w:rPr>
-              <w:t>__________</w:t>
+            <w:tcW w:w="846" w:type="dxa"/>
+            <w:tcBorders>
+              <w:left w:val="single" w:sz="2" w:space="0" w:color="BFC7D5"/>
+              <w:bottom w:val="single" w:sz="2" w:space="0" w:color="BFC7D5"/>
+              <w:right w:val="single" w:sz="6" w:space="0" w:color="BFC7D5"/>
+            </w:tcBorders>
+            <w:vAlign w:val="center"/>
+          </w:tcPr>
+          <w:p>
+            <w:pPr>
+              <w:pStyle w:val="TableContents"/>
+              <w:bidi w:val="0"/>
+              <w:spacing w:before="0" w:after="283"/>
+              <w:jc w:val="left"/>
+              <w:rPr/>
+            </w:pPr>
+            <w:r>
+              <w:rPr/>
+              <w:t>Nov 2026</w:t>
             </w:r>
           </w:p>
         </w:tc>
@@ -2049,8 +2613,12 @@
         <w:trPr/>
         <w:tc>
           <w:tcPr>
-            <w:tcW w:w="976" w:type="dxa"/>
-            <w:tcBorders/>
+            <w:tcW w:w="1010" w:type="dxa"/>
+            <w:tcBorders>
+              <w:left w:val="single" w:sz="6" w:space="0" w:color="BFC7D5"/>
+              <w:bottom w:val="single" w:sz="2" w:space="0" w:color="BFC7D5"/>
+              <w:right w:val="single" w:sz="6" w:space="0" w:color="BFC7D5"/>
+            </w:tcBorders>
             <w:vAlign w:val="center"/>
           </w:tcPr>
           <w:p>
@@ -2069,8 +2637,12 @@
         </w:tc>
         <w:tc>
           <w:tcPr>
-            <w:tcW w:w="1351" w:type="dxa"/>
-            <w:tcBorders/>
+            <w:tcW w:w="1386" w:type="dxa"/>
+            <w:tcBorders>
+              <w:left w:val="single" w:sz="2" w:space="0" w:color="BFC7D5"/>
+              <w:bottom w:val="single" w:sz="2" w:space="0" w:color="BFC7D5"/>
+              <w:right w:val="single" w:sz="6" w:space="0" w:color="BFC7D5"/>
+            </w:tcBorders>
             <w:vAlign w:val="center"/>
           </w:tcPr>
           <w:p>
@@ -2089,8 +2661,12 @@
         </w:tc>
         <w:tc>
           <w:tcPr>
-            <w:tcW w:w="1561" w:type="dxa"/>
-            <w:tcBorders/>
+            <w:tcW w:w="1596" w:type="dxa"/>
+            <w:tcBorders>
+              <w:left w:val="single" w:sz="2" w:space="0" w:color="BFC7D5"/>
+              <w:bottom w:val="single" w:sz="2" w:space="0" w:color="BFC7D5"/>
+              <w:right w:val="single" w:sz="6" w:space="0" w:color="BFC7D5"/>
+            </w:tcBorders>
             <w:vAlign w:val="center"/>
           </w:tcPr>
           <w:p>
@@ -2109,23 +2685,25 @@
         </w:tc>
         <w:tc>
           <w:tcPr>
-            <w:tcW w:w="841" w:type="dxa"/>
-            <w:tcBorders/>
-            <w:vAlign w:val="center"/>
-          </w:tcPr>
-          <w:p>
-            <w:pPr>
-              <w:pStyle w:val="TableContents"/>
-              <w:bidi w:val="0"/>
-              <w:spacing w:before="0" w:after="283"/>
-              <w:jc w:val="left"/>
-              <w:rPr/>
-            </w:pPr>
-            <w:r>
-              <w:rPr>
-                <w:rStyle w:val="SourceText"/>
-              </w:rPr>
-              <w:t>__________</w:t>
+            <w:tcW w:w="846" w:type="dxa"/>
+            <w:tcBorders>
+              <w:left w:val="single" w:sz="2" w:space="0" w:color="BFC7D5"/>
+              <w:bottom w:val="single" w:sz="2" w:space="0" w:color="BFC7D5"/>
+              <w:right w:val="single" w:sz="6" w:space="0" w:color="BFC7D5"/>
+            </w:tcBorders>
+            <w:vAlign w:val="center"/>
+          </w:tcPr>
+          <w:p>
+            <w:pPr>
+              <w:pStyle w:val="TableContents"/>
+              <w:bidi w:val="0"/>
+              <w:spacing w:before="0" w:after="283"/>
+              <w:jc w:val="left"/>
+              <w:rPr/>
+            </w:pPr>
+            <w:r>
+              <w:rPr/>
+              <w:t>Nov 2026</w:t>
             </w:r>
           </w:p>
         </w:tc>
@@ -2134,8 +2712,12 @@
         <w:trPr/>
         <w:tc>
           <w:tcPr>
-            <w:tcW w:w="976" w:type="dxa"/>
-            <w:tcBorders/>
+            <w:tcW w:w="1010" w:type="dxa"/>
+            <w:tcBorders>
+              <w:left w:val="single" w:sz="6" w:space="0" w:color="BFC7D5"/>
+              <w:bottom w:val="single" w:sz="2" w:space="0" w:color="BFC7D5"/>
+              <w:right w:val="single" w:sz="6" w:space="0" w:color="BFC7D5"/>
+            </w:tcBorders>
             <w:vAlign w:val="center"/>
           </w:tcPr>
           <w:p>
@@ -2154,8 +2736,12 @@
         </w:tc>
         <w:tc>
           <w:tcPr>
-            <w:tcW w:w="1351" w:type="dxa"/>
-            <w:tcBorders/>
+            <w:tcW w:w="1386" w:type="dxa"/>
+            <w:tcBorders>
+              <w:left w:val="single" w:sz="2" w:space="0" w:color="BFC7D5"/>
+              <w:bottom w:val="single" w:sz="2" w:space="0" w:color="BFC7D5"/>
+              <w:right w:val="single" w:sz="6" w:space="0" w:color="BFC7D5"/>
+            </w:tcBorders>
             <w:vAlign w:val="center"/>
           </w:tcPr>
           <w:p>
@@ -2190,8 +2776,12 @@
         </w:tc>
         <w:tc>
           <w:tcPr>
-            <w:tcW w:w="1561" w:type="dxa"/>
-            <w:tcBorders/>
+            <w:tcW w:w="1596" w:type="dxa"/>
+            <w:tcBorders>
+              <w:left w:val="single" w:sz="2" w:space="0" w:color="BFC7D5"/>
+              <w:bottom w:val="single" w:sz="2" w:space="0" w:color="BFC7D5"/>
+              <w:right w:val="single" w:sz="6" w:space="0" w:color="BFC7D5"/>
+            </w:tcBorders>
             <w:vAlign w:val="center"/>
           </w:tcPr>
           <w:p>
@@ -2216,23 +2806,25 @@
         </w:tc>
         <w:tc>
           <w:tcPr>
-            <w:tcW w:w="841" w:type="dxa"/>
-            <w:tcBorders/>
-            <w:vAlign w:val="center"/>
-          </w:tcPr>
-          <w:p>
-            <w:pPr>
-              <w:pStyle w:val="TableContents"/>
-              <w:bidi w:val="0"/>
-              <w:spacing w:before="0" w:after="283"/>
-              <w:jc w:val="left"/>
-              <w:rPr/>
-            </w:pPr>
-            <w:r>
-              <w:rPr>
-                <w:rStyle w:val="SourceText"/>
-              </w:rPr>
-              <w:t>__________</w:t>
+            <w:tcW w:w="846" w:type="dxa"/>
+            <w:tcBorders>
+              <w:left w:val="single" w:sz="2" w:space="0" w:color="BFC7D5"/>
+              <w:bottom w:val="single" w:sz="2" w:space="0" w:color="BFC7D5"/>
+              <w:right w:val="single" w:sz="6" w:space="0" w:color="BFC7D5"/>
+            </w:tcBorders>
+            <w:vAlign w:val="center"/>
+          </w:tcPr>
+          <w:p>
+            <w:pPr>
+              <w:pStyle w:val="TableContents"/>
+              <w:bidi w:val="0"/>
+              <w:spacing w:before="0" w:after="283"/>
+              <w:jc w:val="left"/>
+              <w:rPr/>
+            </w:pPr>
+            <w:r>
+              <w:rPr/>
+              <w:t>Nov 2026</w:t>
             </w:r>
           </w:p>
         </w:tc>
@@ -2241,8 +2833,12 @@
         <w:trPr/>
         <w:tc>
           <w:tcPr>
-            <w:tcW w:w="976" w:type="dxa"/>
-            <w:tcBorders/>
+            <w:tcW w:w="1010" w:type="dxa"/>
+            <w:tcBorders>
+              <w:left w:val="single" w:sz="6" w:space="0" w:color="BFC7D5"/>
+              <w:bottom w:val="single" w:sz="2" w:space="0" w:color="BFC7D5"/>
+              <w:right w:val="single" w:sz="6" w:space="0" w:color="BFC7D5"/>
+            </w:tcBorders>
             <w:vAlign w:val="center"/>
           </w:tcPr>
           <w:p>
@@ -2261,8 +2857,12 @@
         </w:tc>
         <w:tc>
           <w:tcPr>
-            <w:tcW w:w="1351" w:type="dxa"/>
-            <w:tcBorders/>
+            <w:tcW w:w="1386" w:type="dxa"/>
+            <w:tcBorders>
+              <w:left w:val="single" w:sz="2" w:space="0" w:color="BFC7D5"/>
+              <w:bottom w:val="single" w:sz="2" w:space="0" w:color="BFC7D5"/>
+              <w:right w:val="single" w:sz="6" w:space="0" w:color="BFC7D5"/>
+            </w:tcBorders>
             <w:vAlign w:val="center"/>
           </w:tcPr>
           <w:p>
@@ -2281,8 +2881,12 @@
         </w:tc>
         <w:tc>
           <w:tcPr>
-            <w:tcW w:w="1561" w:type="dxa"/>
-            <w:tcBorders/>
+            <w:tcW w:w="1596" w:type="dxa"/>
+            <w:tcBorders>
+              <w:left w:val="single" w:sz="2" w:space="0" w:color="BFC7D5"/>
+              <w:bottom w:val="single" w:sz="2" w:space="0" w:color="BFC7D5"/>
+              <w:right w:val="single" w:sz="6" w:space="0" w:color="BFC7D5"/>
+            </w:tcBorders>
             <w:vAlign w:val="center"/>
           </w:tcPr>
           <w:p>
@@ -2301,23 +2905,25 @@
         </w:tc>
         <w:tc>
           <w:tcPr>
-            <w:tcW w:w="841" w:type="dxa"/>
-            <w:tcBorders/>
-            <w:vAlign w:val="center"/>
-          </w:tcPr>
-          <w:p>
-            <w:pPr>
-              <w:pStyle w:val="TableContents"/>
-              <w:bidi w:val="0"/>
-              <w:spacing w:before="0" w:after="283"/>
-              <w:jc w:val="left"/>
-              <w:rPr/>
-            </w:pPr>
-            <w:r>
-              <w:rPr>
-                <w:rStyle w:val="SourceText"/>
-              </w:rPr>
-              <w:t>__________</w:t>
+            <w:tcW w:w="846" w:type="dxa"/>
+            <w:tcBorders>
+              <w:left w:val="single" w:sz="2" w:space="0" w:color="BFC7D5"/>
+              <w:bottom w:val="single" w:sz="2" w:space="0" w:color="BFC7D5"/>
+              <w:right w:val="single" w:sz="6" w:space="0" w:color="BFC7D5"/>
+            </w:tcBorders>
+            <w:vAlign w:val="center"/>
+          </w:tcPr>
+          <w:p>
+            <w:pPr>
+              <w:pStyle w:val="TableContents"/>
+              <w:bidi w:val="0"/>
+              <w:spacing w:before="0" w:after="283"/>
+              <w:jc w:val="left"/>
+              <w:rPr/>
+            </w:pPr>
+            <w:r>
+              <w:rPr/>
+              <w:t>Nov 2026</w:t>
             </w:r>
           </w:p>
         </w:tc>
@@ -2326,8 +2932,12 @@
         <w:trPr/>
         <w:tc>
           <w:tcPr>
-            <w:tcW w:w="976" w:type="dxa"/>
-            <w:tcBorders/>
+            <w:tcW w:w="1010" w:type="dxa"/>
+            <w:tcBorders>
+              <w:left w:val="single" w:sz="6" w:space="0" w:color="BFC7D5"/>
+              <w:bottom w:val="single" w:sz="2" w:space="0" w:color="BFC7D5"/>
+              <w:right w:val="single" w:sz="6" w:space="0" w:color="BFC7D5"/>
+            </w:tcBorders>
             <w:vAlign w:val="center"/>
           </w:tcPr>
           <w:p>
@@ -2346,8 +2956,12 @@
         </w:tc>
         <w:tc>
           <w:tcPr>
-            <w:tcW w:w="1351" w:type="dxa"/>
-            <w:tcBorders/>
+            <w:tcW w:w="1386" w:type="dxa"/>
+            <w:tcBorders>
+              <w:left w:val="single" w:sz="2" w:space="0" w:color="BFC7D5"/>
+              <w:bottom w:val="single" w:sz="2" w:space="0" w:color="BFC7D5"/>
+              <w:right w:val="single" w:sz="6" w:space="0" w:color="BFC7D5"/>
+            </w:tcBorders>
             <w:vAlign w:val="center"/>
           </w:tcPr>
           <w:p>
@@ -2372,8 +2986,12 @@
         </w:tc>
         <w:tc>
           <w:tcPr>
-            <w:tcW w:w="1561" w:type="dxa"/>
-            <w:tcBorders/>
+            <w:tcW w:w="1596" w:type="dxa"/>
+            <w:tcBorders>
+              <w:left w:val="single" w:sz="2" w:space="0" w:color="BFC7D5"/>
+              <w:bottom w:val="single" w:sz="2" w:space="0" w:color="BFC7D5"/>
+              <w:right w:val="single" w:sz="6" w:space="0" w:color="BFC7D5"/>
+            </w:tcBorders>
             <w:vAlign w:val="center"/>
           </w:tcPr>
           <w:p>
@@ -2402,23 +3020,25 @@
         </w:tc>
         <w:tc>
           <w:tcPr>
-            <w:tcW w:w="841" w:type="dxa"/>
-            <w:tcBorders/>
-            <w:vAlign w:val="center"/>
-          </w:tcPr>
-          <w:p>
-            <w:pPr>
-              <w:pStyle w:val="TableContents"/>
-              <w:bidi w:val="0"/>
-              <w:spacing w:before="0" w:after="283"/>
-              <w:jc w:val="left"/>
-              <w:rPr/>
-            </w:pPr>
-            <w:r>
-              <w:rPr>
-                <w:rStyle w:val="SourceText"/>
-              </w:rPr>
-              <w:t>__________</w:t>
+            <w:tcW w:w="846" w:type="dxa"/>
+            <w:tcBorders>
+              <w:left w:val="single" w:sz="2" w:space="0" w:color="BFC7D5"/>
+              <w:bottom w:val="single" w:sz="2" w:space="0" w:color="BFC7D5"/>
+              <w:right w:val="single" w:sz="6" w:space="0" w:color="BFC7D5"/>
+            </w:tcBorders>
+            <w:vAlign w:val="center"/>
+          </w:tcPr>
+          <w:p>
+            <w:pPr>
+              <w:pStyle w:val="TableContents"/>
+              <w:bidi w:val="0"/>
+              <w:spacing w:before="0" w:after="283"/>
+              <w:jc w:val="left"/>
+              <w:rPr/>
+            </w:pPr>
+            <w:r>
+              <w:rPr/>
+              <w:t>Nov 2026</w:t>
             </w:r>
           </w:p>
         </w:tc>
@@ -2427,8 +3047,12 @@
         <w:trPr/>
         <w:tc>
           <w:tcPr>
-            <w:tcW w:w="976" w:type="dxa"/>
-            <w:tcBorders/>
+            <w:tcW w:w="1010" w:type="dxa"/>
+            <w:tcBorders>
+              <w:left w:val="single" w:sz="6" w:space="0" w:color="BFC7D5"/>
+              <w:bottom w:val="single" w:sz="2" w:space="0" w:color="BFC7D5"/>
+              <w:right w:val="single" w:sz="6" w:space="0" w:color="BFC7D5"/>
+            </w:tcBorders>
             <w:vAlign w:val="center"/>
           </w:tcPr>
           <w:p>
@@ -2447,8 +3071,12 @@
         </w:tc>
         <w:tc>
           <w:tcPr>
-            <w:tcW w:w="1351" w:type="dxa"/>
-            <w:tcBorders/>
+            <w:tcW w:w="1386" w:type="dxa"/>
+            <w:tcBorders>
+              <w:left w:val="single" w:sz="2" w:space="0" w:color="BFC7D5"/>
+              <w:bottom w:val="single" w:sz="2" w:space="0" w:color="BFC7D5"/>
+              <w:right w:val="single" w:sz="6" w:space="0" w:color="BFC7D5"/>
+            </w:tcBorders>
             <w:vAlign w:val="center"/>
           </w:tcPr>
           <w:p>
@@ -2467,8 +3095,12 @@
         </w:tc>
         <w:tc>
           <w:tcPr>
-            <w:tcW w:w="1561" w:type="dxa"/>
-            <w:tcBorders/>
+            <w:tcW w:w="1596" w:type="dxa"/>
+            <w:tcBorders>
+              <w:left w:val="single" w:sz="2" w:space="0" w:color="BFC7D5"/>
+              <w:bottom w:val="single" w:sz="2" w:space="0" w:color="BFC7D5"/>
+              <w:right w:val="single" w:sz="6" w:space="0" w:color="BFC7D5"/>
+            </w:tcBorders>
             <w:vAlign w:val="center"/>
           </w:tcPr>
           <w:p>
@@ -2487,23 +3119,25 @@
         </w:tc>
         <w:tc>
           <w:tcPr>
-            <w:tcW w:w="841" w:type="dxa"/>
-            <w:tcBorders/>
-            <w:vAlign w:val="center"/>
-          </w:tcPr>
-          <w:p>
-            <w:pPr>
-              <w:pStyle w:val="TableContents"/>
-              <w:bidi w:val="0"/>
-              <w:spacing w:before="0" w:after="283"/>
-              <w:jc w:val="left"/>
-              <w:rPr/>
-            </w:pPr>
-            <w:r>
-              <w:rPr>
-                <w:rStyle w:val="SourceText"/>
-              </w:rPr>
-              <w:t>__________</w:t>
+            <w:tcW w:w="846" w:type="dxa"/>
+            <w:tcBorders>
+              <w:left w:val="single" w:sz="2" w:space="0" w:color="BFC7D5"/>
+              <w:bottom w:val="single" w:sz="2" w:space="0" w:color="BFC7D5"/>
+              <w:right w:val="single" w:sz="6" w:space="0" w:color="BFC7D5"/>
+            </w:tcBorders>
+            <w:vAlign w:val="center"/>
+          </w:tcPr>
+          <w:p>
+            <w:pPr>
+              <w:pStyle w:val="TableContents"/>
+              <w:bidi w:val="0"/>
+              <w:spacing w:before="0" w:after="283"/>
+              <w:jc w:val="left"/>
+              <w:rPr/>
+            </w:pPr>
+            <w:r>
+              <w:rPr/>
+              <w:t>Dec 2026</w:t>
             </w:r>
           </w:p>
         </w:tc>
@@ -2512,8 +3146,12 @@
         <w:trPr/>
         <w:tc>
           <w:tcPr>
-            <w:tcW w:w="976" w:type="dxa"/>
-            <w:tcBorders/>
+            <w:tcW w:w="1010" w:type="dxa"/>
+            <w:tcBorders>
+              <w:left w:val="single" w:sz="6" w:space="0" w:color="BFC7D5"/>
+              <w:bottom w:val="single" w:sz="2" w:space="0" w:color="BFC7D5"/>
+              <w:right w:val="single" w:sz="6" w:space="0" w:color="BFC7D5"/>
+            </w:tcBorders>
             <w:vAlign w:val="center"/>
           </w:tcPr>
           <w:p>
@@ -2532,8 +3170,12 @@
         </w:tc>
         <w:tc>
           <w:tcPr>
-            <w:tcW w:w="1351" w:type="dxa"/>
-            <w:tcBorders/>
+            <w:tcW w:w="1386" w:type="dxa"/>
+            <w:tcBorders>
+              <w:left w:val="single" w:sz="2" w:space="0" w:color="BFC7D5"/>
+              <w:bottom w:val="single" w:sz="2" w:space="0" w:color="BFC7D5"/>
+              <w:right w:val="single" w:sz="6" w:space="0" w:color="BFC7D5"/>
+            </w:tcBorders>
             <w:vAlign w:val="center"/>
           </w:tcPr>
           <w:p>
@@ -2558,8 +3200,12 @@
         </w:tc>
         <w:tc>
           <w:tcPr>
-            <w:tcW w:w="1561" w:type="dxa"/>
-            <w:tcBorders/>
+            <w:tcW w:w="1596" w:type="dxa"/>
+            <w:tcBorders>
+              <w:left w:val="single" w:sz="2" w:space="0" w:color="BFC7D5"/>
+              <w:bottom w:val="single" w:sz="2" w:space="0" w:color="BFC7D5"/>
+              <w:right w:val="single" w:sz="6" w:space="0" w:color="BFC7D5"/>
+            </w:tcBorders>
             <w:vAlign w:val="center"/>
           </w:tcPr>
           <w:p>
@@ -2588,23 +3234,25 @@
         </w:tc>
         <w:tc>
           <w:tcPr>
-            <w:tcW w:w="841" w:type="dxa"/>
-            <w:tcBorders/>
-            <w:vAlign w:val="center"/>
-          </w:tcPr>
-          <w:p>
-            <w:pPr>
-              <w:pStyle w:val="TableContents"/>
-              <w:bidi w:val="0"/>
-              <w:spacing w:before="0" w:after="283"/>
-              <w:jc w:val="left"/>
-              <w:rPr/>
-            </w:pPr>
-            <w:r>
-              <w:rPr>
-                <w:rStyle w:val="SourceText"/>
-              </w:rPr>
-              <w:t>__________</w:t>
+            <w:tcW w:w="846" w:type="dxa"/>
+            <w:tcBorders>
+              <w:left w:val="single" w:sz="2" w:space="0" w:color="BFC7D5"/>
+              <w:bottom w:val="single" w:sz="2" w:space="0" w:color="BFC7D5"/>
+              <w:right w:val="single" w:sz="6" w:space="0" w:color="BFC7D5"/>
+            </w:tcBorders>
+            <w:vAlign w:val="center"/>
+          </w:tcPr>
+          <w:p>
+            <w:pPr>
+              <w:pStyle w:val="TableContents"/>
+              <w:bidi w:val="0"/>
+              <w:spacing w:before="0" w:after="283"/>
+              <w:jc w:val="left"/>
+              <w:rPr/>
+            </w:pPr>
+            <w:r>
+              <w:rPr/>
+              <w:t>Dec 2026</w:t>
             </w:r>
           </w:p>
         </w:tc>
@@ -2613,8 +3261,12 @@
         <w:trPr/>
         <w:tc>
           <w:tcPr>
-            <w:tcW w:w="976" w:type="dxa"/>
-            <w:tcBorders/>
+            <w:tcW w:w="1010" w:type="dxa"/>
+            <w:tcBorders>
+              <w:left w:val="single" w:sz="6" w:space="0" w:color="BFC7D5"/>
+              <w:bottom w:val="single" w:sz="2" w:space="0" w:color="BFC7D5"/>
+              <w:right w:val="single" w:sz="6" w:space="0" w:color="BFC7D5"/>
+            </w:tcBorders>
             <w:vAlign w:val="center"/>
           </w:tcPr>
           <w:p>
@@ -2633,8 +3285,12 @@
         </w:tc>
         <w:tc>
           <w:tcPr>
-            <w:tcW w:w="1351" w:type="dxa"/>
-            <w:tcBorders/>
+            <w:tcW w:w="1386" w:type="dxa"/>
+            <w:tcBorders>
+              <w:left w:val="single" w:sz="2" w:space="0" w:color="BFC7D5"/>
+              <w:bottom w:val="single" w:sz="2" w:space="0" w:color="BFC7D5"/>
+              <w:right w:val="single" w:sz="6" w:space="0" w:color="BFC7D5"/>
+            </w:tcBorders>
             <w:vAlign w:val="center"/>
           </w:tcPr>
           <w:p>
@@ -2659,8 +3315,12 @@
         </w:tc>
         <w:tc>
           <w:tcPr>
-            <w:tcW w:w="1561" w:type="dxa"/>
-            <w:tcBorders/>
+            <w:tcW w:w="1596" w:type="dxa"/>
+            <w:tcBorders>
+              <w:left w:val="single" w:sz="2" w:space="0" w:color="BFC7D5"/>
+              <w:bottom w:val="single" w:sz="2" w:space="0" w:color="BFC7D5"/>
+              <w:right w:val="single" w:sz="6" w:space="0" w:color="BFC7D5"/>
+            </w:tcBorders>
             <w:vAlign w:val="center"/>
           </w:tcPr>
           <w:p>
@@ -2689,23 +3349,25 @@
         </w:tc>
         <w:tc>
           <w:tcPr>
-            <w:tcW w:w="841" w:type="dxa"/>
-            <w:tcBorders/>
-            <w:vAlign w:val="center"/>
-          </w:tcPr>
-          <w:p>
-            <w:pPr>
-              <w:pStyle w:val="TableContents"/>
-              <w:bidi w:val="0"/>
-              <w:spacing w:before="0" w:after="283"/>
-              <w:jc w:val="left"/>
-              <w:rPr/>
-            </w:pPr>
-            <w:r>
-              <w:rPr>
-                <w:rStyle w:val="SourceText"/>
-              </w:rPr>
-              <w:t>__________</w:t>
+            <w:tcW w:w="846" w:type="dxa"/>
+            <w:tcBorders>
+              <w:left w:val="single" w:sz="2" w:space="0" w:color="BFC7D5"/>
+              <w:bottom w:val="single" w:sz="2" w:space="0" w:color="BFC7D5"/>
+              <w:right w:val="single" w:sz="6" w:space="0" w:color="BFC7D5"/>
+            </w:tcBorders>
+            <w:vAlign w:val="center"/>
+          </w:tcPr>
+          <w:p>
+            <w:pPr>
+              <w:pStyle w:val="TableContents"/>
+              <w:bidi w:val="0"/>
+              <w:spacing w:before="0" w:after="283"/>
+              <w:jc w:val="left"/>
+              <w:rPr/>
+            </w:pPr>
+            <w:r>
+              <w:rPr/>
+              <w:t>Dec 2026</w:t>
             </w:r>
           </w:p>
         </w:tc>
@@ -2714,8 +3376,12 @@
         <w:trPr/>
         <w:tc>
           <w:tcPr>
-            <w:tcW w:w="976" w:type="dxa"/>
-            <w:tcBorders/>
+            <w:tcW w:w="1010" w:type="dxa"/>
+            <w:tcBorders>
+              <w:left w:val="single" w:sz="6" w:space="0" w:color="BFC7D5"/>
+              <w:bottom w:val="single" w:sz="2" w:space="0" w:color="BFC7D5"/>
+              <w:right w:val="single" w:sz="6" w:space="0" w:color="BFC7D5"/>
+            </w:tcBorders>
             <w:vAlign w:val="center"/>
           </w:tcPr>
           <w:p>
@@ -2734,8 +3400,12 @@
         </w:tc>
         <w:tc>
           <w:tcPr>
-            <w:tcW w:w="1351" w:type="dxa"/>
-            <w:tcBorders/>
+            <w:tcW w:w="1386" w:type="dxa"/>
+            <w:tcBorders>
+              <w:left w:val="single" w:sz="2" w:space="0" w:color="BFC7D5"/>
+              <w:bottom w:val="single" w:sz="2" w:space="0" w:color="BFC7D5"/>
+              <w:right w:val="single" w:sz="6" w:space="0" w:color="BFC7D5"/>
+            </w:tcBorders>
             <w:vAlign w:val="center"/>
           </w:tcPr>
           <w:p>
@@ -2770,8 +3440,12 @@
         </w:tc>
         <w:tc>
           <w:tcPr>
-            <w:tcW w:w="1561" w:type="dxa"/>
-            <w:tcBorders/>
+            <w:tcW w:w="1596" w:type="dxa"/>
+            <w:tcBorders>
+              <w:left w:val="single" w:sz="2" w:space="0" w:color="BFC7D5"/>
+              <w:bottom w:val="single" w:sz="2" w:space="0" w:color="BFC7D5"/>
+              <w:right w:val="single" w:sz="6" w:space="0" w:color="BFC7D5"/>
+            </w:tcBorders>
             <w:vAlign w:val="center"/>
           </w:tcPr>
           <w:p>
@@ -2796,23 +3470,25 @@
         </w:tc>
         <w:tc>
           <w:tcPr>
-            <w:tcW w:w="841" w:type="dxa"/>
-            <w:tcBorders/>
-            <w:vAlign w:val="center"/>
-          </w:tcPr>
-          <w:p>
-            <w:pPr>
-              <w:pStyle w:val="TableContents"/>
-              <w:bidi w:val="0"/>
-              <w:spacing w:before="0" w:after="283"/>
-              <w:jc w:val="left"/>
-              <w:rPr/>
-            </w:pPr>
-            <w:r>
-              <w:rPr>
-                <w:rStyle w:val="SourceText"/>
-              </w:rPr>
-              <w:t>__________</w:t>
+            <w:tcW w:w="846" w:type="dxa"/>
+            <w:tcBorders>
+              <w:left w:val="single" w:sz="2" w:space="0" w:color="BFC7D5"/>
+              <w:bottom w:val="single" w:sz="2" w:space="0" w:color="BFC7D5"/>
+              <w:right w:val="single" w:sz="6" w:space="0" w:color="BFC7D5"/>
+            </w:tcBorders>
+            <w:vAlign w:val="center"/>
+          </w:tcPr>
+          <w:p>
+            <w:pPr>
+              <w:pStyle w:val="TableContents"/>
+              <w:bidi w:val="0"/>
+              <w:spacing w:before="0" w:after="283"/>
+              <w:jc w:val="left"/>
+              <w:rPr/>
+            </w:pPr>
+            <w:r>
+              <w:rPr/>
+              <w:t>Dec 2026</w:t>
             </w:r>
           </w:p>
         </w:tc>
@@ -2821,8 +3497,12 @@
         <w:trPr/>
         <w:tc>
           <w:tcPr>
-            <w:tcW w:w="976" w:type="dxa"/>
-            <w:tcBorders/>
+            <w:tcW w:w="1010" w:type="dxa"/>
+            <w:tcBorders>
+              <w:left w:val="single" w:sz="6" w:space="0" w:color="BFC7D5"/>
+              <w:bottom w:val="single" w:sz="2" w:space="0" w:color="BFC7D5"/>
+              <w:right w:val="single" w:sz="6" w:space="0" w:color="BFC7D5"/>
+            </w:tcBorders>
             <w:vAlign w:val="center"/>
           </w:tcPr>
           <w:p>
@@ -2841,8 +3521,12 @@
         </w:tc>
         <w:tc>
           <w:tcPr>
-            <w:tcW w:w="1351" w:type="dxa"/>
-            <w:tcBorders/>
+            <w:tcW w:w="1386" w:type="dxa"/>
+            <w:tcBorders>
+              <w:left w:val="single" w:sz="2" w:space="0" w:color="BFC7D5"/>
+              <w:bottom w:val="single" w:sz="2" w:space="0" w:color="BFC7D5"/>
+              <w:right w:val="single" w:sz="6" w:space="0" w:color="BFC7D5"/>
+            </w:tcBorders>
             <w:vAlign w:val="center"/>
           </w:tcPr>
           <w:p>
@@ -2877,8 +3561,12 @@
         </w:tc>
         <w:tc>
           <w:tcPr>
-            <w:tcW w:w="1561" w:type="dxa"/>
-            <w:tcBorders/>
+            <w:tcW w:w="1596" w:type="dxa"/>
+            <w:tcBorders>
+              <w:left w:val="single" w:sz="2" w:space="0" w:color="BFC7D5"/>
+              <w:bottom w:val="single" w:sz="2" w:space="0" w:color="BFC7D5"/>
+              <w:right w:val="single" w:sz="6" w:space="0" w:color="BFC7D5"/>
+            </w:tcBorders>
             <w:vAlign w:val="center"/>
           </w:tcPr>
           <w:p>
@@ -2903,23 +3591,25 @@
         </w:tc>
         <w:tc>
           <w:tcPr>
-            <w:tcW w:w="841" w:type="dxa"/>
-            <w:tcBorders/>
-            <w:vAlign w:val="center"/>
-          </w:tcPr>
-          <w:p>
-            <w:pPr>
-              <w:pStyle w:val="TableContents"/>
-              <w:bidi w:val="0"/>
-              <w:spacing w:before="0" w:after="283"/>
-              <w:jc w:val="left"/>
-              <w:rPr/>
-            </w:pPr>
-            <w:r>
-              <w:rPr>
-                <w:rStyle w:val="SourceText"/>
-              </w:rPr>
-              <w:t>__________</w:t>
+            <w:tcW w:w="846" w:type="dxa"/>
+            <w:tcBorders>
+              <w:left w:val="single" w:sz="2" w:space="0" w:color="BFC7D5"/>
+              <w:bottom w:val="single" w:sz="2" w:space="0" w:color="BFC7D5"/>
+              <w:right w:val="single" w:sz="6" w:space="0" w:color="BFC7D5"/>
+            </w:tcBorders>
+            <w:vAlign w:val="center"/>
+          </w:tcPr>
+          <w:p>
+            <w:pPr>
+              <w:pStyle w:val="TableContents"/>
+              <w:bidi w:val="0"/>
+              <w:spacing w:before="0" w:after="283"/>
+              <w:jc w:val="left"/>
+              <w:rPr/>
+            </w:pPr>
+            <w:r>
+              <w:rPr/>
+              <w:t>Dec 2026</w:t>
             </w:r>
           </w:p>
         </w:tc>
@@ -2928,8 +3618,12 @@
         <w:trPr/>
         <w:tc>
           <w:tcPr>
-            <w:tcW w:w="976" w:type="dxa"/>
-            <w:tcBorders/>
+            <w:tcW w:w="1010" w:type="dxa"/>
+            <w:tcBorders>
+              <w:left w:val="single" w:sz="6" w:space="0" w:color="BFC7D5"/>
+              <w:bottom w:val="single" w:sz="2" w:space="0" w:color="BFC7D5"/>
+              <w:right w:val="single" w:sz="6" w:space="0" w:color="BFC7D5"/>
+            </w:tcBorders>
             <w:vAlign w:val="center"/>
           </w:tcPr>
           <w:p>
@@ -2948,8 +3642,12 @@
         </w:tc>
         <w:tc>
           <w:tcPr>
-            <w:tcW w:w="1351" w:type="dxa"/>
-            <w:tcBorders/>
+            <w:tcW w:w="1386" w:type="dxa"/>
+            <w:tcBorders>
+              <w:left w:val="single" w:sz="2" w:space="0" w:color="BFC7D5"/>
+              <w:bottom w:val="single" w:sz="2" w:space="0" w:color="BFC7D5"/>
+              <w:right w:val="single" w:sz="6" w:space="0" w:color="BFC7D5"/>
+            </w:tcBorders>
             <w:vAlign w:val="center"/>
           </w:tcPr>
           <w:p>
@@ -2974,8 +3672,12 @@
         </w:tc>
         <w:tc>
           <w:tcPr>
-            <w:tcW w:w="1561" w:type="dxa"/>
-            <w:tcBorders/>
+            <w:tcW w:w="1596" w:type="dxa"/>
+            <w:tcBorders>
+              <w:left w:val="single" w:sz="2" w:space="0" w:color="BFC7D5"/>
+              <w:bottom w:val="single" w:sz="2" w:space="0" w:color="BFC7D5"/>
+              <w:right w:val="single" w:sz="6" w:space="0" w:color="BFC7D5"/>
+            </w:tcBorders>
             <w:vAlign w:val="center"/>
           </w:tcPr>
           <w:p>
@@ -3000,23 +3702,25 @@
         </w:tc>
         <w:tc>
           <w:tcPr>
-            <w:tcW w:w="841" w:type="dxa"/>
-            <w:tcBorders/>
-            <w:vAlign w:val="center"/>
-          </w:tcPr>
-          <w:p>
-            <w:pPr>
-              <w:pStyle w:val="TableContents"/>
-              <w:bidi w:val="0"/>
-              <w:spacing w:before="0" w:after="283"/>
-              <w:jc w:val="left"/>
-              <w:rPr/>
-            </w:pPr>
-            <w:r>
-              <w:rPr>
-                <w:rStyle w:val="SourceText"/>
-              </w:rPr>
-              <w:t>__________</w:t>
+            <w:tcW w:w="846" w:type="dxa"/>
+            <w:tcBorders>
+              <w:left w:val="single" w:sz="2" w:space="0" w:color="BFC7D5"/>
+              <w:bottom w:val="single" w:sz="2" w:space="0" w:color="BFC7D5"/>
+              <w:right w:val="single" w:sz="6" w:space="0" w:color="BFC7D5"/>
+            </w:tcBorders>
+            <w:vAlign w:val="center"/>
+          </w:tcPr>
+          <w:p>
+            <w:pPr>
+              <w:pStyle w:val="TableContents"/>
+              <w:bidi w:val="0"/>
+              <w:spacing w:before="0" w:after="283"/>
+              <w:jc w:val="left"/>
+              <w:rPr/>
+            </w:pPr>
+            <w:r>
+              <w:rPr/>
+              <w:t>Dec 2026</w:t>
             </w:r>
           </w:p>
         </w:tc>
@@ -3025,8 +3729,12 @@
         <w:trPr/>
         <w:tc>
           <w:tcPr>
-            <w:tcW w:w="976" w:type="dxa"/>
-            <w:tcBorders/>
+            <w:tcW w:w="1010" w:type="dxa"/>
+            <w:tcBorders>
+              <w:left w:val="single" w:sz="6" w:space="0" w:color="BFC7D5"/>
+              <w:bottom w:val="single" w:sz="2" w:space="0" w:color="BFC7D5"/>
+              <w:right w:val="single" w:sz="6" w:space="0" w:color="BFC7D5"/>
+            </w:tcBorders>
             <w:vAlign w:val="center"/>
           </w:tcPr>
           <w:p>
@@ -3045,8 +3753,12 @@
         </w:tc>
         <w:tc>
           <w:tcPr>
-            <w:tcW w:w="1351" w:type="dxa"/>
-            <w:tcBorders/>
+            <w:tcW w:w="1386" w:type="dxa"/>
+            <w:tcBorders>
+              <w:left w:val="single" w:sz="2" w:space="0" w:color="BFC7D5"/>
+              <w:bottom w:val="single" w:sz="2" w:space="0" w:color="BFC7D5"/>
+              <w:right w:val="single" w:sz="6" w:space="0" w:color="BFC7D5"/>
+            </w:tcBorders>
             <w:vAlign w:val="center"/>
           </w:tcPr>
           <w:p>
@@ -3075,8 +3787,12 @@
         </w:tc>
         <w:tc>
           <w:tcPr>
-            <w:tcW w:w="1561" w:type="dxa"/>
-            <w:tcBorders/>
+            <w:tcW w:w="1596" w:type="dxa"/>
+            <w:tcBorders>
+              <w:left w:val="single" w:sz="2" w:space="0" w:color="BFC7D5"/>
+              <w:bottom w:val="single" w:sz="2" w:space="0" w:color="BFC7D5"/>
+              <w:right w:val="single" w:sz="6" w:space="0" w:color="BFC7D5"/>
+            </w:tcBorders>
             <w:vAlign w:val="center"/>
           </w:tcPr>
           <w:p>
@@ -3095,23 +3811,25 @@
         </w:tc>
         <w:tc>
           <w:tcPr>
-            <w:tcW w:w="841" w:type="dxa"/>
-            <w:tcBorders/>
-            <w:vAlign w:val="center"/>
-          </w:tcPr>
-          <w:p>
-            <w:pPr>
-              <w:pStyle w:val="TableContents"/>
-              <w:bidi w:val="0"/>
-              <w:spacing w:before="0" w:after="283"/>
-              <w:jc w:val="left"/>
-              <w:rPr/>
-            </w:pPr>
-            <w:r>
-              <w:rPr>
-                <w:rStyle w:val="SourceText"/>
-              </w:rPr>
-              <w:t>__________</w:t>
+            <w:tcW w:w="846" w:type="dxa"/>
+            <w:tcBorders>
+              <w:left w:val="single" w:sz="2" w:space="0" w:color="BFC7D5"/>
+              <w:bottom w:val="single" w:sz="2" w:space="0" w:color="BFC7D5"/>
+              <w:right w:val="single" w:sz="6" w:space="0" w:color="BFC7D5"/>
+            </w:tcBorders>
+            <w:vAlign w:val="center"/>
+          </w:tcPr>
+          <w:p>
+            <w:pPr>
+              <w:pStyle w:val="TableContents"/>
+              <w:bidi w:val="0"/>
+              <w:spacing w:before="0" w:after="283"/>
+              <w:jc w:val="left"/>
+              <w:rPr/>
+            </w:pPr>
+            <w:r>
+              <w:rPr/>
+              <w:t>Dec 2026</w:t>
             </w:r>
           </w:p>
         </w:tc>
@@ -3120,8 +3838,12 @@
         <w:trPr/>
         <w:tc>
           <w:tcPr>
-            <w:tcW w:w="976" w:type="dxa"/>
-            <w:tcBorders/>
+            <w:tcW w:w="1010" w:type="dxa"/>
+            <w:tcBorders>
+              <w:left w:val="single" w:sz="6" w:space="0" w:color="BFC7D5"/>
+              <w:bottom w:val="single" w:sz="2" w:space="0" w:color="BFC7D5"/>
+              <w:right w:val="single" w:sz="6" w:space="0" w:color="BFC7D5"/>
+            </w:tcBorders>
             <w:vAlign w:val="center"/>
           </w:tcPr>
           <w:p>
@@ -3140,8 +3862,12 @@
         </w:tc>
         <w:tc>
           <w:tcPr>
-            <w:tcW w:w="1351" w:type="dxa"/>
-            <w:tcBorders/>
+            <w:tcW w:w="1386" w:type="dxa"/>
+            <w:tcBorders>
+              <w:left w:val="single" w:sz="2" w:space="0" w:color="BFC7D5"/>
+              <w:bottom w:val="single" w:sz="2" w:space="0" w:color="BFC7D5"/>
+              <w:right w:val="single" w:sz="6" w:space="0" w:color="BFC7D5"/>
+            </w:tcBorders>
             <w:vAlign w:val="center"/>
           </w:tcPr>
           <w:p>
@@ -3166,8 +3892,12 @@
         </w:tc>
         <w:tc>
           <w:tcPr>
-            <w:tcW w:w="1561" w:type="dxa"/>
-            <w:tcBorders/>
+            <w:tcW w:w="1596" w:type="dxa"/>
+            <w:tcBorders>
+              <w:left w:val="single" w:sz="2" w:space="0" w:color="BFC7D5"/>
+              <w:bottom w:val="single" w:sz="2" w:space="0" w:color="BFC7D5"/>
+              <w:right w:val="single" w:sz="6" w:space="0" w:color="BFC7D5"/>
+            </w:tcBorders>
             <w:vAlign w:val="center"/>
           </w:tcPr>
           <w:p>
@@ -3186,23 +3916,25 @@
         </w:tc>
         <w:tc>
           <w:tcPr>
-            <w:tcW w:w="841" w:type="dxa"/>
-            <w:tcBorders/>
-            <w:vAlign w:val="center"/>
-          </w:tcPr>
-          <w:p>
-            <w:pPr>
-              <w:pStyle w:val="TableContents"/>
-              <w:bidi w:val="0"/>
-              <w:spacing w:before="0" w:after="283"/>
-              <w:jc w:val="left"/>
-              <w:rPr/>
-            </w:pPr>
-            <w:r>
-              <w:rPr>
-                <w:rStyle w:val="SourceText"/>
-              </w:rPr>
-              <w:t>__________</w:t>
+            <w:tcW w:w="846" w:type="dxa"/>
+            <w:tcBorders>
+              <w:left w:val="single" w:sz="2" w:space="0" w:color="BFC7D5"/>
+              <w:bottom w:val="single" w:sz="2" w:space="0" w:color="BFC7D5"/>
+              <w:right w:val="single" w:sz="6" w:space="0" w:color="BFC7D5"/>
+            </w:tcBorders>
+            <w:vAlign w:val="center"/>
+          </w:tcPr>
+          <w:p>
+            <w:pPr>
+              <w:pStyle w:val="TableContents"/>
+              <w:bidi w:val="0"/>
+              <w:spacing w:before="0" w:after="283"/>
+              <w:jc w:val="left"/>
+              <w:rPr/>
+            </w:pPr>
+            <w:r>
+              <w:rPr/>
+              <w:t>Jan 2027</w:t>
             </w:r>
           </w:p>
         </w:tc>
@@ -3211,8 +3943,12 @@
         <w:trPr/>
         <w:tc>
           <w:tcPr>
-            <w:tcW w:w="976" w:type="dxa"/>
-            <w:tcBorders/>
+            <w:tcW w:w="1010" w:type="dxa"/>
+            <w:tcBorders>
+              <w:left w:val="single" w:sz="6" w:space="0" w:color="BFC7D5"/>
+              <w:bottom w:val="single" w:sz="2" w:space="0" w:color="BFC7D5"/>
+              <w:right w:val="single" w:sz="6" w:space="0" w:color="BFC7D5"/>
+            </w:tcBorders>
             <w:vAlign w:val="center"/>
           </w:tcPr>
           <w:p>
@@ -3231,8 +3967,12 @@
         </w:tc>
         <w:tc>
           <w:tcPr>
-            <w:tcW w:w="1351" w:type="dxa"/>
-            <w:tcBorders/>
+            <w:tcW w:w="1386" w:type="dxa"/>
+            <w:tcBorders>
+              <w:left w:val="single" w:sz="2" w:space="0" w:color="BFC7D5"/>
+              <w:bottom w:val="single" w:sz="2" w:space="0" w:color="BFC7D5"/>
+              <w:right w:val="single" w:sz="6" w:space="0" w:color="BFC7D5"/>
+            </w:tcBorders>
             <w:vAlign w:val="center"/>
           </w:tcPr>
           <w:p>
@@ -3251,8 +3991,12 @@
         </w:tc>
         <w:tc>
           <w:tcPr>
-            <w:tcW w:w="1561" w:type="dxa"/>
-            <w:tcBorders/>
+            <w:tcW w:w="1596" w:type="dxa"/>
+            <w:tcBorders>
+              <w:left w:val="single" w:sz="2" w:space="0" w:color="BFC7D5"/>
+              <w:bottom w:val="single" w:sz="2" w:space="0" w:color="BFC7D5"/>
+              <w:right w:val="single" w:sz="6" w:space="0" w:color="BFC7D5"/>
+            </w:tcBorders>
             <w:vAlign w:val="center"/>
           </w:tcPr>
           <w:p>
@@ -3271,23 +4015,25 @@
         </w:tc>
         <w:tc>
           <w:tcPr>
-            <w:tcW w:w="841" w:type="dxa"/>
-            <w:tcBorders/>
-            <w:vAlign w:val="center"/>
-          </w:tcPr>
-          <w:p>
-            <w:pPr>
-              <w:pStyle w:val="TableContents"/>
-              <w:bidi w:val="0"/>
-              <w:spacing w:before="0" w:after="283"/>
-              <w:jc w:val="left"/>
-              <w:rPr/>
-            </w:pPr>
-            <w:r>
-              <w:rPr>
-                <w:rStyle w:val="SourceText"/>
-              </w:rPr>
-              <w:t>__________</w:t>
+            <w:tcW w:w="846" w:type="dxa"/>
+            <w:tcBorders>
+              <w:left w:val="single" w:sz="2" w:space="0" w:color="BFC7D5"/>
+              <w:bottom w:val="single" w:sz="2" w:space="0" w:color="BFC7D5"/>
+              <w:right w:val="single" w:sz="6" w:space="0" w:color="BFC7D5"/>
+            </w:tcBorders>
+            <w:vAlign w:val="center"/>
+          </w:tcPr>
+          <w:p>
+            <w:pPr>
+              <w:pStyle w:val="TableContents"/>
+              <w:bidi w:val="0"/>
+              <w:spacing w:before="0" w:after="283"/>
+              <w:jc w:val="left"/>
+              <w:rPr/>
+            </w:pPr>
+            <w:r>
+              <w:rPr/>
+              <w:t>Jan 2027</w:t>
             </w:r>
           </w:p>
         </w:tc>
@@ -3296,8 +4042,12 @@
         <w:trPr/>
         <w:tc>
           <w:tcPr>
-            <w:tcW w:w="976" w:type="dxa"/>
-            <w:tcBorders/>
+            <w:tcW w:w="1010" w:type="dxa"/>
+            <w:tcBorders>
+              <w:left w:val="single" w:sz="6" w:space="0" w:color="BFC7D5"/>
+              <w:bottom w:val="single" w:sz="2" w:space="0" w:color="BFC7D5"/>
+              <w:right w:val="single" w:sz="6" w:space="0" w:color="BFC7D5"/>
+            </w:tcBorders>
             <w:vAlign w:val="center"/>
           </w:tcPr>
           <w:p>
@@ -3316,8 +4066,12 @@
         </w:tc>
         <w:tc>
           <w:tcPr>
-            <w:tcW w:w="1351" w:type="dxa"/>
-            <w:tcBorders/>
+            <w:tcW w:w="1386" w:type="dxa"/>
+            <w:tcBorders>
+              <w:left w:val="single" w:sz="2" w:space="0" w:color="BFC7D5"/>
+              <w:bottom w:val="single" w:sz="2" w:space="0" w:color="BFC7D5"/>
+              <w:right w:val="single" w:sz="6" w:space="0" w:color="BFC7D5"/>
+            </w:tcBorders>
             <w:vAlign w:val="center"/>
           </w:tcPr>
           <w:p>
@@ -3342,8 +4096,12 @@
         </w:tc>
         <w:tc>
           <w:tcPr>
-            <w:tcW w:w="1561" w:type="dxa"/>
-            <w:tcBorders/>
+            <w:tcW w:w="1596" w:type="dxa"/>
+            <w:tcBorders>
+              <w:left w:val="single" w:sz="2" w:space="0" w:color="BFC7D5"/>
+              <w:bottom w:val="single" w:sz="2" w:space="0" w:color="BFC7D5"/>
+              <w:right w:val="single" w:sz="6" w:space="0" w:color="BFC7D5"/>
+            </w:tcBorders>
             <w:vAlign w:val="center"/>
           </w:tcPr>
           <w:p>
@@ -3362,23 +4120,25 @@
         </w:tc>
         <w:tc>
           <w:tcPr>
-            <w:tcW w:w="841" w:type="dxa"/>
-            <w:tcBorders/>
-            <w:vAlign w:val="center"/>
-          </w:tcPr>
-          <w:p>
-            <w:pPr>
-              <w:pStyle w:val="TableContents"/>
-              <w:bidi w:val="0"/>
-              <w:spacing w:before="0" w:after="283"/>
-              <w:jc w:val="left"/>
-              <w:rPr/>
-            </w:pPr>
-            <w:r>
-              <w:rPr>
-                <w:rStyle w:val="SourceText"/>
-              </w:rPr>
-              <w:t>__________</w:t>
+            <w:tcW w:w="846" w:type="dxa"/>
+            <w:tcBorders>
+              <w:left w:val="single" w:sz="2" w:space="0" w:color="BFC7D5"/>
+              <w:bottom w:val="single" w:sz="2" w:space="0" w:color="BFC7D5"/>
+              <w:right w:val="single" w:sz="6" w:space="0" w:color="BFC7D5"/>
+            </w:tcBorders>
+            <w:vAlign w:val="center"/>
+          </w:tcPr>
+          <w:p>
+            <w:pPr>
+              <w:pStyle w:val="TableContents"/>
+              <w:bidi w:val="0"/>
+              <w:spacing w:before="0" w:after="283"/>
+              <w:jc w:val="left"/>
+              <w:rPr/>
+            </w:pPr>
+            <w:r>
+              <w:rPr/>
+              <w:t>Jan 2027</w:t>
             </w:r>
           </w:p>
         </w:tc>
@@ -3387,8 +4147,12 @@
         <w:trPr/>
         <w:tc>
           <w:tcPr>
-            <w:tcW w:w="976" w:type="dxa"/>
-            <w:tcBorders/>
+            <w:tcW w:w="1010" w:type="dxa"/>
+            <w:tcBorders>
+              <w:left w:val="single" w:sz="6" w:space="0" w:color="BFC7D5"/>
+              <w:bottom w:val="single" w:sz="6" w:space="0" w:color="BFC7D5"/>
+              <w:right w:val="single" w:sz="6" w:space="0" w:color="BFC7D5"/>
+            </w:tcBorders>
             <w:vAlign w:val="center"/>
           </w:tcPr>
           <w:p>
@@ -3407,8 +4171,12 @@
         </w:tc>
         <w:tc>
           <w:tcPr>
-            <w:tcW w:w="1351" w:type="dxa"/>
-            <w:tcBorders/>
+            <w:tcW w:w="1386" w:type="dxa"/>
+            <w:tcBorders>
+              <w:left w:val="single" w:sz="2" w:space="0" w:color="BFC7D5"/>
+              <w:bottom w:val="single" w:sz="6" w:space="0" w:color="BFC7D5"/>
+              <w:right w:val="single" w:sz="6" w:space="0" w:color="BFC7D5"/>
+            </w:tcBorders>
             <w:vAlign w:val="center"/>
           </w:tcPr>
           <w:p>
@@ -3443,8 +4211,12 @@
         </w:tc>
         <w:tc>
           <w:tcPr>
-            <w:tcW w:w="1561" w:type="dxa"/>
-            <w:tcBorders/>
+            <w:tcW w:w="1596" w:type="dxa"/>
+            <w:tcBorders>
+              <w:left w:val="single" w:sz="2" w:space="0" w:color="BFC7D5"/>
+              <w:bottom w:val="single" w:sz="6" w:space="0" w:color="BFC7D5"/>
+              <w:right w:val="single" w:sz="6" w:space="0" w:color="BFC7D5"/>
+            </w:tcBorders>
             <w:vAlign w:val="center"/>
           </w:tcPr>
           <w:p>
@@ -3463,23 +4235,25 @@
         </w:tc>
         <w:tc>
           <w:tcPr>
-            <w:tcW w:w="841" w:type="dxa"/>
-            <w:tcBorders/>
-            <w:vAlign w:val="center"/>
-          </w:tcPr>
-          <w:p>
-            <w:pPr>
-              <w:pStyle w:val="TableContents"/>
-              <w:bidi w:val="0"/>
-              <w:spacing w:before="0" w:after="283"/>
-              <w:jc w:val="left"/>
-              <w:rPr/>
-            </w:pPr>
-            <w:r>
-              <w:rPr>
-                <w:rStyle w:val="SourceText"/>
-              </w:rPr>
-              <w:t>__________</w:t>
+            <w:tcW w:w="846" w:type="dxa"/>
+            <w:tcBorders>
+              <w:left w:val="single" w:sz="2" w:space="0" w:color="BFC7D5"/>
+              <w:bottom w:val="single" w:sz="6" w:space="0" w:color="BFC7D5"/>
+              <w:right w:val="single" w:sz="6" w:space="0" w:color="BFC7D5"/>
+            </w:tcBorders>
+            <w:vAlign w:val="center"/>
+          </w:tcPr>
+          <w:p>
+            <w:pPr>
+              <w:pStyle w:val="TableContents"/>
+              <w:bidi w:val="0"/>
+              <w:spacing w:before="0" w:after="283"/>
+              <w:jc w:val="left"/>
+              <w:rPr/>
+            </w:pPr>
+            <w:r>
+              <w:rPr/>
+              <w:t>Jan 2027</w:t>
             </w:r>
           </w:p>
         </w:tc>
@@ -3585,20 +4359,20 @@
     </w:p>
     <w:tbl>
       <w:tblPr>
-        <w:tblW w:w="4729" w:type="dxa"/>
+        <w:tblW w:w="5000" w:type="pct"/>
         <w:jc w:val="left"/>
-        <w:tblInd w:w="0" w:type="dxa"/>
+        <w:tblInd w:w="-7" w:type="dxa"/>
         <w:tblLayout w:type="fixed"/>
         <w:tblCellMar>
-          <w:top w:w="28" w:type="dxa"/>
-          <w:left w:w="28" w:type="dxa"/>
-          <w:bottom w:w="28" w:type="dxa"/>
-          <w:right w:w="28" w:type="dxa"/>
+          <w:top w:w="60" w:type="dxa"/>
+          <w:left w:w="60" w:type="dxa"/>
+          <w:bottom w:w="60" w:type="dxa"/>
+          <w:right w:w="60" w:type="dxa"/>
         </w:tblCellMar>
       </w:tblPr>
       <w:tblGrid>
-        <w:gridCol w:w="1469"/>
-        <w:gridCol w:w="3260"/>
+        <w:gridCol w:w="1509"/>
+        <w:gridCol w:w="3329"/>
       </w:tblGrid>
       <w:tr>
         <w:trPr>
@@ -3606,44 +4380,60 @@
         </w:trPr>
         <w:tc>
           <w:tcPr>
-            <w:tcW w:w="1469" w:type="dxa"/>
-            <w:tcBorders/>
+            <w:tcW w:w="1509" w:type="dxa"/>
+            <w:tcBorders>
+              <w:top w:val="single" w:sz="6" w:space="0" w:color="BFC7D5"/>
+              <w:left w:val="single" w:sz="6" w:space="0" w:color="BFC7D5"/>
+              <w:bottom w:val="single" w:sz="2" w:space="0" w:color="BFC7D5"/>
+              <w:right w:val="single" w:sz="6" w:space="0" w:color="BFC7D5"/>
+            </w:tcBorders>
+            <w:shd w:fill="1F3A5F" w:val="clear"/>
             <w:vAlign w:val="center"/>
           </w:tcPr>
           <w:p>
             <w:pPr>
               <w:pStyle w:val="TableHeading"/>
-              <w:suppressLineNumbers/>
-              <w:shd w:fill="1F3A5F" w:val="clear"/>
-              <w:bidi w:val="0"/>
-              <w:spacing w:before="0" w:after="283"/>
-              <w:jc w:val="center"/>
-              <w:rPr/>
-            </w:pPr>
-            <w:r>
-              <w:rPr/>
+              <w:bidi w:val="0"/>
+              <w:spacing w:before="0" w:after="283"/>
+              <w:jc w:val="left"/>
+              <w:rPr>
+                <w:color w:val="FFFFFF"/>
+              </w:rPr>
+            </w:pPr>
+            <w:r>
+              <w:rPr>
+                <w:color w:val="FFFFFF"/>
+              </w:rPr>
               <w:t>Criterion</w:t>
             </w:r>
           </w:p>
         </w:tc>
         <w:tc>
           <w:tcPr>
-            <w:tcW w:w="3260" w:type="dxa"/>
-            <w:tcBorders/>
+            <w:tcW w:w="3329" w:type="dxa"/>
+            <w:tcBorders>
+              <w:top w:val="single" w:sz="6" w:space="0" w:color="BFC7D5"/>
+              <w:left w:val="single" w:sz="2" w:space="0" w:color="BFC7D5"/>
+              <w:bottom w:val="single" w:sz="2" w:space="0" w:color="BFC7D5"/>
+              <w:right w:val="single" w:sz="6" w:space="0" w:color="BFC7D5"/>
+            </w:tcBorders>
+            <w:shd w:fill="1F3A5F" w:val="clear"/>
             <w:vAlign w:val="center"/>
           </w:tcPr>
           <w:p>
             <w:pPr>
               <w:pStyle w:val="TableHeading"/>
-              <w:suppressLineNumbers/>
-              <w:shd w:fill="1F3A5F" w:val="clear"/>
-              <w:bidi w:val="0"/>
-              <w:spacing w:before="0" w:after="283"/>
-              <w:jc w:val="center"/>
-              <w:rPr/>
-            </w:pPr>
-            <w:r>
-              <w:rPr/>
+              <w:bidi w:val="0"/>
+              <w:spacing w:before="0" w:after="283"/>
+              <w:jc w:val="left"/>
+              <w:rPr>
+                <w:color w:val="FFFFFF"/>
+              </w:rPr>
+            </w:pPr>
+            <w:r>
+              <w:rPr>
+                <w:color w:val="FFFFFF"/>
+              </w:rPr>
               <w:t>Minimum</w:t>
             </w:r>
           </w:p>
@@ -3653,8 +4443,12 @@
         <w:trPr/>
         <w:tc>
           <w:tcPr>
-            <w:tcW w:w="1469" w:type="dxa"/>
-            <w:tcBorders/>
+            <w:tcW w:w="1509" w:type="dxa"/>
+            <w:tcBorders>
+              <w:left w:val="single" w:sz="6" w:space="0" w:color="BFC7D5"/>
+              <w:bottom w:val="single" w:sz="2" w:space="0" w:color="BFC7D5"/>
+              <w:right w:val="single" w:sz="6" w:space="0" w:color="BFC7D5"/>
+            </w:tcBorders>
             <w:vAlign w:val="center"/>
           </w:tcPr>
           <w:p>
@@ -3673,8 +4467,12 @@
         </w:tc>
         <w:tc>
           <w:tcPr>
-            <w:tcW w:w="3260" w:type="dxa"/>
-            <w:tcBorders/>
+            <w:tcW w:w="3329" w:type="dxa"/>
+            <w:tcBorders>
+              <w:left w:val="single" w:sz="2" w:space="0" w:color="BFC7D5"/>
+              <w:bottom w:val="single" w:sz="2" w:space="0" w:color="BFC7D5"/>
+              <w:right w:val="single" w:sz="6" w:space="0" w:color="BFC7D5"/>
+            </w:tcBorders>
             <w:vAlign w:val="center"/>
           </w:tcPr>
           <w:p>
@@ -3696,8 +4494,12 @@
         <w:trPr/>
         <w:tc>
           <w:tcPr>
-            <w:tcW w:w="1469" w:type="dxa"/>
-            <w:tcBorders/>
+            <w:tcW w:w="1509" w:type="dxa"/>
+            <w:tcBorders>
+              <w:left w:val="single" w:sz="6" w:space="0" w:color="BFC7D5"/>
+              <w:bottom w:val="single" w:sz="2" w:space="0" w:color="BFC7D5"/>
+              <w:right w:val="single" w:sz="6" w:space="0" w:color="BFC7D5"/>
+            </w:tcBorders>
             <w:vAlign w:val="center"/>
           </w:tcPr>
           <w:p>
@@ -3716,8 +4518,12 @@
         </w:tc>
         <w:tc>
           <w:tcPr>
-            <w:tcW w:w="3260" w:type="dxa"/>
-            <w:tcBorders/>
+            <w:tcW w:w="3329" w:type="dxa"/>
+            <w:tcBorders>
+              <w:left w:val="single" w:sz="2" w:space="0" w:color="BFC7D5"/>
+              <w:bottom w:val="single" w:sz="2" w:space="0" w:color="BFC7D5"/>
+              <w:right w:val="single" w:sz="6" w:space="0" w:color="BFC7D5"/>
+            </w:tcBorders>
             <w:vAlign w:val="center"/>
           </w:tcPr>
           <w:p>
@@ -3739,8 +4545,12 @@
         <w:trPr/>
         <w:tc>
           <w:tcPr>
-            <w:tcW w:w="1469" w:type="dxa"/>
-            <w:tcBorders/>
+            <w:tcW w:w="1509" w:type="dxa"/>
+            <w:tcBorders>
+              <w:left w:val="single" w:sz="6" w:space="0" w:color="BFC7D5"/>
+              <w:bottom w:val="single" w:sz="2" w:space="0" w:color="BFC7D5"/>
+              <w:right w:val="single" w:sz="6" w:space="0" w:color="BFC7D5"/>
+            </w:tcBorders>
             <w:vAlign w:val="center"/>
           </w:tcPr>
           <w:p>
@@ -3759,8 +4569,12 @@
         </w:tc>
         <w:tc>
           <w:tcPr>
-            <w:tcW w:w="3260" w:type="dxa"/>
-            <w:tcBorders/>
+            <w:tcW w:w="3329" w:type="dxa"/>
+            <w:tcBorders>
+              <w:left w:val="single" w:sz="2" w:space="0" w:color="BFC7D5"/>
+              <w:bottom w:val="single" w:sz="2" w:space="0" w:color="BFC7D5"/>
+              <w:right w:val="single" w:sz="6" w:space="0" w:color="BFC7D5"/>
+            </w:tcBorders>
             <w:vAlign w:val="center"/>
           </w:tcPr>
           <w:p>
@@ -3782,8 +4596,12 @@
         <w:trPr/>
         <w:tc>
           <w:tcPr>
-            <w:tcW w:w="1469" w:type="dxa"/>
-            <w:tcBorders/>
+            <w:tcW w:w="1509" w:type="dxa"/>
+            <w:tcBorders>
+              <w:left w:val="single" w:sz="6" w:space="0" w:color="BFC7D5"/>
+              <w:bottom w:val="single" w:sz="6" w:space="0" w:color="BFC7D5"/>
+              <w:right w:val="single" w:sz="6" w:space="0" w:color="BFC7D5"/>
+            </w:tcBorders>
             <w:vAlign w:val="center"/>
           </w:tcPr>
           <w:p>
@@ -3802,8 +4620,12 @@
         </w:tc>
         <w:tc>
           <w:tcPr>
-            <w:tcW w:w="3260" w:type="dxa"/>
-            <w:tcBorders/>
+            <w:tcW w:w="3329" w:type="dxa"/>
+            <w:tcBorders>
+              <w:left w:val="single" w:sz="2" w:space="0" w:color="BFC7D5"/>
+              <w:bottom w:val="single" w:sz="6" w:space="0" w:color="BFC7D5"/>
+              <w:right w:val="single" w:sz="6" w:space="0" w:color="BFC7D5"/>
+            </w:tcBorders>
             <w:vAlign w:val="center"/>
           </w:tcPr>
           <w:p>
@@ -3842,21 +4664,21 @@
     </w:p>
     <w:tbl>
       <w:tblPr>
-        <w:tblW w:w="4729" w:type="dxa"/>
+        <w:tblW w:w="5000" w:type="pct"/>
         <w:jc w:val="left"/>
-        <w:tblInd w:w="0" w:type="dxa"/>
+        <w:tblInd w:w="-7" w:type="dxa"/>
         <w:tblLayout w:type="fixed"/>
         <w:tblCellMar>
-          <w:top w:w="28" w:type="dxa"/>
-          <w:left w:w="28" w:type="dxa"/>
-          <w:bottom w:w="28" w:type="dxa"/>
-          <w:right w:w="28" w:type="dxa"/>
+          <w:top w:w="60" w:type="dxa"/>
+          <w:left w:w="60" w:type="dxa"/>
+          <w:bottom w:w="60" w:type="dxa"/>
+          <w:right w:w="60" w:type="dxa"/>
         </w:tblCellMar>
       </w:tblPr>
       <w:tblGrid>
-        <w:gridCol w:w="1480"/>
-        <w:gridCol w:w="2008"/>
-        <w:gridCol w:w="1241"/>
+        <w:gridCol w:w="1515"/>
+        <w:gridCol w:w="2072"/>
+        <w:gridCol w:w="1251"/>
       </w:tblGrid>
       <w:tr>
         <w:trPr>
@@ -3864,66 +4686,90 @@
         </w:trPr>
         <w:tc>
           <w:tcPr>
-            <w:tcW w:w="1480" w:type="dxa"/>
-            <w:tcBorders/>
+            <w:tcW w:w="1515" w:type="dxa"/>
+            <w:tcBorders>
+              <w:top w:val="single" w:sz="6" w:space="0" w:color="BFC7D5"/>
+              <w:left w:val="single" w:sz="6" w:space="0" w:color="BFC7D5"/>
+              <w:bottom w:val="single" w:sz="2" w:space="0" w:color="BFC7D5"/>
+              <w:right w:val="single" w:sz="6" w:space="0" w:color="BFC7D5"/>
+            </w:tcBorders>
+            <w:shd w:fill="1F3A5F" w:val="clear"/>
             <w:vAlign w:val="center"/>
           </w:tcPr>
           <w:p>
             <w:pPr>
               <w:pStyle w:val="TableHeading"/>
-              <w:suppressLineNumbers/>
-              <w:shd w:fill="1F3A5F" w:val="clear"/>
-              <w:bidi w:val="0"/>
-              <w:spacing w:before="0" w:after="283"/>
-              <w:jc w:val="center"/>
-              <w:rPr/>
-            </w:pPr>
-            <w:r>
-              <w:rPr/>
+              <w:bidi w:val="0"/>
+              <w:spacing w:before="0" w:after="283"/>
+              <w:jc w:val="left"/>
+              <w:rPr>
+                <w:color w:val="FFFFFF"/>
+              </w:rPr>
+            </w:pPr>
+            <w:r>
+              <w:rPr>
+                <w:color w:val="FFFFFF"/>
+              </w:rPr>
               <w:t>Option</w:t>
             </w:r>
           </w:p>
         </w:tc>
         <w:tc>
           <w:tcPr>
-            <w:tcW w:w="2008" w:type="dxa"/>
-            <w:tcBorders/>
+            <w:tcW w:w="2072" w:type="dxa"/>
+            <w:tcBorders>
+              <w:top w:val="single" w:sz="6" w:space="0" w:color="BFC7D5"/>
+              <w:left w:val="single" w:sz="2" w:space="0" w:color="BFC7D5"/>
+              <w:bottom w:val="single" w:sz="2" w:space="0" w:color="BFC7D5"/>
+              <w:right w:val="single" w:sz="6" w:space="0" w:color="BFC7D5"/>
+            </w:tcBorders>
+            <w:shd w:fill="1F3A5F" w:val="clear"/>
             <w:vAlign w:val="center"/>
           </w:tcPr>
           <w:p>
             <w:pPr>
               <w:pStyle w:val="TableHeading"/>
-              <w:suppressLineNumbers/>
-              <w:shd w:fill="1F3A5F" w:val="clear"/>
-              <w:bidi w:val="0"/>
-              <w:spacing w:before="0" w:after="283"/>
-              <w:jc w:val="center"/>
-              <w:rPr/>
-            </w:pPr>
-            <w:r>
-              <w:rPr/>
+              <w:bidi w:val="0"/>
+              <w:spacing w:before="0" w:after="283"/>
+              <w:jc w:val="left"/>
+              <w:rPr>
+                <w:color w:val="FFFFFF"/>
+              </w:rPr>
+            </w:pPr>
+            <w:r>
+              <w:rPr>
+                <w:color w:val="FFFFFF"/>
+              </w:rPr>
               <w:t>Description</w:t>
             </w:r>
           </w:p>
         </w:tc>
         <w:tc>
           <w:tcPr>
-            <w:tcW w:w="1241" w:type="dxa"/>
-            <w:tcBorders/>
+            <w:tcW w:w="1251" w:type="dxa"/>
+            <w:tcBorders>
+              <w:top w:val="single" w:sz="6" w:space="0" w:color="BFC7D5"/>
+              <w:left w:val="single" w:sz="2" w:space="0" w:color="BFC7D5"/>
+              <w:bottom w:val="single" w:sz="2" w:space="0" w:color="BFC7D5"/>
+              <w:right w:val="single" w:sz="6" w:space="0" w:color="BFC7D5"/>
+            </w:tcBorders>
+            <w:shd w:fill="1F3A5F" w:val="clear"/>
             <w:vAlign w:val="center"/>
           </w:tcPr>
           <w:p>
             <w:pPr>
               <w:pStyle w:val="TableHeading"/>
-              <w:suppressLineNumbers/>
-              <w:shd w:fill="1F3A5F" w:val="clear"/>
-              <w:bidi w:val="0"/>
-              <w:spacing w:before="0" w:after="283"/>
-              <w:jc w:val="center"/>
-              <w:rPr/>
-            </w:pPr>
-            <w:r>
-              <w:rPr/>
+              <w:bidi w:val="0"/>
+              <w:spacing w:before="0" w:after="283"/>
+              <w:jc w:val="left"/>
+              <w:rPr>
+                <w:color w:val="FFFFFF"/>
+              </w:rPr>
+            </w:pPr>
+            <w:r>
+              <w:rPr>
+                <w:color w:val="FFFFFF"/>
+              </w:rPr>
               <w:t>Status</w:t>
             </w:r>
           </w:p>
@@ -3933,8 +4779,12 @@
         <w:trPr/>
         <w:tc>
           <w:tcPr>
-            <w:tcW w:w="1480" w:type="dxa"/>
-            <w:tcBorders/>
+            <w:tcW w:w="1515" w:type="dxa"/>
+            <w:tcBorders>
+              <w:left w:val="single" w:sz="6" w:space="0" w:color="BFC7D5"/>
+              <w:bottom w:val="single" w:sz="2" w:space="0" w:color="BFC7D5"/>
+              <w:right w:val="single" w:sz="6" w:space="0" w:color="BFC7D5"/>
+            </w:tcBorders>
             <w:vAlign w:val="center"/>
           </w:tcPr>
           <w:p>
@@ -3953,8 +4803,12 @@
         </w:tc>
         <w:tc>
           <w:tcPr>
-            <w:tcW w:w="2008" w:type="dxa"/>
-            <w:tcBorders/>
+            <w:tcW w:w="2072" w:type="dxa"/>
+            <w:tcBorders>
+              <w:left w:val="single" w:sz="2" w:space="0" w:color="BFC7D5"/>
+              <w:bottom w:val="single" w:sz="2" w:space="0" w:color="BFC7D5"/>
+              <w:right w:val="single" w:sz="6" w:space="0" w:color="BFC7D5"/>
+            </w:tcBorders>
             <w:vAlign w:val="center"/>
           </w:tcPr>
           <w:p>
@@ -3973,8 +4827,12 @@
         </w:tc>
         <w:tc>
           <w:tcPr>
-            <w:tcW w:w="1241" w:type="dxa"/>
-            <w:tcBorders/>
+            <w:tcW w:w="1251" w:type="dxa"/>
+            <w:tcBorders>
+              <w:left w:val="single" w:sz="2" w:space="0" w:color="BFC7D5"/>
+              <w:bottom w:val="single" w:sz="2" w:space="0" w:color="BFC7D5"/>
+              <w:right w:val="single" w:sz="6" w:space="0" w:color="BFC7D5"/>
+            </w:tcBorders>
             <w:vAlign w:val="center"/>
           </w:tcPr>
           <w:p>
@@ -3998,8 +4856,12 @@
         <w:trPr/>
         <w:tc>
           <w:tcPr>
-            <w:tcW w:w="1480" w:type="dxa"/>
-            <w:tcBorders/>
+            <w:tcW w:w="1515" w:type="dxa"/>
+            <w:tcBorders>
+              <w:left w:val="single" w:sz="6" w:space="0" w:color="BFC7D5"/>
+              <w:bottom w:val="single" w:sz="2" w:space="0" w:color="BFC7D5"/>
+              <w:right w:val="single" w:sz="6" w:space="0" w:color="BFC7D5"/>
+            </w:tcBorders>
             <w:vAlign w:val="center"/>
           </w:tcPr>
           <w:p>
@@ -4018,8 +4880,12 @@
         </w:tc>
         <w:tc>
           <w:tcPr>
-            <w:tcW w:w="2008" w:type="dxa"/>
-            <w:tcBorders/>
+            <w:tcW w:w="2072" w:type="dxa"/>
+            <w:tcBorders>
+              <w:left w:val="single" w:sz="2" w:space="0" w:color="BFC7D5"/>
+              <w:bottom w:val="single" w:sz="2" w:space="0" w:color="BFC7D5"/>
+              <w:right w:val="single" w:sz="6" w:space="0" w:color="BFC7D5"/>
+            </w:tcBorders>
             <w:vAlign w:val="center"/>
           </w:tcPr>
           <w:p>
@@ -4038,8 +4904,12 @@
         </w:tc>
         <w:tc>
           <w:tcPr>
-            <w:tcW w:w="1241" w:type="dxa"/>
-            <w:tcBorders/>
+            <w:tcW w:w="1251" w:type="dxa"/>
+            <w:tcBorders>
+              <w:left w:val="single" w:sz="2" w:space="0" w:color="BFC7D5"/>
+              <w:bottom w:val="single" w:sz="2" w:space="0" w:color="BFC7D5"/>
+              <w:right w:val="single" w:sz="6" w:space="0" w:color="BFC7D5"/>
+            </w:tcBorders>
             <w:vAlign w:val="center"/>
           </w:tcPr>
           <w:p>
@@ -4061,8 +4931,12 @@
         <w:trPr/>
         <w:tc>
           <w:tcPr>
-            <w:tcW w:w="1480" w:type="dxa"/>
-            <w:tcBorders/>
+            <w:tcW w:w="1515" w:type="dxa"/>
+            <w:tcBorders>
+              <w:left w:val="single" w:sz="6" w:space="0" w:color="BFC7D5"/>
+              <w:bottom w:val="single" w:sz="6" w:space="0" w:color="BFC7D5"/>
+              <w:right w:val="single" w:sz="6" w:space="0" w:color="BFC7D5"/>
+            </w:tcBorders>
             <w:vAlign w:val="center"/>
           </w:tcPr>
           <w:p>
@@ -4081,8 +4955,12 @@
         </w:tc>
         <w:tc>
           <w:tcPr>
-            <w:tcW w:w="2008" w:type="dxa"/>
-            <w:tcBorders/>
+            <w:tcW w:w="2072" w:type="dxa"/>
+            <w:tcBorders>
+              <w:left w:val="single" w:sz="2" w:space="0" w:color="BFC7D5"/>
+              <w:bottom w:val="single" w:sz="6" w:space="0" w:color="BFC7D5"/>
+              <w:right w:val="single" w:sz="6" w:space="0" w:color="BFC7D5"/>
+            </w:tcBorders>
             <w:vAlign w:val="center"/>
           </w:tcPr>
           <w:p>
@@ -4111,8 +4989,12 @@
         </w:tc>
         <w:tc>
           <w:tcPr>
-            <w:tcW w:w="1241" w:type="dxa"/>
-            <w:tcBorders/>
+            <w:tcW w:w="1251" w:type="dxa"/>
+            <w:tcBorders>
+              <w:left w:val="single" w:sz="2" w:space="0" w:color="BFC7D5"/>
+              <w:bottom w:val="single" w:sz="6" w:space="0" w:color="BFC7D5"/>
+              <w:right w:val="single" w:sz="6" w:space="0" w:color="BFC7D5"/>
+            </w:tcBorders>
             <w:vAlign w:val="center"/>
           </w:tcPr>
           <w:p>
@@ -4530,20 +5412,20 @@
     </w:p>
     <w:tbl>
       <w:tblPr>
-        <w:tblW w:w="4729" w:type="dxa"/>
+        <w:tblW w:w="5000" w:type="pct"/>
         <w:jc w:val="left"/>
-        <w:tblInd w:w="0" w:type="dxa"/>
+        <w:tblInd w:w="-7" w:type="dxa"/>
         <w:tblLayout w:type="fixed"/>
         <w:tblCellMar>
-          <w:top w:w="28" w:type="dxa"/>
-          <w:left w:w="28" w:type="dxa"/>
-          <w:bottom w:w="28" w:type="dxa"/>
-          <w:right w:w="28" w:type="dxa"/>
+          <w:top w:w="60" w:type="dxa"/>
+          <w:left w:w="60" w:type="dxa"/>
+          <w:bottom w:w="60" w:type="dxa"/>
+          <w:right w:w="60" w:type="dxa"/>
         </w:tblCellMar>
       </w:tblPr>
       <w:tblGrid>
-        <w:gridCol w:w="1161"/>
-        <w:gridCol w:w="3568"/>
+        <w:gridCol w:w="1203"/>
+        <w:gridCol w:w="3635"/>
       </w:tblGrid>
       <w:tr>
         <w:trPr>
@@ -4551,44 +5433,60 @@
         </w:trPr>
         <w:tc>
           <w:tcPr>
-            <w:tcW w:w="1161" w:type="dxa"/>
-            <w:tcBorders/>
+            <w:tcW w:w="1203" w:type="dxa"/>
+            <w:tcBorders>
+              <w:top w:val="single" w:sz="6" w:space="0" w:color="BFC7D5"/>
+              <w:left w:val="single" w:sz="6" w:space="0" w:color="BFC7D5"/>
+              <w:bottom w:val="single" w:sz="2" w:space="0" w:color="BFC7D5"/>
+              <w:right w:val="single" w:sz="6" w:space="0" w:color="BFC7D5"/>
+            </w:tcBorders>
+            <w:shd w:fill="1F3A5F" w:val="clear"/>
             <w:vAlign w:val="center"/>
           </w:tcPr>
           <w:p>
             <w:pPr>
               <w:pStyle w:val="TableHeading"/>
-              <w:suppressLineNumbers/>
-              <w:shd w:fill="1F3A5F" w:val="clear"/>
-              <w:bidi w:val="0"/>
-              <w:spacing w:before="0" w:after="283"/>
-              <w:jc w:val="center"/>
-              <w:rPr/>
-            </w:pPr>
-            <w:r>
-              <w:rPr/>
+              <w:bidi w:val="0"/>
+              <w:spacing w:before="0" w:after="283"/>
+              <w:jc w:val="left"/>
+              <w:rPr>
+                <w:color w:val="FFFFFF"/>
+              </w:rPr>
+            </w:pPr>
+            <w:r>
+              <w:rPr>
+                <w:color w:val="FFFFFF"/>
+              </w:rPr>
               <w:t>Evidence type</w:t>
             </w:r>
           </w:p>
         </w:tc>
         <w:tc>
           <w:tcPr>
-            <w:tcW w:w="3568" w:type="dxa"/>
-            <w:tcBorders/>
+            <w:tcW w:w="3635" w:type="dxa"/>
+            <w:tcBorders>
+              <w:top w:val="single" w:sz="6" w:space="0" w:color="BFC7D5"/>
+              <w:left w:val="single" w:sz="2" w:space="0" w:color="BFC7D5"/>
+              <w:bottom w:val="single" w:sz="2" w:space="0" w:color="BFC7D5"/>
+              <w:right w:val="single" w:sz="6" w:space="0" w:color="BFC7D5"/>
+            </w:tcBorders>
+            <w:shd w:fill="1F3A5F" w:val="clear"/>
             <w:vAlign w:val="center"/>
           </w:tcPr>
           <w:p>
             <w:pPr>
               <w:pStyle w:val="TableHeading"/>
-              <w:suppressLineNumbers/>
-              <w:shd w:fill="1F3A5F" w:val="clear"/>
-              <w:bidi w:val="0"/>
-              <w:spacing w:before="0" w:after="283"/>
-              <w:jc w:val="center"/>
-              <w:rPr/>
-            </w:pPr>
-            <w:r>
-              <w:rPr/>
+              <w:bidi w:val="0"/>
+              <w:spacing w:before="0" w:after="283"/>
+              <w:jc w:val="left"/>
+              <w:rPr>
+                <w:color w:val="FFFFFF"/>
+              </w:rPr>
+            </w:pPr>
+            <w:r>
+              <w:rPr>
+                <w:color w:val="FFFFFF"/>
+              </w:rPr>
               <w:t>Where the auditor looks</w:t>
             </w:r>
           </w:p>
@@ -4598,8 +5496,12 @@
         <w:trPr/>
         <w:tc>
           <w:tcPr>
-            <w:tcW w:w="1161" w:type="dxa"/>
-            <w:tcBorders/>
+            <w:tcW w:w="1203" w:type="dxa"/>
+            <w:tcBorders>
+              <w:left w:val="single" w:sz="6" w:space="0" w:color="BFC7D5"/>
+              <w:bottom w:val="single" w:sz="2" w:space="0" w:color="BFC7D5"/>
+              <w:right w:val="single" w:sz="6" w:space="0" w:color="BFC7D5"/>
+            </w:tcBorders>
             <w:vAlign w:val="center"/>
           </w:tcPr>
           <w:p>
@@ -4618,8 +5520,12 @@
         </w:tc>
         <w:tc>
           <w:tcPr>
-            <w:tcW w:w="3568" w:type="dxa"/>
-            <w:tcBorders/>
+            <w:tcW w:w="3635" w:type="dxa"/>
+            <w:tcBorders>
+              <w:left w:val="single" w:sz="2" w:space="0" w:color="BFC7D5"/>
+              <w:bottom w:val="single" w:sz="2" w:space="0" w:color="BFC7D5"/>
+              <w:right w:val="single" w:sz="6" w:space="0" w:color="BFC7D5"/>
+            </w:tcBorders>
             <w:vAlign w:val="center"/>
           </w:tcPr>
           <w:p>
@@ -4657,8 +5563,12 @@
         <w:trPr/>
         <w:tc>
           <w:tcPr>
-            <w:tcW w:w="1161" w:type="dxa"/>
-            <w:tcBorders/>
+            <w:tcW w:w="1203" w:type="dxa"/>
+            <w:tcBorders>
+              <w:left w:val="single" w:sz="6" w:space="0" w:color="BFC7D5"/>
+              <w:bottom w:val="single" w:sz="2" w:space="0" w:color="BFC7D5"/>
+              <w:right w:val="single" w:sz="6" w:space="0" w:color="BFC7D5"/>
+            </w:tcBorders>
             <w:vAlign w:val="center"/>
           </w:tcPr>
           <w:p>
@@ -4677,8 +5587,12 @@
         </w:tc>
         <w:tc>
           <w:tcPr>
-            <w:tcW w:w="3568" w:type="dxa"/>
-            <w:tcBorders/>
+            <w:tcW w:w="3635" w:type="dxa"/>
+            <w:tcBorders>
+              <w:left w:val="single" w:sz="2" w:space="0" w:color="BFC7D5"/>
+              <w:bottom w:val="single" w:sz="2" w:space="0" w:color="BFC7D5"/>
+              <w:right w:val="single" w:sz="6" w:space="0" w:color="BFC7D5"/>
+            </w:tcBorders>
             <w:vAlign w:val="center"/>
           </w:tcPr>
           <w:p>
@@ -4732,8 +5646,12 @@
         <w:trPr/>
         <w:tc>
           <w:tcPr>
-            <w:tcW w:w="1161" w:type="dxa"/>
-            <w:tcBorders/>
+            <w:tcW w:w="1203" w:type="dxa"/>
+            <w:tcBorders>
+              <w:left w:val="single" w:sz="6" w:space="0" w:color="BFC7D5"/>
+              <w:bottom w:val="single" w:sz="2" w:space="0" w:color="BFC7D5"/>
+              <w:right w:val="single" w:sz="6" w:space="0" w:color="BFC7D5"/>
+            </w:tcBorders>
             <w:vAlign w:val="center"/>
           </w:tcPr>
           <w:p>
@@ -4752,8 +5670,12 @@
         </w:tc>
         <w:tc>
           <w:tcPr>
-            <w:tcW w:w="3568" w:type="dxa"/>
-            <w:tcBorders/>
+            <w:tcW w:w="3635" w:type="dxa"/>
+            <w:tcBorders>
+              <w:left w:val="single" w:sz="2" w:space="0" w:color="BFC7D5"/>
+              <w:bottom w:val="single" w:sz="2" w:space="0" w:color="BFC7D5"/>
+              <w:right w:val="single" w:sz="6" w:space="0" w:color="BFC7D5"/>
+            </w:tcBorders>
             <w:vAlign w:val="center"/>
           </w:tcPr>
           <w:p>
@@ -4791,8 +5713,12 @@
         <w:trPr/>
         <w:tc>
           <w:tcPr>
-            <w:tcW w:w="1161" w:type="dxa"/>
-            <w:tcBorders/>
+            <w:tcW w:w="1203" w:type="dxa"/>
+            <w:tcBorders>
+              <w:left w:val="single" w:sz="6" w:space="0" w:color="BFC7D5"/>
+              <w:bottom w:val="single" w:sz="2" w:space="0" w:color="BFC7D5"/>
+              <w:right w:val="single" w:sz="6" w:space="0" w:color="BFC7D5"/>
+            </w:tcBorders>
             <w:vAlign w:val="center"/>
           </w:tcPr>
           <w:p>
@@ -4811,8 +5737,12 @@
         </w:tc>
         <w:tc>
           <w:tcPr>
-            <w:tcW w:w="3568" w:type="dxa"/>
-            <w:tcBorders/>
+            <w:tcW w:w="3635" w:type="dxa"/>
+            <w:tcBorders>
+              <w:left w:val="single" w:sz="2" w:space="0" w:color="BFC7D5"/>
+              <w:bottom w:val="single" w:sz="2" w:space="0" w:color="BFC7D5"/>
+              <w:right w:val="single" w:sz="6" w:space="0" w:color="BFC7D5"/>
+            </w:tcBorders>
             <w:vAlign w:val="center"/>
           </w:tcPr>
           <w:p>
@@ -4856,8 +5786,12 @@
         <w:trPr/>
         <w:tc>
           <w:tcPr>
-            <w:tcW w:w="1161" w:type="dxa"/>
-            <w:tcBorders/>
+            <w:tcW w:w="1203" w:type="dxa"/>
+            <w:tcBorders>
+              <w:left w:val="single" w:sz="6" w:space="0" w:color="BFC7D5"/>
+              <w:bottom w:val="single" w:sz="2" w:space="0" w:color="BFC7D5"/>
+              <w:right w:val="single" w:sz="6" w:space="0" w:color="BFC7D5"/>
+            </w:tcBorders>
             <w:vAlign w:val="center"/>
           </w:tcPr>
           <w:p>
@@ -4876,8 +5810,12 @@
         </w:tc>
         <w:tc>
           <w:tcPr>
-            <w:tcW w:w="3568" w:type="dxa"/>
-            <w:tcBorders/>
+            <w:tcW w:w="3635" w:type="dxa"/>
+            <w:tcBorders>
+              <w:left w:val="single" w:sz="2" w:space="0" w:color="BFC7D5"/>
+              <w:bottom w:val="single" w:sz="2" w:space="0" w:color="BFC7D5"/>
+              <w:right w:val="single" w:sz="6" w:space="0" w:color="BFC7D5"/>
+            </w:tcBorders>
             <w:vAlign w:val="center"/>
           </w:tcPr>
           <w:p>
@@ -4915,8 +5853,12 @@
         <w:trPr/>
         <w:tc>
           <w:tcPr>
-            <w:tcW w:w="1161" w:type="dxa"/>
-            <w:tcBorders/>
+            <w:tcW w:w="1203" w:type="dxa"/>
+            <w:tcBorders>
+              <w:left w:val="single" w:sz="6" w:space="0" w:color="BFC7D5"/>
+              <w:bottom w:val="single" w:sz="6" w:space="0" w:color="BFC7D5"/>
+              <w:right w:val="single" w:sz="6" w:space="0" w:color="BFC7D5"/>
+            </w:tcBorders>
             <w:vAlign w:val="center"/>
           </w:tcPr>
           <w:p>
@@ -4935,8 +5877,12 @@
         </w:tc>
         <w:tc>
           <w:tcPr>
-            <w:tcW w:w="3568" w:type="dxa"/>
-            <w:tcBorders/>
+            <w:tcW w:w="3635" w:type="dxa"/>
+            <w:tcBorders>
+              <w:left w:val="single" w:sz="2" w:space="0" w:color="BFC7D5"/>
+              <w:bottom w:val="single" w:sz="6" w:space="0" w:color="BFC7D5"/>
+              <w:right w:val="single" w:sz="6" w:space="0" w:color="BFC7D5"/>
+            </w:tcBorders>
             <w:vAlign w:val="center"/>
           </w:tcPr>
           <w:p>
@@ -5080,21 +6026,21 @@
     </w:p>
     <w:tbl>
       <w:tblPr>
-        <w:tblW w:w="4729" w:type="dxa"/>
+        <w:tblW w:w="5000" w:type="pct"/>
         <w:jc w:val="left"/>
-        <w:tblInd w:w="0" w:type="dxa"/>
+        <w:tblInd w:w="-7" w:type="dxa"/>
         <w:tblLayout w:type="fixed"/>
         <w:tblCellMar>
-          <w:top w:w="28" w:type="dxa"/>
-          <w:left w:w="28" w:type="dxa"/>
-          <w:bottom w:w="28" w:type="dxa"/>
-          <w:right w:w="28" w:type="dxa"/>
+          <w:top w:w="60" w:type="dxa"/>
+          <w:left w:w="60" w:type="dxa"/>
+          <w:bottom w:w="60" w:type="dxa"/>
+          <w:right w:w="60" w:type="dxa"/>
         </w:tblCellMar>
       </w:tblPr>
       <w:tblGrid>
-        <w:gridCol w:w="1385"/>
-        <w:gridCol w:w="1870"/>
-        <w:gridCol w:w="1474"/>
+        <w:gridCol w:w="1420"/>
+        <w:gridCol w:w="1927"/>
+        <w:gridCol w:w="1491"/>
       </w:tblGrid>
       <w:tr>
         <w:trPr>
@@ -5102,66 +6048,90 @@
         </w:trPr>
         <w:tc>
           <w:tcPr>
-            <w:tcW w:w="1385" w:type="dxa"/>
-            <w:tcBorders/>
+            <w:tcW w:w="1420" w:type="dxa"/>
+            <w:tcBorders>
+              <w:top w:val="single" w:sz="6" w:space="0" w:color="BFC7D5"/>
+              <w:left w:val="single" w:sz="6" w:space="0" w:color="BFC7D5"/>
+              <w:bottom w:val="single" w:sz="2" w:space="0" w:color="BFC7D5"/>
+              <w:right w:val="single" w:sz="6" w:space="0" w:color="BFC7D5"/>
+            </w:tcBorders>
+            <w:shd w:fill="1F3A5F" w:val="clear"/>
             <w:vAlign w:val="center"/>
           </w:tcPr>
           <w:p>
             <w:pPr>
               <w:pStyle w:val="TableHeading"/>
-              <w:suppressLineNumbers/>
-              <w:shd w:fill="1F3A5F" w:val="clear"/>
-              <w:bidi w:val="0"/>
-              <w:spacing w:before="0" w:after="283"/>
-              <w:jc w:val="center"/>
-              <w:rPr/>
-            </w:pPr>
-            <w:r>
-              <w:rPr/>
+              <w:bidi w:val="0"/>
+              <w:spacing w:before="0" w:after="283"/>
+              <w:jc w:val="left"/>
+              <w:rPr>
+                <w:color w:val="FFFFFF"/>
+              </w:rPr>
+            </w:pPr>
+            <w:r>
+              <w:rPr>
+                <w:color w:val="FFFFFF"/>
+              </w:rPr>
               <w:t>Classification</w:t>
             </w:r>
           </w:p>
         </w:tc>
         <w:tc>
           <w:tcPr>
-            <w:tcW w:w="1870" w:type="dxa"/>
-            <w:tcBorders/>
+            <w:tcW w:w="1927" w:type="dxa"/>
+            <w:tcBorders>
+              <w:top w:val="single" w:sz="6" w:space="0" w:color="BFC7D5"/>
+              <w:left w:val="single" w:sz="2" w:space="0" w:color="BFC7D5"/>
+              <w:bottom w:val="single" w:sz="2" w:space="0" w:color="BFC7D5"/>
+              <w:right w:val="single" w:sz="6" w:space="0" w:color="BFC7D5"/>
+            </w:tcBorders>
+            <w:shd w:fill="1F3A5F" w:val="clear"/>
             <w:vAlign w:val="center"/>
           </w:tcPr>
           <w:p>
             <w:pPr>
               <w:pStyle w:val="TableHeading"/>
-              <w:suppressLineNumbers/>
-              <w:shd w:fill="1F3A5F" w:val="clear"/>
-              <w:bidi w:val="0"/>
-              <w:spacing w:before="0" w:after="283"/>
-              <w:jc w:val="center"/>
-              <w:rPr/>
-            </w:pPr>
-            <w:r>
-              <w:rPr/>
+              <w:bidi w:val="0"/>
+              <w:spacing w:before="0" w:after="283"/>
+              <w:jc w:val="left"/>
+              <w:rPr>
+                <w:color w:val="FFFFFF"/>
+              </w:rPr>
+            </w:pPr>
+            <w:r>
+              <w:rPr>
+                <w:color w:val="FFFFFF"/>
+              </w:rPr>
               <w:t>Definition</w:t>
             </w:r>
           </w:p>
         </w:tc>
         <w:tc>
           <w:tcPr>
-            <w:tcW w:w="1474" w:type="dxa"/>
-            <w:tcBorders/>
+            <w:tcW w:w="1491" w:type="dxa"/>
+            <w:tcBorders>
+              <w:top w:val="single" w:sz="6" w:space="0" w:color="BFC7D5"/>
+              <w:left w:val="single" w:sz="2" w:space="0" w:color="BFC7D5"/>
+              <w:bottom w:val="single" w:sz="2" w:space="0" w:color="BFC7D5"/>
+              <w:right w:val="single" w:sz="6" w:space="0" w:color="BFC7D5"/>
+            </w:tcBorders>
+            <w:shd w:fill="1F3A5F" w:val="clear"/>
             <w:vAlign w:val="center"/>
           </w:tcPr>
           <w:p>
             <w:pPr>
               <w:pStyle w:val="TableHeading"/>
-              <w:suppressLineNumbers/>
-              <w:shd w:fill="1F3A5F" w:val="clear"/>
-              <w:bidi w:val="0"/>
-              <w:spacing w:before="0" w:after="283"/>
-              <w:jc w:val="center"/>
-              <w:rPr/>
-            </w:pPr>
-            <w:r>
-              <w:rPr/>
+              <w:bidi w:val="0"/>
+              <w:spacing w:before="0" w:after="283"/>
+              <w:jc w:val="left"/>
+              <w:rPr>
+                <w:color w:val="FFFFFF"/>
+              </w:rPr>
+            </w:pPr>
+            <w:r>
+              <w:rPr>
+                <w:color w:val="FFFFFF"/>
+              </w:rPr>
               <w:t>Required response</w:t>
             </w:r>
           </w:p>
@@ -5171,8 +6141,12 @@
         <w:trPr/>
         <w:tc>
           <w:tcPr>
-            <w:tcW w:w="1385" w:type="dxa"/>
-            <w:tcBorders/>
+            <w:tcW w:w="1420" w:type="dxa"/>
+            <w:tcBorders>
+              <w:left w:val="single" w:sz="6" w:space="0" w:color="BFC7D5"/>
+              <w:bottom w:val="single" w:sz="2" w:space="0" w:color="BFC7D5"/>
+              <w:right w:val="single" w:sz="6" w:space="0" w:color="BFC7D5"/>
+            </w:tcBorders>
             <w:vAlign w:val="center"/>
           </w:tcPr>
           <w:p>
@@ -5193,8 +6167,12 @@
         </w:tc>
         <w:tc>
           <w:tcPr>
-            <w:tcW w:w="1870" w:type="dxa"/>
-            <w:tcBorders/>
+            <w:tcW w:w="1927" w:type="dxa"/>
+            <w:tcBorders>
+              <w:left w:val="single" w:sz="2" w:space="0" w:color="BFC7D5"/>
+              <w:bottom w:val="single" w:sz="2" w:space="0" w:color="BFC7D5"/>
+              <w:right w:val="single" w:sz="6" w:space="0" w:color="BFC7D5"/>
+            </w:tcBorders>
             <w:vAlign w:val="center"/>
           </w:tcPr>
           <w:p>
@@ -5213,8 +6191,12 @@
         </w:tc>
         <w:tc>
           <w:tcPr>
-            <w:tcW w:w="1474" w:type="dxa"/>
-            <w:tcBorders/>
+            <w:tcW w:w="1491" w:type="dxa"/>
+            <w:tcBorders>
+              <w:left w:val="single" w:sz="2" w:space="0" w:color="BFC7D5"/>
+              <w:bottom w:val="single" w:sz="2" w:space="0" w:color="BFC7D5"/>
+              <w:right w:val="single" w:sz="6" w:space="0" w:color="BFC7D5"/>
+            </w:tcBorders>
             <w:vAlign w:val="center"/>
           </w:tcPr>
           <w:p>
@@ -5246,8 +6228,12 @@
         <w:trPr/>
         <w:tc>
           <w:tcPr>
-            <w:tcW w:w="1385" w:type="dxa"/>
-            <w:tcBorders/>
+            <w:tcW w:w="1420" w:type="dxa"/>
+            <w:tcBorders>
+              <w:left w:val="single" w:sz="6" w:space="0" w:color="BFC7D5"/>
+              <w:bottom w:val="single" w:sz="2" w:space="0" w:color="BFC7D5"/>
+              <w:right w:val="single" w:sz="6" w:space="0" w:color="BFC7D5"/>
+            </w:tcBorders>
             <w:vAlign w:val="center"/>
           </w:tcPr>
           <w:p>
@@ -5268,8 +6254,12 @@
         </w:tc>
         <w:tc>
           <w:tcPr>
-            <w:tcW w:w="1870" w:type="dxa"/>
-            <w:tcBorders/>
+            <w:tcW w:w="1927" w:type="dxa"/>
+            <w:tcBorders>
+              <w:left w:val="single" w:sz="2" w:space="0" w:color="BFC7D5"/>
+              <w:bottom w:val="single" w:sz="2" w:space="0" w:color="BFC7D5"/>
+              <w:right w:val="single" w:sz="6" w:space="0" w:color="BFC7D5"/>
+            </w:tcBorders>
             <w:vAlign w:val="center"/>
           </w:tcPr>
           <w:p>
@@ -5288,8 +6278,12 @@
         </w:tc>
         <w:tc>
           <w:tcPr>
-            <w:tcW w:w="1474" w:type="dxa"/>
-            <w:tcBorders/>
+            <w:tcW w:w="1491" w:type="dxa"/>
+            <w:tcBorders>
+              <w:left w:val="single" w:sz="2" w:space="0" w:color="BFC7D5"/>
+              <w:bottom w:val="single" w:sz="2" w:space="0" w:color="BFC7D5"/>
+              <w:right w:val="single" w:sz="6" w:space="0" w:color="BFC7D5"/>
+            </w:tcBorders>
             <w:vAlign w:val="center"/>
           </w:tcPr>
           <w:p>
@@ -5321,8 +6315,12 @@
         <w:trPr/>
         <w:tc>
           <w:tcPr>
-            <w:tcW w:w="1385" w:type="dxa"/>
-            <w:tcBorders/>
+            <w:tcW w:w="1420" w:type="dxa"/>
+            <w:tcBorders>
+              <w:left w:val="single" w:sz="6" w:space="0" w:color="BFC7D5"/>
+              <w:bottom w:val="single" w:sz="2" w:space="0" w:color="BFC7D5"/>
+              <w:right w:val="single" w:sz="6" w:space="0" w:color="BFC7D5"/>
+            </w:tcBorders>
             <w:vAlign w:val="center"/>
           </w:tcPr>
           <w:p>
@@ -5343,8 +6341,12 @@
         </w:tc>
         <w:tc>
           <w:tcPr>
-            <w:tcW w:w="1870" w:type="dxa"/>
-            <w:tcBorders/>
+            <w:tcW w:w="1927" w:type="dxa"/>
+            <w:tcBorders>
+              <w:left w:val="single" w:sz="2" w:space="0" w:color="BFC7D5"/>
+              <w:bottom w:val="single" w:sz="2" w:space="0" w:color="BFC7D5"/>
+              <w:right w:val="single" w:sz="6" w:space="0" w:color="BFC7D5"/>
+            </w:tcBorders>
             <w:vAlign w:val="center"/>
           </w:tcPr>
           <w:p>
@@ -5363,8 +6365,12 @@
         </w:tc>
         <w:tc>
           <w:tcPr>
-            <w:tcW w:w="1474" w:type="dxa"/>
-            <w:tcBorders/>
+            <w:tcW w:w="1491" w:type="dxa"/>
+            <w:tcBorders>
+              <w:left w:val="single" w:sz="2" w:space="0" w:color="BFC7D5"/>
+              <w:bottom w:val="single" w:sz="2" w:space="0" w:color="BFC7D5"/>
+              <w:right w:val="single" w:sz="6" w:space="0" w:color="BFC7D5"/>
+            </w:tcBorders>
             <w:vAlign w:val="center"/>
           </w:tcPr>
           <w:p>
@@ -5386,8 +6392,12 @@
         <w:trPr/>
         <w:tc>
           <w:tcPr>
-            <w:tcW w:w="1385" w:type="dxa"/>
-            <w:tcBorders/>
+            <w:tcW w:w="1420" w:type="dxa"/>
+            <w:tcBorders>
+              <w:left w:val="single" w:sz="6" w:space="0" w:color="BFC7D5"/>
+              <w:bottom w:val="single" w:sz="6" w:space="0" w:color="BFC7D5"/>
+              <w:right w:val="single" w:sz="6" w:space="0" w:color="BFC7D5"/>
+            </w:tcBorders>
             <w:vAlign w:val="center"/>
           </w:tcPr>
           <w:p>
@@ -5408,8 +6418,12 @@
         </w:tc>
         <w:tc>
           <w:tcPr>
-            <w:tcW w:w="1870" w:type="dxa"/>
-            <w:tcBorders/>
+            <w:tcW w:w="1927" w:type="dxa"/>
+            <w:tcBorders>
+              <w:left w:val="single" w:sz="2" w:space="0" w:color="BFC7D5"/>
+              <w:bottom w:val="single" w:sz="6" w:space="0" w:color="BFC7D5"/>
+              <w:right w:val="single" w:sz="6" w:space="0" w:color="BFC7D5"/>
+            </w:tcBorders>
             <w:vAlign w:val="center"/>
           </w:tcPr>
           <w:p>
@@ -5428,8 +6442,12 @@
         </w:tc>
         <w:tc>
           <w:tcPr>
-            <w:tcW w:w="1474" w:type="dxa"/>
-            <w:tcBorders/>
+            <w:tcW w:w="1491" w:type="dxa"/>
+            <w:tcBorders>
+              <w:left w:val="single" w:sz="2" w:space="0" w:color="BFC7D5"/>
+              <w:bottom w:val="single" w:sz="6" w:space="0" w:color="BFC7D5"/>
+              <w:right w:val="single" w:sz="6" w:space="0" w:color="BFC7D5"/>
+            </w:tcBorders>
             <w:vAlign w:val="center"/>
           </w:tcPr>
           <w:p>
@@ -5497,17 +6515,7 @@
       </w:r>
       <w:r>
         <w:rPr/>
-        <w:t xml:space="preserve"> between them. "Poor configuration management" is not a finding. "Clause 8.5.1: the release </w:t>
-      </w:r>
-      <w:r>
-        <w:rPr>
-          <w:rStyle w:val="SourceText"/>
-        </w:rPr>
-        <w:t>__________</w:t>
-      </w:r>
-      <w:r>
-        <w:rPr/>
-        <w:t xml:space="preserve"> was deployed with no record of the source revision; </w:t>
+        <w:t xml:space="preserve"> between them. "Poor configuration management" is not a finding. "Clause 8.5.1: the release sampled was deployed with no record of the source revision; </w:t>
       </w:r>
       <w:r>
         <w:rPr>
@@ -5775,21 +6783,21 @@
     </w:p>
     <w:tbl>
       <w:tblPr>
-        <w:tblW w:w="4729" w:type="dxa"/>
+        <w:tblW w:w="5000" w:type="pct"/>
         <w:jc w:val="left"/>
-        <w:tblInd w:w="0" w:type="dxa"/>
+        <w:tblInd w:w="-7" w:type="dxa"/>
         <w:tblLayout w:type="fixed"/>
         <w:tblCellMar>
-          <w:top w:w="28" w:type="dxa"/>
-          <w:left w:w="28" w:type="dxa"/>
-          <w:bottom w:w="28" w:type="dxa"/>
-          <w:right w:w="28" w:type="dxa"/>
+          <w:top w:w="60" w:type="dxa"/>
+          <w:left w:w="60" w:type="dxa"/>
+          <w:bottom w:w="60" w:type="dxa"/>
+          <w:right w:w="60" w:type="dxa"/>
         </w:tblCellMar>
       </w:tblPr>
       <w:tblGrid>
-        <w:gridCol w:w="1563"/>
-        <w:gridCol w:w="1948"/>
-        <w:gridCol w:w="1218"/>
+        <w:gridCol w:w="1605"/>
+        <w:gridCol w:w="2004"/>
+        <w:gridCol w:w="1229"/>
       </w:tblGrid>
       <w:tr>
         <w:trPr>
@@ -5797,66 +6805,90 @@
         </w:trPr>
         <w:tc>
           <w:tcPr>
-            <w:tcW w:w="1563" w:type="dxa"/>
-            <w:tcBorders/>
+            <w:tcW w:w="1605" w:type="dxa"/>
+            <w:tcBorders>
+              <w:top w:val="single" w:sz="6" w:space="0" w:color="BFC7D5"/>
+              <w:left w:val="single" w:sz="6" w:space="0" w:color="BFC7D5"/>
+              <w:bottom w:val="single" w:sz="2" w:space="0" w:color="BFC7D5"/>
+              <w:right w:val="single" w:sz="6" w:space="0" w:color="BFC7D5"/>
+            </w:tcBorders>
+            <w:shd w:fill="1F3A5F" w:val="clear"/>
             <w:vAlign w:val="center"/>
           </w:tcPr>
           <w:p>
             <w:pPr>
               <w:pStyle w:val="TableHeading"/>
-              <w:suppressLineNumbers/>
-              <w:shd w:fill="1F3A5F" w:val="clear"/>
-              <w:bidi w:val="0"/>
-              <w:spacing w:before="0" w:after="283"/>
-              <w:jc w:val="center"/>
-              <w:rPr/>
-            </w:pPr>
-            <w:r>
-              <w:rPr/>
+              <w:bidi w:val="0"/>
+              <w:spacing w:before="0" w:after="283"/>
+              <w:jc w:val="left"/>
+              <w:rPr>
+                <w:color w:val="FFFFFF"/>
+              </w:rPr>
+            </w:pPr>
+            <w:r>
+              <w:rPr>
+                <w:color w:val="FFFFFF"/>
+              </w:rPr>
               <w:t>Record</w:t>
             </w:r>
           </w:p>
         </w:tc>
         <w:tc>
           <w:tcPr>
-            <w:tcW w:w="1948" w:type="dxa"/>
-            <w:tcBorders/>
+            <w:tcW w:w="2004" w:type="dxa"/>
+            <w:tcBorders>
+              <w:top w:val="single" w:sz="6" w:space="0" w:color="BFC7D5"/>
+              <w:left w:val="single" w:sz="2" w:space="0" w:color="BFC7D5"/>
+              <w:bottom w:val="single" w:sz="2" w:space="0" w:color="BFC7D5"/>
+              <w:right w:val="single" w:sz="6" w:space="0" w:color="BFC7D5"/>
+            </w:tcBorders>
+            <w:shd w:fill="1F3A5F" w:val="clear"/>
             <w:vAlign w:val="center"/>
           </w:tcPr>
           <w:p>
             <w:pPr>
               <w:pStyle w:val="TableHeading"/>
-              <w:suppressLineNumbers/>
-              <w:shd w:fill="1F3A5F" w:val="clear"/>
-              <w:bidi w:val="0"/>
-              <w:spacing w:before="0" w:after="283"/>
-              <w:jc w:val="center"/>
-              <w:rPr/>
-            </w:pPr>
-            <w:r>
-              <w:rPr/>
+              <w:bidi w:val="0"/>
+              <w:spacing w:before="0" w:after="283"/>
+              <w:jc w:val="left"/>
+              <w:rPr>
+                <w:color w:val="FFFFFF"/>
+              </w:rPr>
+            </w:pPr>
+            <w:r>
+              <w:rPr>
+                <w:color w:val="FFFFFF"/>
+              </w:rPr>
               <w:t>Location</w:t>
             </w:r>
           </w:p>
         </w:tc>
         <w:tc>
           <w:tcPr>
-            <w:tcW w:w="1218" w:type="dxa"/>
-            <w:tcBorders/>
+            <w:tcW w:w="1229" w:type="dxa"/>
+            <w:tcBorders>
+              <w:top w:val="single" w:sz="6" w:space="0" w:color="BFC7D5"/>
+              <w:left w:val="single" w:sz="2" w:space="0" w:color="BFC7D5"/>
+              <w:bottom w:val="single" w:sz="2" w:space="0" w:color="BFC7D5"/>
+              <w:right w:val="single" w:sz="6" w:space="0" w:color="BFC7D5"/>
+            </w:tcBorders>
+            <w:shd w:fill="1F3A5F" w:val="clear"/>
             <w:vAlign w:val="center"/>
           </w:tcPr>
           <w:p>
             <w:pPr>
               <w:pStyle w:val="TableHeading"/>
-              <w:suppressLineNumbers/>
-              <w:shd w:fill="1F3A5F" w:val="clear"/>
-              <w:bidi w:val="0"/>
-              <w:spacing w:before="0" w:after="283"/>
-              <w:jc w:val="center"/>
-              <w:rPr/>
-            </w:pPr>
-            <w:r>
-              <w:rPr/>
+              <w:bidi w:val="0"/>
+              <w:spacing w:before="0" w:after="283"/>
+              <w:jc w:val="left"/>
+              <w:rPr>
+                <w:color w:val="FFFFFF"/>
+              </w:rPr>
+            </w:pPr>
+            <w:r>
+              <w:rPr>
+                <w:color w:val="FFFFFF"/>
+              </w:rPr>
               <w:t>Retention</w:t>
             </w:r>
           </w:p>
@@ -5866,8 +6898,12 @@
         <w:trPr/>
         <w:tc>
           <w:tcPr>
-            <w:tcW w:w="1563" w:type="dxa"/>
-            <w:tcBorders/>
+            <w:tcW w:w="1605" w:type="dxa"/>
+            <w:tcBorders>
+              <w:left w:val="single" w:sz="6" w:space="0" w:color="BFC7D5"/>
+              <w:bottom w:val="single" w:sz="2" w:space="0" w:color="BFC7D5"/>
+              <w:right w:val="single" w:sz="6" w:space="0" w:color="BFC7D5"/>
+            </w:tcBorders>
             <w:vAlign w:val="center"/>
           </w:tcPr>
           <w:p>
@@ -5886,8 +6922,12 @@
         </w:tc>
         <w:tc>
           <w:tcPr>
-            <w:tcW w:w="1948" w:type="dxa"/>
-            <w:tcBorders/>
+            <w:tcW w:w="2004" w:type="dxa"/>
+            <w:tcBorders>
+              <w:left w:val="single" w:sz="2" w:space="0" w:color="BFC7D5"/>
+              <w:bottom w:val="single" w:sz="2" w:space="0" w:color="BFC7D5"/>
+              <w:right w:val="single" w:sz="6" w:space="0" w:color="BFC7D5"/>
+            </w:tcBorders>
             <w:vAlign w:val="center"/>
           </w:tcPr>
           <w:p>
@@ -5906,8 +6946,12 @@
         </w:tc>
         <w:tc>
           <w:tcPr>
-            <w:tcW w:w="1218" w:type="dxa"/>
-            <w:tcBorders/>
+            <w:tcW w:w="1229" w:type="dxa"/>
+            <w:tcBorders>
+              <w:left w:val="single" w:sz="2" w:space="0" w:color="BFC7D5"/>
+              <w:bottom w:val="single" w:sz="2" w:space="0" w:color="BFC7D5"/>
+              <w:right w:val="single" w:sz="6" w:space="0" w:color="BFC7D5"/>
+            </w:tcBorders>
             <w:vAlign w:val="center"/>
           </w:tcPr>
           <w:p>
@@ -5939,8 +6983,12 @@
         <w:trPr/>
         <w:tc>
           <w:tcPr>
-            <w:tcW w:w="1563" w:type="dxa"/>
-            <w:tcBorders/>
+            <w:tcW w:w="1605" w:type="dxa"/>
+            <w:tcBorders>
+              <w:left w:val="single" w:sz="6" w:space="0" w:color="BFC7D5"/>
+              <w:bottom w:val="single" w:sz="2" w:space="0" w:color="BFC7D5"/>
+              <w:right w:val="single" w:sz="6" w:space="0" w:color="BFC7D5"/>
+            </w:tcBorders>
             <w:vAlign w:val="center"/>
           </w:tcPr>
           <w:p>
@@ -5959,8 +7007,12 @@
         </w:tc>
         <w:tc>
           <w:tcPr>
-            <w:tcW w:w="1948" w:type="dxa"/>
-            <w:tcBorders/>
+            <w:tcW w:w="2004" w:type="dxa"/>
+            <w:tcBorders>
+              <w:left w:val="single" w:sz="2" w:space="0" w:color="BFC7D5"/>
+              <w:bottom w:val="single" w:sz="2" w:space="0" w:color="BFC7D5"/>
+              <w:right w:val="single" w:sz="6" w:space="0" w:color="BFC7D5"/>
+            </w:tcBorders>
             <w:vAlign w:val="center"/>
           </w:tcPr>
           <w:p>
@@ -5985,8 +7037,12 @@
         </w:tc>
         <w:tc>
           <w:tcPr>
-            <w:tcW w:w="1218" w:type="dxa"/>
-            <w:tcBorders/>
+            <w:tcW w:w="1229" w:type="dxa"/>
+            <w:tcBorders>
+              <w:left w:val="single" w:sz="2" w:space="0" w:color="BFC7D5"/>
+              <w:bottom w:val="single" w:sz="2" w:space="0" w:color="BFC7D5"/>
+              <w:right w:val="single" w:sz="6" w:space="0" w:color="BFC7D5"/>
+            </w:tcBorders>
             <w:vAlign w:val="center"/>
           </w:tcPr>
           <w:p>
@@ -6018,8 +7074,12 @@
         <w:trPr/>
         <w:tc>
           <w:tcPr>
-            <w:tcW w:w="1563" w:type="dxa"/>
-            <w:tcBorders/>
+            <w:tcW w:w="1605" w:type="dxa"/>
+            <w:tcBorders>
+              <w:left w:val="single" w:sz="6" w:space="0" w:color="BFC7D5"/>
+              <w:bottom w:val="single" w:sz="2" w:space="0" w:color="BFC7D5"/>
+              <w:right w:val="single" w:sz="6" w:space="0" w:color="BFC7D5"/>
+            </w:tcBorders>
             <w:vAlign w:val="center"/>
           </w:tcPr>
           <w:p>
@@ -6038,8 +7098,12 @@
         </w:tc>
         <w:tc>
           <w:tcPr>
-            <w:tcW w:w="1948" w:type="dxa"/>
-            <w:tcBorders/>
+            <w:tcW w:w="2004" w:type="dxa"/>
+            <w:tcBorders>
+              <w:left w:val="single" w:sz="2" w:space="0" w:color="BFC7D5"/>
+              <w:bottom w:val="single" w:sz="2" w:space="0" w:color="BFC7D5"/>
+              <w:right w:val="single" w:sz="6" w:space="0" w:color="BFC7D5"/>
+            </w:tcBorders>
             <w:vAlign w:val="center"/>
           </w:tcPr>
           <w:p>
@@ -6074,8 +7138,12 @@
         </w:tc>
         <w:tc>
           <w:tcPr>
-            <w:tcW w:w="1218" w:type="dxa"/>
-            <w:tcBorders/>
+            <w:tcW w:w="1229" w:type="dxa"/>
+            <w:tcBorders>
+              <w:left w:val="single" w:sz="2" w:space="0" w:color="BFC7D5"/>
+              <w:bottom w:val="single" w:sz="2" w:space="0" w:color="BFC7D5"/>
+              <w:right w:val="single" w:sz="6" w:space="0" w:color="BFC7D5"/>
+            </w:tcBorders>
             <w:vAlign w:val="center"/>
           </w:tcPr>
           <w:p>
@@ -6107,8 +7175,12 @@
         <w:trPr/>
         <w:tc>
           <w:tcPr>
-            <w:tcW w:w="1563" w:type="dxa"/>
-            <w:tcBorders/>
+            <w:tcW w:w="1605" w:type="dxa"/>
+            <w:tcBorders>
+              <w:left w:val="single" w:sz="6" w:space="0" w:color="BFC7D5"/>
+              <w:bottom w:val="single" w:sz="2" w:space="0" w:color="BFC7D5"/>
+              <w:right w:val="single" w:sz="6" w:space="0" w:color="BFC7D5"/>
+            </w:tcBorders>
             <w:vAlign w:val="center"/>
           </w:tcPr>
           <w:p>
@@ -6127,8 +7199,12 @@
         </w:tc>
         <w:tc>
           <w:tcPr>
-            <w:tcW w:w="1948" w:type="dxa"/>
-            <w:tcBorders/>
+            <w:tcW w:w="2004" w:type="dxa"/>
+            <w:tcBorders>
+              <w:left w:val="single" w:sz="2" w:space="0" w:color="BFC7D5"/>
+              <w:bottom w:val="single" w:sz="2" w:space="0" w:color="BFC7D5"/>
+              <w:right w:val="single" w:sz="6" w:space="0" w:color="BFC7D5"/>
+            </w:tcBorders>
             <w:vAlign w:val="center"/>
           </w:tcPr>
           <w:p>
@@ -6163,8 +7239,12 @@
         </w:tc>
         <w:tc>
           <w:tcPr>
-            <w:tcW w:w="1218" w:type="dxa"/>
-            <w:tcBorders/>
+            <w:tcW w:w="1229" w:type="dxa"/>
+            <w:tcBorders>
+              <w:left w:val="single" w:sz="2" w:space="0" w:color="BFC7D5"/>
+              <w:bottom w:val="single" w:sz="2" w:space="0" w:color="BFC7D5"/>
+              <w:right w:val="single" w:sz="6" w:space="0" w:color="BFC7D5"/>
+            </w:tcBorders>
             <w:vAlign w:val="center"/>
           </w:tcPr>
           <w:p>
@@ -6196,8 +7276,12 @@
         <w:trPr/>
         <w:tc>
           <w:tcPr>
-            <w:tcW w:w="1563" w:type="dxa"/>
-            <w:tcBorders/>
+            <w:tcW w:w="1605" w:type="dxa"/>
+            <w:tcBorders>
+              <w:left w:val="single" w:sz="6" w:space="0" w:color="BFC7D5"/>
+              <w:bottom w:val="single" w:sz="2" w:space="0" w:color="BFC7D5"/>
+              <w:right w:val="single" w:sz="6" w:space="0" w:color="BFC7D5"/>
+            </w:tcBorders>
             <w:vAlign w:val="center"/>
           </w:tcPr>
           <w:p>
@@ -6216,8 +7300,12 @@
         </w:tc>
         <w:tc>
           <w:tcPr>
-            <w:tcW w:w="1948" w:type="dxa"/>
-            <w:tcBorders/>
+            <w:tcW w:w="2004" w:type="dxa"/>
+            <w:tcBorders>
+              <w:left w:val="single" w:sz="2" w:space="0" w:color="BFC7D5"/>
+              <w:bottom w:val="single" w:sz="2" w:space="0" w:color="BFC7D5"/>
+              <w:right w:val="single" w:sz="6" w:space="0" w:color="BFC7D5"/>
+            </w:tcBorders>
             <w:vAlign w:val="center"/>
           </w:tcPr>
           <w:p>
@@ -6242,8 +7330,12 @@
         </w:tc>
         <w:tc>
           <w:tcPr>
-            <w:tcW w:w="1218" w:type="dxa"/>
-            <w:tcBorders/>
+            <w:tcW w:w="1229" w:type="dxa"/>
+            <w:tcBorders>
+              <w:left w:val="single" w:sz="2" w:space="0" w:color="BFC7D5"/>
+              <w:bottom w:val="single" w:sz="2" w:space="0" w:color="BFC7D5"/>
+              <w:right w:val="single" w:sz="6" w:space="0" w:color="BFC7D5"/>
+            </w:tcBorders>
             <w:vAlign w:val="center"/>
           </w:tcPr>
           <w:p>
@@ -6265,8 +7357,12 @@
         <w:trPr/>
         <w:tc>
           <w:tcPr>
-            <w:tcW w:w="1563" w:type="dxa"/>
-            <w:tcBorders/>
+            <w:tcW w:w="1605" w:type="dxa"/>
+            <w:tcBorders>
+              <w:left w:val="single" w:sz="6" w:space="0" w:color="BFC7D5"/>
+              <w:bottom w:val="single" w:sz="6" w:space="0" w:color="BFC7D5"/>
+              <w:right w:val="single" w:sz="6" w:space="0" w:color="BFC7D5"/>
+            </w:tcBorders>
             <w:vAlign w:val="center"/>
           </w:tcPr>
           <w:p>
@@ -6285,8 +7381,12 @@
         </w:tc>
         <w:tc>
           <w:tcPr>
-            <w:tcW w:w="1948" w:type="dxa"/>
-            <w:tcBorders/>
+            <w:tcW w:w="2004" w:type="dxa"/>
+            <w:tcBorders>
+              <w:left w:val="single" w:sz="2" w:space="0" w:color="BFC7D5"/>
+              <w:bottom w:val="single" w:sz="6" w:space="0" w:color="BFC7D5"/>
+              <w:right w:val="single" w:sz="6" w:space="0" w:color="BFC7D5"/>
+            </w:tcBorders>
             <w:vAlign w:val="center"/>
           </w:tcPr>
           <w:p>
@@ -6315,8 +7415,12 @@
         </w:tc>
         <w:tc>
           <w:tcPr>
-            <w:tcW w:w="1218" w:type="dxa"/>
-            <w:tcBorders/>
+            <w:tcW w:w="1229" w:type="dxa"/>
+            <w:tcBorders>
+              <w:left w:val="single" w:sz="2" w:space="0" w:color="BFC7D5"/>
+              <w:bottom w:val="single" w:sz="6" w:space="0" w:color="BFC7D5"/>
+              <w:right w:val="single" w:sz="6" w:space="0" w:color="BFC7D5"/>
+            </w:tcBorders>
             <w:vAlign w:val="center"/>
           </w:tcPr>
           <w:p>
@@ -6415,21 +7519,21 @@
     </w:p>
     <w:tbl>
       <w:tblPr>
-        <w:tblW w:w="4729" w:type="dxa"/>
+        <w:tblW w:w="5000" w:type="pct"/>
         <w:jc w:val="left"/>
-        <w:tblInd w:w="0" w:type="dxa"/>
+        <w:tblInd w:w="-7" w:type="dxa"/>
         <w:tblLayout w:type="fixed"/>
         <w:tblCellMar>
-          <w:top w:w="28" w:type="dxa"/>
-          <w:left w:w="28" w:type="dxa"/>
-          <w:bottom w:w="28" w:type="dxa"/>
-          <w:right w:w="28" w:type="dxa"/>
+          <w:top w:w="60" w:type="dxa"/>
+          <w:left w:w="60" w:type="dxa"/>
+          <w:bottom w:w="60" w:type="dxa"/>
+          <w:right w:w="60" w:type="dxa"/>
         </w:tblCellMar>
       </w:tblPr>
       <w:tblGrid>
-        <w:gridCol w:w="1427"/>
         <w:gridCol w:w="1469"/>
-        <w:gridCol w:w="1833"/>
+        <w:gridCol w:w="1515"/>
+        <w:gridCol w:w="1854"/>
       </w:tblGrid>
       <w:tr>
         <w:trPr>
@@ -6437,66 +7541,90 @@
         </w:trPr>
         <w:tc>
           <w:tcPr>
-            <w:tcW w:w="1427" w:type="dxa"/>
-            <w:tcBorders/>
+            <w:tcW w:w="1469" w:type="dxa"/>
+            <w:tcBorders>
+              <w:top w:val="single" w:sz="6" w:space="0" w:color="BFC7D5"/>
+              <w:left w:val="single" w:sz="6" w:space="0" w:color="BFC7D5"/>
+              <w:bottom w:val="single" w:sz="2" w:space="0" w:color="BFC7D5"/>
+              <w:right w:val="single" w:sz="6" w:space="0" w:color="BFC7D5"/>
+            </w:tcBorders>
+            <w:shd w:fill="1F3A5F" w:val="clear"/>
             <w:vAlign w:val="center"/>
           </w:tcPr>
           <w:p>
             <w:pPr>
               <w:pStyle w:val="TableHeading"/>
-              <w:suppressLineNumbers/>
-              <w:shd w:fill="1F3A5F" w:val="clear"/>
-              <w:bidi w:val="0"/>
-              <w:spacing w:before="0" w:after="283"/>
-              <w:jc w:val="center"/>
-              <w:rPr/>
-            </w:pPr>
-            <w:r>
-              <w:rPr/>
+              <w:bidi w:val="0"/>
+              <w:spacing w:before="0" w:after="283"/>
+              <w:jc w:val="left"/>
+              <w:rPr>
+                <w:color w:val="FFFFFF"/>
+              </w:rPr>
+            </w:pPr>
+            <w:r>
+              <w:rPr>
+                <w:color w:val="FFFFFF"/>
+              </w:rPr>
               <w:t>Gap</w:t>
             </w:r>
           </w:p>
         </w:tc>
         <w:tc>
           <w:tcPr>
-            <w:tcW w:w="1469" w:type="dxa"/>
-            <w:tcBorders/>
+            <w:tcW w:w="1515" w:type="dxa"/>
+            <w:tcBorders>
+              <w:top w:val="single" w:sz="6" w:space="0" w:color="BFC7D5"/>
+              <w:left w:val="single" w:sz="2" w:space="0" w:color="BFC7D5"/>
+              <w:bottom w:val="single" w:sz="2" w:space="0" w:color="BFC7D5"/>
+              <w:right w:val="single" w:sz="6" w:space="0" w:color="BFC7D5"/>
+            </w:tcBorders>
+            <w:shd w:fill="1F3A5F" w:val="clear"/>
             <w:vAlign w:val="center"/>
           </w:tcPr>
           <w:p>
             <w:pPr>
               <w:pStyle w:val="TableHeading"/>
-              <w:suppressLineNumbers/>
-              <w:shd w:fill="1F3A5F" w:val="clear"/>
-              <w:bidi w:val="0"/>
-              <w:spacing w:before="0" w:after="283"/>
-              <w:jc w:val="center"/>
-              <w:rPr/>
-            </w:pPr>
-            <w:r>
-              <w:rPr/>
+              <w:bidi w:val="0"/>
+              <w:spacing w:before="0" w:after="283"/>
+              <w:jc w:val="left"/>
+              <w:rPr>
+                <w:color w:val="FFFFFF"/>
+              </w:rPr>
+            </w:pPr>
+            <w:r>
+              <w:rPr>
+                <w:color w:val="FFFFFF"/>
+              </w:rPr>
               <w:t>Current state</w:t>
             </w:r>
           </w:p>
         </w:tc>
         <w:tc>
           <w:tcPr>
-            <w:tcW w:w="1833" w:type="dxa"/>
-            <w:tcBorders/>
+            <w:tcW w:w="1854" w:type="dxa"/>
+            <w:tcBorders>
+              <w:top w:val="single" w:sz="6" w:space="0" w:color="BFC7D5"/>
+              <w:left w:val="single" w:sz="2" w:space="0" w:color="BFC7D5"/>
+              <w:bottom w:val="single" w:sz="2" w:space="0" w:color="BFC7D5"/>
+              <w:right w:val="single" w:sz="6" w:space="0" w:color="BFC7D5"/>
+            </w:tcBorders>
+            <w:shd w:fill="1F3A5F" w:val="clear"/>
             <w:vAlign w:val="center"/>
           </w:tcPr>
           <w:p>
             <w:pPr>
               <w:pStyle w:val="TableHeading"/>
-              <w:suppressLineNumbers/>
-              <w:shd w:fill="1F3A5F" w:val="clear"/>
-              <w:bidi w:val="0"/>
-              <w:spacing w:before="0" w:after="283"/>
-              <w:jc w:val="center"/>
-              <w:rPr/>
-            </w:pPr>
-            <w:r>
-              <w:rPr/>
+              <w:bidi w:val="0"/>
+              <w:spacing w:before="0" w:after="283"/>
+              <w:jc w:val="left"/>
+              <w:rPr>
+                <w:color w:val="FFFFFF"/>
+              </w:rPr>
+            </w:pPr>
+            <w:r>
+              <w:rPr>
+                <w:color w:val="FFFFFF"/>
+              </w:rPr>
               <w:t>Consequence</w:t>
             </w:r>
           </w:p>
@@ -6506,8 +7634,12 @@
         <w:trPr/>
         <w:tc>
           <w:tcPr>
-            <w:tcW w:w="1427" w:type="dxa"/>
-            <w:tcBorders/>
+            <w:tcW w:w="1469" w:type="dxa"/>
+            <w:tcBorders>
+              <w:left w:val="single" w:sz="6" w:space="0" w:color="BFC7D5"/>
+              <w:bottom w:val="single" w:sz="2" w:space="0" w:color="BFC7D5"/>
+              <w:right w:val="single" w:sz="6" w:space="0" w:color="BFC7D5"/>
+            </w:tcBorders>
             <w:vAlign w:val="center"/>
           </w:tcPr>
           <w:p>
@@ -6526,8 +7658,12 @@
         </w:tc>
         <w:tc>
           <w:tcPr>
-            <w:tcW w:w="1469" w:type="dxa"/>
-            <w:tcBorders/>
+            <w:tcW w:w="1515" w:type="dxa"/>
+            <w:tcBorders>
+              <w:left w:val="single" w:sz="2" w:space="0" w:color="BFC7D5"/>
+              <w:bottom w:val="single" w:sz="2" w:space="0" w:color="BFC7D5"/>
+              <w:right w:val="single" w:sz="6" w:space="0" w:color="BFC7D5"/>
+            </w:tcBorders>
             <w:vAlign w:val="center"/>
           </w:tcPr>
           <w:p>
@@ -6546,8 +7682,12 @@
         </w:tc>
         <w:tc>
           <w:tcPr>
-            <w:tcW w:w="1833" w:type="dxa"/>
-            <w:tcBorders/>
+            <w:tcW w:w="1854" w:type="dxa"/>
+            <w:tcBorders>
+              <w:left w:val="single" w:sz="2" w:space="0" w:color="BFC7D5"/>
+              <w:bottom w:val="single" w:sz="2" w:space="0" w:color="BFC7D5"/>
+              <w:right w:val="single" w:sz="6" w:space="0" w:color="BFC7D5"/>
+            </w:tcBorders>
             <w:vAlign w:val="center"/>
           </w:tcPr>
           <w:p>
@@ -6569,8 +7709,12 @@
         <w:trPr/>
         <w:tc>
           <w:tcPr>
-            <w:tcW w:w="1427" w:type="dxa"/>
-            <w:tcBorders/>
+            <w:tcW w:w="1469" w:type="dxa"/>
+            <w:tcBorders>
+              <w:left w:val="single" w:sz="6" w:space="0" w:color="BFC7D5"/>
+              <w:bottom w:val="single" w:sz="2" w:space="0" w:color="BFC7D5"/>
+              <w:right w:val="single" w:sz="6" w:space="0" w:color="BFC7D5"/>
+            </w:tcBorders>
             <w:vAlign w:val="center"/>
           </w:tcPr>
           <w:p>
@@ -6589,8 +7733,12 @@
         </w:tc>
         <w:tc>
           <w:tcPr>
-            <w:tcW w:w="1469" w:type="dxa"/>
-            <w:tcBorders/>
+            <w:tcW w:w="1515" w:type="dxa"/>
+            <w:tcBorders>
+              <w:left w:val="single" w:sz="2" w:space="0" w:color="BFC7D5"/>
+              <w:bottom w:val="single" w:sz="2" w:space="0" w:color="BFC7D5"/>
+              <w:right w:val="single" w:sz="6" w:space="0" w:color="BFC7D5"/>
+            </w:tcBorders>
             <w:vAlign w:val="center"/>
           </w:tcPr>
           <w:p>
@@ -6619,8 +7767,12 @@
         </w:tc>
         <w:tc>
           <w:tcPr>
-            <w:tcW w:w="1833" w:type="dxa"/>
-            <w:tcBorders/>
+            <w:tcW w:w="1854" w:type="dxa"/>
+            <w:tcBorders>
+              <w:left w:val="single" w:sz="2" w:space="0" w:color="BFC7D5"/>
+              <w:bottom w:val="single" w:sz="2" w:space="0" w:color="BFC7D5"/>
+              <w:right w:val="single" w:sz="6" w:space="0" w:color="BFC7D5"/>
+            </w:tcBorders>
             <w:vAlign w:val="center"/>
           </w:tcPr>
           <w:p>
@@ -6642,8 +7794,12 @@
         <w:trPr/>
         <w:tc>
           <w:tcPr>
-            <w:tcW w:w="1427" w:type="dxa"/>
-            <w:tcBorders/>
+            <w:tcW w:w="1469" w:type="dxa"/>
+            <w:tcBorders>
+              <w:left w:val="single" w:sz="6" w:space="0" w:color="BFC7D5"/>
+              <w:bottom w:val="single" w:sz="2" w:space="0" w:color="BFC7D5"/>
+              <w:right w:val="single" w:sz="6" w:space="0" w:color="BFC7D5"/>
+            </w:tcBorders>
             <w:vAlign w:val="center"/>
           </w:tcPr>
           <w:p>
@@ -6662,8 +7818,12 @@
         </w:tc>
         <w:tc>
           <w:tcPr>
-            <w:tcW w:w="1469" w:type="dxa"/>
-            <w:tcBorders/>
+            <w:tcW w:w="1515" w:type="dxa"/>
+            <w:tcBorders>
+              <w:left w:val="single" w:sz="2" w:space="0" w:color="BFC7D5"/>
+              <w:bottom w:val="single" w:sz="2" w:space="0" w:color="BFC7D5"/>
+              <w:right w:val="single" w:sz="6" w:space="0" w:color="BFC7D5"/>
+            </w:tcBorders>
             <w:vAlign w:val="center"/>
           </w:tcPr>
           <w:p>
@@ -6682,8 +7842,12 @@
         </w:tc>
         <w:tc>
           <w:tcPr>
-            <w:tcW w:w="1833" w:type="dxa"/>
-            <w:tcBorders/>
+            <w:tcW w:w="1854" w:type="dxa"/>
+            <w:tcBorders>
+              <w:left w:val="single" w:sz="2" w:space="0" w:color="BFC7D5"/>
+              <w:bottom w:val="single" w:sz="2" w:space="0" w:color="BFC7D5"/>
+              <w:right w:val="single" w:sz="6" w:space="0" w:color="BFC7D5"/>
+            </w:tcBorders>
             <w:vAlign w:val="center"/>
           </w:tcPr>
           <w:p>
@@ -6705,8 +7869,12 @@
         <w:trPr/>
         <w:tc>
           <w:tcPr>
-            <w:tcW w:w="1427" w:type="dxa"/>
-            <w:tcBorders/>
+            <w:tcW w:w="1469" w:type="dxa"/>
+            <w:tcBorders>
+              <w:left w:val="single" w:sz="6" w:space="0" w:color="BFC7D5"/>
+              <w:bottom w:val="single" w:sz="2" w:space="0" w:color="BFC7D5"/>
+              <w:right w:val="single" w:sz="6" w:space="0" w:color="BFC7D5"/>
+            </w:tcBorders>
             <w:vAlign w:val="center"/>
           </w:tcPr>
           <w:p>
@@ -6735,8 +7903,12 @@
         </w:tc>
         <w:tc>
           <w:tcPr>
-            <w:tcW w:w="1469" w:type="dxa"/>
-            <w:tcBorders/>
+            <w:tcW w:w="1515" w:type="dxa"/>
+            <w:tcBorders>
+              <w:left w:val="single" w:sz="2" w:space="0" w:color="BFC7D5"/>
+              <w:bottom w:val="single" w:sz="2" w:space="0" w:color="BFC7D5"/>
+              <w:right w:val="single" w:sz="6" w:space="0" w:color="BFC7D5"/>
+            </w:tcBorders>
             <w:vAlign w:val="center"/>
           </w:tcPr>
           <w:p>
@@ -6755,8 +7927,12 @@
         </w:tc>
         <w:tc>
           <w:tcPr>
-            <w:tcW w:w="1833" w:type="dxa"/>
-            <w:tcBorders/>
+            <w:tcW w:w="1854" w:type="dxa"/>
+            <w:tcBorders>
+              <w:left w:val="single" w:sz="2" w:space="0" w:color="BFC7D5"/>
+              <w:bottom w:val="single" w:sz="2" w:space="0" w:color="BFC7D5"/>
+              <w:right w:val="single" w:sz="6" w:space="0" w:color="BFC7D5"/>
+            </w:tcBorders>
             <w:vAlign w:val="center"/>
           </w:tcPr>
           <w:p>
@@ -6778,8 +7954,12 @@
         <w:trPr/>
         <w:tc>
           <w:tcPr>
-            <w:tcW w:w="1427" w:type="dxa"/>
-            <w:tcBorders/>
+            <w:tcW w:w="1469" w:type="dxa"/>
+            <w:tcBorders>
+              <w:left w:val="single" w:sz="6" w:space="0" w:color="BFC7D5"/>
+              <w:bottom w:val="single" w:sz="2" w:space="0" w:color="BFC7D5"/>
+              <w:right w:val="single" w:sz="6" w:space="0" w:color="BFC7D5"/>
+            </w:tcBorders>
             <w:vAlign w:val="center"/>
           </w:tcPr>
           <w:p>
@@ -6798,8 +7978,12 @@
         </w:tc>
         <w:tc>
           <w:tcPr>
-            <w:tcW w:w="1469" w:type="dxa"/>
-            <w:tcBorders/>
+            <w:tcW w:w="1515" w:type="dxa"/>
+            <w:tcBorders>
+              <w:left w:val="single" w:sz="2" w:space="0" w:color="BFC7D5"/>
+              <w:bottom w:val="single" w:sz="2" w:space="0" w:color="BFC7D5"/>
+              <w:right w:val="single" w:sz="6" w:space="0" w:color="BFC7D5"/>
+            </w:tcBorders>
             <w:vAlign w:val="center"/>
           </w:tcPr>
           <w:p>
@@ -6818,8 +8002,12 @@
         </w:tc>
         <w:tc>
           <w:tcPr>
-            <w:tcW w:w="1833" w:type="dxa"/>
-            <w:tcBorders/>
+            <w:tcW w:w="1854" w:type="dxa"/>
+            <w:tcBorders>
+              <w:left w:val="single" w:sz="2" w:space="0" w:color="BFC7D5"/>
+              <w:bottom w:val="single" w:sz="2" w:space="0" w:color="BFC7D5"/>
+              <w:right w:val="single" w:sz="6" w:space="0" w:color="BFC7D5"/>
+            </w:tcBorders>
             <w:vAlign w:val="center"/>
           </w:tcPr>
           <w:p>
@@ -6851,8 +8039,12 @@
         <w:trPr/>
         <w:tc>
           <w:tcPr>
-            <w:tcW w:w="1427" w:type="dxa"/>
-            <w:tcBorders/>
+            <w:tcW w:w="1469" w:type="dxa"/>
+            <w:tcBorders>
+              <w:left w:val="single" w:sz="6" w:space="0" w:color="BFC7D5"/>
+              <w:bottom w:val="single" w:sz="6" w:space="0" w:color="BFC7D5"/>
+              <w:right w:val="single" w:sz="6" w:space="0" w:color="BFC7D5"/>
+            </w:tcBorders>
             <w:vAlign w:val="center"/>
           </w:tcPr>
           <w:p>
@@ -6871,8 +8063,12 @@
         </w:tc>
         <w:tc>
           <w:tcPr>
-            <w:tcW w:w="1469" w:type="dxa"/>
-            <w:tcBorders/>
+            <w:tcW w:w="1515" w:type="dxa"/>
+            <w:tcBorders>
+              <w:left w:val="single" w:sz="2" w:space="0" w:color="BFC7D5"/>
+              <w:bottom w:val="single" w:sz="6" w:space="0" w:color="BFC7D5"/>
+              <w:right w:val="single" w:sz="6" w:space="0" w:color="BFC7D5"/>
+            </w:tcBorders>
             <w:vAlign w:val="center"/>
           </w:tcPr>
           <w:p>
@@ -6907,8 +8103,12 @@
         </w:tc>
         <w:tc>
           <w:tcPr>
-            <w:tcW w:w="1833" w:type="dxa"/>
-            <w:tcBorders/>
+            <w:tcW w:w="1854" w:type="dxa"/>
+            <w:tcBorders>
+              <w:left w:val="single" w:sz="2" w:space="0" w:color="BFC7D5"/>
+              <w:bottom w:val="single" w:sz="6" w:space="0" w:color="BFC7D5"/>
+              <w:right w:val="single" w:sz="6" w:space="0" w:color="BFC7D5"/>
+            </w:tcBorders>
             <w:vAlign w:val="center"/>
           </w:tcPr>
           <w:p>
@@ -7976,6 +9176,16 @@
       <w:szCs w:val="18"/>
     </w:rPr>
   </w:style>
+  <w:style w:type="paragraph" w:styleId="BlockQuotation">
+    <w:name w:val="Block Quotation"/>
+    <w:basedOn w:val="Normal"/>
+    <w:qFormat/>
+    <w:pPr>
+      <w:spacing w:before="0" w:after="283"/>
+      <w:ind w:hanging="0" w:left="567" w:right="567"/>
+    </w:pPr>
+    <w:rPr/>
+  </w:style>
 </w:styles>
 </file>
 
